--- a/WS99000010_Workflow_Changes.docx
+++ b/WS99000010_Workflow_Changes.docx
@@ -15,7 +15,7 @@
           <w:sz w:val="56"/>
           <w:szCs w:val="56"/>
         </w:rPr>
-        <w:t xml:space="preserve">WS99000010 – Workflow Changes</w:t>
+        <w:t xml:space="preserve">WS99000010 – Workflow and Log Changes</w:t>
       </w:r>
     </w:p>
     <w:p>
@@ -51,7 +51,7 @@
           <w:sz w:val="24"/>
           <w:szCs w:val="24"/>
         </w:rPr>
-        <w:t xml:space="preserve">All changes related to the credit workflow, step by step, with the reason for each</w:t>
+        <w:t xml:space="preserve">Last part of REQ1, step by step with the reason for each</w:t>
       </w:r>
     </w:p>
     <w:p>
@@ -77,7 +77,7 @@
           <w:sz w:val="22"/>
           <w:szCs w:val="22"/>
         </w:rPr>
-        <w:t xml:space="preserve">Version 1.0 – not yet tested in SAP</w:t>
+        <w:t xml:space="preserve">Version 2.0 – based on your package of 19.10.2026; not yet tested in SAP</w:t>
       </w:r>
     </w:p>
     <w:p>
@@ -91,7 +91,7 @@
           <w:sz w:val="20"/>
           <w:szCs w:val="20"/>
         </w:rPr>
-        <w:t xml:space="preserve">Unchanged: approval levels, approver mail (HTML), logs, REJECT_STEP, order lock ZSD_WF_SO, event linkages, check FM Z_FM_SD_WF_CHECK_CREDIT. REL_DUPLICATE is removed – the duplicate check is in the start check (A1).</w:t>
+        <w:t xml:space="preserve">Unchanged: approval loop, GET_APPROVERS, RELEASE_SO, CANCEL_SO, order lock ZSD_WF_SO, approver mail (HTML), decision exits, event linkage, check FM.</w:t>
       </w:r>
     </w:p>
     <w:p>
@@ -124,7 +124,7 @@
           <w:sz w:val="22"/>
           <w:szCs w:val="22"/>
         </w:rPr>
-        <w:t xml:space="preserve">1. What stays exactly as today (your existing rules – now also for production orders)</w:t>
+        <w:t xml:space="preserve">1. Why the workflow needs changes</w:t>
       </w:r>
     </w:p>
     <w:p>
@@ -141,7 +141,7 @@
           <w:sz w:val="22"/>
           <w:szCs w:val="22"/>
         </w:rPr>
-        <w:t xml:space="preserve">2. Why the workflow still needs changes</w:t>
+        <w:t xml:space="preserve">2. Start check – ZCL_WF_SD_CREDIT-&gt;IS_START_ALLOWED (change A1)</w:t>
       </w:r>
     </w:p>
     <w:p>
@@ -158,7 +158,58 @@
           <w:sz w:val="22"/>
           <w:szCs w:val="22"/>
         </w:rPr>
-        <w:t xml:space="preserve">3. Changes – step by step</w:t>
+        <w:t xml:space="preserve">3. Kill on change – ZEN_CMEXOD_KILL_WORKFLOW (your version 2.0 + B1 / B2)</w:t>
+      </w:r>
+    </w:p>
+    <w:p>
+      <w:pPr>
+        <w:spacing w:after="30" w:before="140"/>
+        <w:ind w:left="0"/>
+      </w:pPr>
+      <w:r>
+        <w:rPr>
+          <w:rFonts w:ascii="Calibri" w:cs="Calibri" w:eastAsia="Calibri" w:hAnsi="Calibri"/>
+          <w:b/>
+          <w:bCs/>
+          <w:color w:val="1F4E78"/>
+          <w:sz w:val="22"/>
+          <w:szCs w:val="22"/>
+        </w:rPr>
+        <w:t xml:space="preserve">4. Class ZCL_WF_SD_SO_REL_STEP (SE24)</w:t>
+      </w:r>
+    </w:p>
+    <w:p>
+      <w:pPr>
+        <w:spacing w:after="30" w:before="140"/>
+        <w:ind w:left="0"/>
+      </w:pPr>
+      <w:r>
+        <w:rPr>
+          <w:rFonts w:ascii="Calibri" w:cs="Calibri" w:eastAsia="Calibri" w:hAnsi="Calibri"/>
+          <w:b/>
+          <w:bCs/>
+          <w:color w:val="1F4E78"/>
+          <w:sz w:val="22"/>
+          <w:szCs w:val="22"/>
+        </w:rPr>
+        <w:t xml:space="preserve">5. Three standard tasks (PFTC)</w:t>
+      </w:r>
+    </w:p>
+    <w:p>
+      <w:pPr>
+        <w:spacing w:after="30" w:before="140"/>
+        <w:ind w:left="0"/>
+      </w:pPr>
+      <w:r>
+        <w:rPr>
+          <w:rFonts w:ascii="Calibri" w:cs="Calibri" w:eastAsia="Calibri" w:hAnsi="Calibri"/>
+          <w:b/>
+          <w:bCs/>
+          <w:color w:val="1F4E78"/>
+          <w:sz w:val="22"/>
+          <w:szCs w:val="22"/>
+        </w:rPr>
+        <w:t xml:space="preserve">6. Steps in WS99000010 (SWDD – new version)</w:t>
       </w:r>
     </w:p>
     <w:p>
@@ -175,7 +226,7 @@
           <w:sz w:val="20"/>
           <w:szCs w:val="20"/>
         </w:rPr>
-        <w:t xml:space="preserve">3.1 Start check – ZCL_WF_SD_CREDIT-&gt;IS_START_ALLOWED (SE24) – change A1</w:t>
+        <w:t xml:space="preserve">6.1 SO_REL_START – directly after GET_APPROVERS</w:t>
       </w:r>
     </w:p>
     <w:p>
@@ -192,7 +243,7 @@
           <w:sz w:val="20"/>
           <w:szCs w:val="20"/>
         </w:rPr>
-        <w:t xml:space="preserve">3.2 Class ZCL_WF_SD_SO_REL_STEP (SE24)</w:t>
+        <w:t xml:space="preserve">6.2 SO_REL_APPROVED – after APPROVE_STEP (RELEASE_SO)</w:t>
       </w:r>
     </w:p>
     <w:p>
@@ -209,7 +260,7 @@
           <w:sz w:val="20"/>
           <w:szCs w:val="20"/>
         </w:rPr>
-        <w:t xml:space="preserve">3.3 MV45AFZZ – what changes for the workflow</w:t>
+        <w:t xml:space="preserve">6.3 SO_REL_REJECTED – before REJECT_STEP (CANCEL_SO)</w:t>
       </w:r>
     </w:p>
     <w:p>
@@ -226,92 +277,7 @@
           <w:sz w:val="20"/>
           <w:szCs w:val="20"/>
         </w:rPr>
-        <w:t xml:space="preserve">3.4 Three standard tasks (PFTC)</w:t>
-      </w:r>
-    </w:p>
-    <w:p>
-      <w:pPr>
-        <w:spacing w:after="30" w:before="0"/>
-        <w:ind w:left="480"/>
-      </w:pPr>
-      <w:r>
-        <w:rPr>
-          <w:rFonts w:ascii="Calibri" w:cs="Calibri" w:eastAsia="Calibri" w:hAnsi="Calibri"/>
-          <w:b w:val="false"/>
-          <w:bCs w:val="false"/>
-          <w:color w:val="262626"/>
-          <w:sz w:val="20"/>
-          <w:szCs w:val="20"/>
-        </w:rPr>
-        <w:t xml:space="preserve">3.5 Step SO_REL_START – first step of the workflow (SWDD, new version)</w:t>
-      </w:r>
-    </w:p>
-    <w:p>
-      <w:pPr>
-        <w:spacing w:after="30" w:before="0"/>
-        <w:ind w:left="480"/>
-      </w:pPr>
-      <w:r>
-        <w:rPr>
-          <w:rFonts w:ascii="Calibri" w:cs="Calibri" w:eastAsia="Calibri" w:hAnsi="Calibri"/>
-          <w:b w:val="false"/>
-          <w:bCs w:val="false"/>
-          <w:color w:val="262626"/>
-          <w:sz w:val="20"/>
-          <w:szCs w:val="20"/>
-        </w:rPr>
-        <w:t xml:space="preserve">3.6 Step SO_REL_APPROVED – after the final approval</w:t>
-      </w:r>
-    </w:p>
-    <w:p>
-      <w:pPr>
-        <w:spacing w:after="30" w:before="0"/>
-        <w:ind w:left="480"/>
-      </w:pPr>
-      <w:r>
-        <w:rPr>
-          <w:rFonts w:ascii="Calibri" w:cs="Calibri" w:eastAsia="Calibri" w:hAnsi="Calibri"/>
-          <w:b w:val="false"/>
-          <w:bCs w:val="false"/>
-          <w:color w:val="262626"/>
-          <w:sz w:val="20"/>
-          <w:szCs w:val="20"/>
-        </w:rPr>
-        <w:t xml:space="preserve">3.7 Step SO_REL_REJECTED – on rejection</w:t>
-      </w:r>
-    </w:p>
-    <w:p>
-      <w:pPr>
-        <w:spacing w:after="30" w:before="0"/>
-        <w:ind w:left="480"/>
-      </w:pPr>
-      <w:r>
-        <w:rPr>
-          <w:rFonts w:ascii="Calibri" w:cs="Calibri" w:eastAsia="Calibri" w:hAnsi="Calibri"/>
-          <w:b w:val="false"/>
-          <w:bCs w:val="false"/>
-          <w:color w:val="262626"/>
-          <w:sz w:val="20"/>
-          <w:szCs w:val="20"/>
-        </w:rPr>
-        <w:t xml:space="preserve">3.8 Activate</w:t>
-      </w:r>
-    </w:p>
-    <w:p>
-      <w:pPr>
-        <w:spacing w:after="30" w:before="0"/>
-        <w:ind w:left="480"/>
-      </w:pPr>
-      <w:r>
-        <w:rPr>
-          <w:rFonts w:ascii="Calibri" w:cs="Calibri" w:eastAsia="Calibri" w:hAnsi="Calibri"/>
-          <w:b w:val="false"/>
-          <w:bCs w:val="false"/>
-          <w:color w:val="262626"/>
-          <w:sz w:val="20"/>
-          <w:szCs w:val="20"/>
-        </w:rPr>
-        <w:t xml:space="preserve">3.9 Event linkages (SWE2) – no change</w:t>
+        <w:t xml:space="preserve">6.4 Activate</w:t>
       </w:r>
     </w:p>
     <w:p>
@@ -328,7 +294,7 @@
           <w:sz w:val="22"/>
           <w:szCs w:val="22"/>
         </w:rPr>
-        <w:t xml:space="preserve">4. The whole flow</w:t>
+        <w:t xml:space="preserve">7. Log changes (your log classes and report)</w:t>
       </w:r>
     </w:p>
     <w:p>
@@ -345,46 +311,96 @@
           <w:sz w:val="22"/>
           <w:szCs w:val="22"/>
         </w:rPr>
-        <w:t xml:space="preserve">5. Test</w:t>
-      </w:r>
-    </w:p>
-    <w:p>
-      <w:r>
-        <w:br w:type="page"/>
-      </w:r>
-    </w:p>
-    <w:p>
-      <w:pPr>
-        <w:spacing w:after="120"/>
-      </w:pPr>
-      <w:r>
-        <w:rPr>
-          <w:rFonts w:ascii="Calibri" w:cs="Calibri" w:eastAsia="Calibri" w:hAnsi="Calibri"/>
-        </w:rPr>
-        <w:t xml:space="preserve">Everything that touches the credit workflow, in one place: the start check, the workflow steps and the order lock / kill rules. </w:t>
-      </w:r>
+        <w:t xml:space="preserve">8. Messages</w:t>
+      </w:r>
+    </w:p>
+    <w:p>
+      <w:pPr>
+        <w:spacing w:after="30" w:before="140"/>
+        <w:ind w:left="0"/>
+      </w:pPr>
       <w:r>
         <w:rPr>
           <w:rFonts w:ascii="Calibri" w:cs="Calibri" w:eastAsia="Calibri" w:hAnsi="Calibri"/>
           <w:b/>
           <w:bCs/>
-        </w:rPr>
-        <w:t xml:space="preserve">Unchanged</w:t>
-      </w:r>
-      <w:r>
-        <w:rPr>
-          <w:rFonts w:ascii="Calibri" w:cs="Calibri" w:eastAsia="Calibri" w:hAnsi="Calibri"/>
-        </w:rPr>
-        <w:t xml:space="preserve">: approval levels, decisions, the approver mail (HTML), your logs (</w:t>
-      </w:r>
-      <w:r>
-        <w:rPr>
-          <w:rFonts w:ascii="Consolas" w:cs="Consolas" w:eastAsia="Consolas" w:hAnsi="Consolas"/>
-          <w:color w:val="7B2C2C"/>
-          <w:sz w:val="19"/>
-          <w:szCs w:val="19"/>
-        </w:rPr>
-        <w:t xml:space="preserve">ZCL_WF_LOG_OD</w:t>
+          <w:color w:val="1F4E78"/>
+          <w:sz w:val="22"/>
+          <w:szCs w:val="22"/>
+        </w:rPr>
+        <w:t xml:space="preserve">9. The whole flow</w:t>
+      </w:r>
+    </w:p>
+    <w:p>
+      <w:pPr>
+        <w:spacing w:after="30" w:before="140"/>
+        <w:ind w:left="0"/>
+      </w:pPr>
+      <w:r>
+        <w:rPr>
+          <w:rFonts w:ascii="Calibri" w:cs="Calibri" w:eastAsia="Calibri" w:hAnsi="Calibri"/>
+          <w:b/>
+          <w:bCs/>
+          <w:color w:val="1F4E78"/>
+          <w:sz w:val="22"/>
+          <w:szCs w:val="22"/>
+        </w:rPr>
+        <w:t xml:space="preserve">10. Test</w:t>
+      </w:r>
+    </w:p>
+    <w:p>
+      <w:r>
+        <w:br w:type="page"/>
+      </w:r>
+    </w:p>
+    <w:p>
+      <w:pPr>
+        <w:spacing w:after="120"/>
+      </w:pPr>
+      <w:r>
+        <w:rPr>
+          <w:rFonts w:ascii="Calibri" w:cs="Calibri" w:eastAsia="Calibri" w:hAnsi="Calibri"/>
+        </w:rPr>
+        <w:t xml:space="preserve">Based on your package </w:t>
+      </w:r>
+      <w:r>
+        <w:rPr>
+          <w:rFonts w:ascii="Consolas" w:cs="Consolas" w:eastAsia="Consolas" w:hAnsi="Consolas"/>
+          <w:color w:val="7B2C2C"/>
+          <w:sz w:val="19"/>
+          <w:szCs w:val="19"/>
+        </w:rPr>
+        <w:t xml:space="preserve">ZSD_SO_CREDIT_WF</w:t>
+      </w:r>
+      <w:r>
+        <w:rPr>
+          <w:rFonts w:ascii="Calibri" w:cs="Calibri" w:eastAsia="Calibri" w:hAnsi="Calibri"/>
+        </w:rPr>
+        <w:t xml:space="preserve"> of 19.10.2026 (version 2.0 of </w:t>
+      </w:r>
+      <w:r>
+        <w:rPr>
+          <w:rFonts w:ascii="Consolas" w:cs="Consolas" w:eastAsia="Consolas" w:hAnsi="Consolas"/>
+          <w:color w:val="7B2C2C"/>
+          <w:sz w:val="19"/>
+          <w:szCs w:val="19"/>
+        </w:rPr>
+        <w:t xml:space="preserve">ZEN_CMEXOD_KILL_WORKFLOW</w:t>
+      </w:r>
+      <w:r>
+        <w:rPr>
+          <w:rFonts w:ascii="Calibri" w:cs="Calibri" w:eastAsia="Calibri" w:hAnsi="Calibri"/>
+        </w:rPr>
+        <w:t xml:space="preserve">, Fix 01 – 04, log classes </w:t>
+      </w:r>
+      <w:r>
+        <w:rPr>
+          <w:rFonts w:ascii="Consolas" w:cs="Consolas" w:eastAsia="Consolas" w:hAnsi="Consolas"/>
+          <w:color w:val="7B2C2C"/>
+          <w:sz w:val="19"/>
+          <w:szCs w:val="19"/>
+        </w:rPr>
+        <w:t xml:space="preserve">ZCL_WF_LOG_EX</w:t>
       </w:r>
       <w:r>
         <w:rPr>
@@ -399,28 +415,122 @@
           <w:sz w:val="19"/>
           <w:szCs w:val="19"/>
         </w:rPr>
-        <w:t xml:space="preserve">ZCL_WF_LOG_EX</w:t>
-      </w:r>
-      <w:r>
-        <w:rPr>
-          <w:rFonts w:ascii="Calibri" w:cs="Calibri" w:eastAsia="Calibri" w:hAnsi="Calibri"/>
-        </w:rPr>
-        <w:t xml:space="preserve">), the existing </w:t>
-      </w:r>
-      <w:r>
-        <w:rPr>
-          <w:rFonts w:ascii="Consolas" w:cs="Consolas" w:eastAsia="Consolas" w:hAnsi="Consolas"/>
-          <w:color w:val="7B2C2C"/>
-          <w:sz w:val="19"/>
-          <w:szCs w:val="19"/>
-        </w:rPr>
-        <w:t xml:space="preserve">REJECT_STEP</w:t>
-      </w:r>
-      <w:r>
-        <w:rPr>
-          <w:rFonts w:ascii="Calibri" w:cs="Calibri" w:eastAsia="Calibri" w:hAnsi="Calibri"/>
-        </w:rPr>
-        <w:t xml:space="preserve">, the order lock table </w:t>
+        <w:t xml:space="preserve">_OD</w:t>
+      </w:r>
+      <w:r>
+        <w:rPr>
+          <w:rFonts w:ascii="Calibri" w:cs="Calibri" w:eastAsia="Calibri" w:hAnsi="Calibri"/>
+        </w:rPr>
+        <w:t xml:space="preserve">, </w:t>
+      </w:r>
+      <w:r>
+        <w:rPr>
+          <w:rFonts w:ascii="Consolas" w:cs="Consolas" w:eastAsia="Consolas" w:hAnsi="Consolas"/>
+          <w:color w:val="7B2C2C"/>
+          <w:sz w:val="19"/>
+          <w:szCs w:val="19"/>
+        </w:rPr>
+        <w:t xml:space="preserve">ZSD_WF_CREDIT_EXCEED_SO</w:t>
+      </w:r>
+      <w:r>
+        <w:rPr>
+          <w:rFonts w:ascii="Calibri" w:cs="Calibri" w:eastAsia="Calibri" w:hAnsi="Calibri"/>
+        </w:rPr>
+        <w:t xml:space="preserve">).</w:t>
+      </w:r>
+    </w:p>
+    <w:p>
+      <w:pPr>
+        <w:spacing w:after="120"/>
+      </w:pPr>
+      <w:r>
+        <w:rPr>
+          <w:rFonts w:ascii="Calibri" w:cs="Calibri" w:eastAsia="Calibri" w:hAnsi="Calibri"/>
+          <w:b/>
+          <w:bCs/>
+        </w:rPr>
+        <w:t xml:space="preserve">Unchanged:</w:t>
+      </w:r>
+      <w:r>
+        <w:rPr>
+          <w:rFonts w:ascii="Calibri" w:cs="Calibri" w:eastAsia="Calibri" w:hAnsi="Calibri"/>
+        </w:rPr>
+        <w:t xml:space="preserve"> approval levels and loop, </w:t>
+      </w:r>
+      <w:r>
+        <w:rPr>
+          <w:rFonts w:ascii="Consolas" w:cs="Consolas" w:eastAsia="Consolas" w:hAnsi="Consolas"/>
+          <w:color w:val="7B2C2C"/>
+          <w:sz w:val="19"/>
+          <w:szCs w:val="19"/>
+        </w:rPr>
+        <w:t xml:space="preserve">GET_APPROVERS</w:t>
+      </w:r>
+      <w:r>
+        <w:rPr>
+          <w:rFonts w:ascii="Calibri" w:cs="Calibri" w:eastAsia="Calibri" w:hAnsi="Calibri"/>
+        </w:rPr>
+        <w:t xml:space="preserve">, </w:t>
+      </w:r>
+      <w:r>
+        <w:rPr>
+          <w:rFonts w:ascii="Consolas" w:cs="Consolas" w:eastAsia="Consolas" w:hAnsi="Consolas"/>
+          <w:color w:val="7B2C2C"/>
+          <w:sz w:val="19"/>
+          <w:szCs w:val="19"/>
+        </w:rPr>
+        <w:t xml:space="preserve">APPROVE_IN_LOOP</w:t>
+      </w:r>
+      <w:r>
+        <w:rPr>
+          <w:rFonts w:ascii="Calibri" w:cs="Calibri" w:eastAsia="Calibri" w:hAnsi="Calibri"/>
+        </w:rPr>
+        <w:t xml:space="preserve">, </w:t>
+      </w:r>
+      <w:r>
+        <w:rPr>
+          <w:rFonts w:ascii="Consolas" w:cs="Consolas" w:eastAsia="Consolas" w:hAnsi="Consolas"/>
+          <w:color w:val="7B2C2C"/>
+          <w:sz w:val="19"/>
+          <w:szCs w:val="19"/>
+        </w:rPr>
+        <w:t xml:space="preserve">REJECT_IN_LOOP</w:t>
+      </w:r>
+      <w:r>
+        <w:rPr>
+          <w:rFonts w:ascii="Calibri" w:cs="Calibri" w:eastAsia="Calibri" w:hAnsi="Calibri"/>
+        </w:rPr>
+        <w:t xml:space="preserve">, </w:t>
+      </w:r>
+      <w:r>
+        <w:rPr>
+          <w:rFonts w:ascii="Consolas" w:cs="Consolas" w:eastAsia="Consolas" w:hAnsi="Consolas"/>
+          <w:color w:val="7B2C2C"/>
+          <w:sz w:val="19"/>
+          <w:szCs w:val="19"/>
+        </w:rPr>
+        <w:t xml:space="preserve">RELEASE_SO</w:t>
+      </w:r>
+      <w:r>
+        <w:rPr>
+          <w:rFonts w:ascii="Calibri" w:cs="Calibri" w:eastAsia="Calibri" w:hAnsi="Calibri"/>
+        </w:rPr>
+        <w:t xml:space="preserve">, </w:t>
+      </w:r>
+      <w:r>
+        <w:rPr>
+          <w:rFonts w:ascii="Consolas" w:cs="Consolas" w:eastAsia="Consolas" w:hAnsi="Consolas"/>
+          <w:color w:val="7B2C2C"/>
+          <w:sz w:val="19"/>
+          <w:szCs w:val="19"/>
+        </w:rPr>
+        <w:t xml:space="preserve">CANCEL_SO</w:t>
+      </w:r>
+      <w:r>
+        <w:rPr>
+          <w:rFonts w:ascii="Calibri" w:cs="Calibri" w:eastAsia="Calibri" w:hAnsi="Calibri"/>
+        </w:rPr>
+        <w:t xml:space="preserve">, the order lock </w:t>
       </w:r>
       <w:r>
         <w:rPr>
@@ -435,7 +545,7 @@
         <w:rPr>
           <w:rFonts w:ascii="Calibri" w:cs="Calibri" w:eastAsia="Calibri" w:hAnsi="Calibri"/>
         </w:rPr>
-        <w:t xml:space="preserve">, the event linkages and the check function module </w:t>
+        <w:t xml:space="preserve">, the approver mail and SBWP HTML, the decision exits, the log report, the event linkage and the check FM </w:t>
       </w:r>
       <w:r>
         <w:rPr>
@@ -466,701 +576,7 @@
         <w:rPr>
           <w:rFonts w:ascii="Calibri" w:cs="Calibri" w:eastAsia="Calibri" w:hAnsi="Calibri"/>
         </w:rPr>
-        <w:t xml:space="preserve">1. What stays exactly as today (your existing rules – now also for production orders)</w:t>
-      </w:r>
-    </w:p>
-    <w:tbl>
-      <w:tblPr>
-        <w:tblW w:type="dxa" w:w="9638"/>
-        <w:tblBorders>
-          <w:top w:val="single" w:color="auto" w:sz="4"/>
-          <w:left w:val="single" w:color="auto" w:sz="4"/>
-          <w:bottom w:val="single" w:color="auto" w:sz="4"/>
-          <w:right w:val="single" w:color="auto" w:sz="4"/>
-          <w:insideH w:val="single" w:color="auto" w:sz="4"/>
-          <w:insideV w:val="single" w:color="auto" w:sz="4"/>
-        </w:tblBorders>
-      </w:tblPr>
-      <w:tblGrid>
-        <w:gridCol w:w="4101"/>
-        <w:gridCol w:w="2118"/>
-        <w:gridCol w:w="3419"/>
-      </w:tblGrid>
-      <w:tr>
-        <w:trPr>
-          <w:tblHeader/>
-        </w:trPr>
-        <w:tc>
-          <w:tcPr>
-            <w:tcW w:type="dxa" w:w="4101"/>
-            <w:tcBorders>
-              <w:top w:val="single" w:color="BFBFBF" w:sz="4"/>
-              <w:left w:val="single" w:color="BFBFBF" w:sz="4"/>
-              <w:bottom w:val="single" w:color="BFBFBF" w:sz="4"/>
-              <w:right w:val="single" w:color="BFBFBF" w:sz="4"/>
-            </w:tcBorders>
-            <w:shd w:fill="DCE6F1" w:color="auto" w:val="clear"/>
-            <w:tcMar>
-              <w:top w:type="dxa" w:w="50"/>
-              <w:left w:type="dxa" w:w="90"/>
-              <w:bottom w:type="dxa" w:w="50"/>
-              <w:right w:type="dxa" w:w="90"/>
-            </w:tcMar>
-          </w:tcPr>
-          <w:p>
-            <w:pPr>
-              <w:spacing w:after="0" w:before="0"/>
-            </w:pPr>
-            <w:r>
-              <w:rPr>
-                <w:rFonts w:ascii="Calibri" w:cs="Calibri" w:eastAsia="Calibri" w:hAnsi="Calibri"/>
-                <w:b/>
-                <w:bCs/>
-                <w:sz w:val="18"/>
-                <w:szCs w:val="18"/>
-              </w:rPr>
-              <w:t xml:space="preserve">Existing rule</w:t>
-            </w:r>
-          </w:p>
-        </w:tc>
-        <w:tc>
-          <w:tcPr>
-            <w:tcW w:type="dxa" w:w="2118"/>
-            <w:tcBorders>
-              <w:top w:val="single" w:color="BFBFBF" w:sz="4"/>
-              <w:left w:val="single" w:color="BFBFBF" w:sz="4"/>
-              <w:bottom w:val="single" w:color="BFBFBF" w:sz="4"/>
-              <w:right w:val="single" w:color="BFBFBF" w:sz="4"/>
-            </w:tcBorders>
-            <w:shd w:fill="DCE6F1" w:color="auto" w:val="clear"/>
-            <w:tcMar>
-              <w:top w:type="dxa" w:w="50"/>
-              <w:left w:type="dxa" w:w="90"/>
-              <w:bottom w:type="dxa" w:w="50"/>
-              <w:right w:type="dxa" w:w="90"/>
-            </w:tcMar>
-          </w:tcPr>
-          <w:p>
-            <w:pPr>
-              <w:spacing w:after="0" w:before="0"/>
-            </w:pPr>
-            <w:r>
-              <w:rPr>
-                <w:rFonts w:ascii="Calibri" w:cs="Calibri" w:eastAsia="Calibri" w:hAnsi="Calibri"/>
-                <w:b/>
-                <w:bCs/>
-                <w:sz w:val="18"/>
-                <w:szCs w:val="18"/>
-              </w:rPr>
-              <w:t xml:space="preserve">Where</w:t>
-            </w:r>
-          </w:p>
-        </w:tc>
-        <w:tc>
-          <w:tcPr>
-            <w:tcW w:type="dxa" w:w="3419"/>
-            <w:tcBorders>
-              <w:top w:val="single" w:color="BFBFBF" w:sz="4"/>
-              <w:left w:val="single" w:color="BFBFBF" w:sz="4"/>
-              <w:bottom w:val="single" w:color="BFBFBF" w:sz="4"/>
-              <w:right w:val="single" w:color="BFBFBF" w:sz="4"/>
-            </w:tcBorders>
-            <w:shd w:fill="DCE6F1" w:color="auto" w:val="clear"/>
-            <w:tcMar>
-              <w:top w:type="dxa" w:w="50"/>
-              <w:left w:type="dxa" w:w="90"/>
-              <w:bottom w:type="dxa" w:w="50"/>
-              <w:right w:type="dxa" w:w="90"/>
-            </w:tcMar>
-          </w:tcPr>
-          <w:p>
-            <w:pPr>
-              <w:spacing w:after="0" w:before="0"/>
-            </w:pPr>
-            <w:r>
-              <w:rPr>
-                <w:rFonts w:ascii="Calibri" w:cs="Calibri" w:eastAsia="Calibri" w:hAnsi="Calibri"/>
-                <w:b/>
-                <w:bCs/>
-                <w:sz w:val="18"/>
-                <w:szCs w:val="18"/>
-              </w:rPr>
-              <w:t xml:space="preserve">Release-cycle orders</w:t>
-            </w:r>
-          </w:p>
-        </w:tc>
-      </w:tr>
-      <w:tr>
-        <w:trPr>
-          <w:tblHeader w:val="false"/>
-        </w:trPr>
-        <w:tc>
-          <w:tcPr>
-            <w:tcW w:type="dxa" w:w="4101"/>
-            <w:tcBorders>
-              <w:top w:val="single" w:color="BFBFBF" w:sz="4"/>
-              <w:left w:val="single" w:color="BFBFBF" w:sz="4"/>
-              <w:bottom w:val="single" w:color="BFBFBF" w:sz="4"/>
-              <w:right w:val="single" w:color="BFBFBF" w:sz="4"/>
-            </w:tcBorders>
-            <w:tcMar>
-              <w:top w:type="dxa" w:w="50"/>
-              <w:left w:type="dxa" w:w="90"/>
-              <w:bottom w:type="dxa" w:w="50"/>
-              <w:right w:type="dxa" w:w="90"/>
-            </w:tcMar>
-          </w:tcPr>
-          <w:p>
-            <w:pPr>
-              <w:spacing w:after="0" w:before="0"/>
-            </w:pPr>
-            <w:r>
-              <w:rPr>
-                <w:rFonts w:ascii="Calibri" w:cs="Calibri" w:eastAsia="Calibri" w:hAnsi="Calibri"/>
-                <w:b w:val="false"/>
-                <w:bCs w:val="false"/>
-                <w:sz w:val="18"/>
-                <w:szCs w:val="18"/>
-              </w:rPr>
-              <w:t xml:space="preserve">Only one workflow per order while it is in approval (order lock </w:t>
-            </w:r>
-            <w:r>
-              <w:rPr>
-                <w:rFonts w:ascii="Consolas" w:cs="Consolas" w:eastAsia="Consolas" w:hAnsi="Consolas"/>
-                <w:b w:val="false"/>
-                <w:bCs w:val="false"/>
-                <w:color w:val="7B2C2C"/>
-                <w:sz w:val="16"/>
-                <w:szCs w:val="16"/>
-              </w:rPr>
-              <w:t xml:space="preserve">ZSD_WF_SO</w:t>
-            </w:r>
-            <w:r>
-              <w:rPr>
-                <w:rFonts w:ascii="Calibri" w:cs="Calibri" w:eastAsia="Calibri" w:hAnsi="Calibri"/>
-                <w:b w:val="false"/>
-                <w:bCs w:val="false"/>
-                <w:sz w:val="18"/>
-                <w:szCs w:val="18"/>
-              </w:rPr>
-              <w:t xml:space="preserve">)</w:t>
-            </w:r>
-          </w:p>
-        </w:tc>
-        <w:tc>
-          <w:tcPr>
-            <w:tcW w:type="dxa" w:w="2118"/>
-            <w:tcBorders>
-              <w:top w:val="single" w:color="BFBFBF" w:sz="4"/>
-              <w:left w:val="single" w:color="BFBFBF" w:sz="4"/>
-              <w:bottom w:val="single" w:color="BFBFBF" w:sz="4"/>
-              <w:right w:val="single" w:color="BFBFBF" w:sz="4"/>
-            </w:tcBorders>
-            <w:tcMar>
-              <w:top w:type="dxa" w:w="50"/>
-              <w:left w:type="dxa" w:w="90"/>
-              <w:bottom w:type="dxa" w:w="50"/>
-              <w:right w:type="dxa" w:w="90"/>
-            </w:tcMar>
-          </w:tcPr>
-          <w:p>
-            <w:pPr>
-              <w:spacing w:after="0" w:before="0"/>
-            </w:pPr>
-            <w:r>
-              <w:rPr>
-                <w:rFonts w:ascii="Calibri" w:cs="Calibri" w:eastAsia="Calibri" w:hAnsi="Calibri"/>
-                <w:b w:val="false"/>
-                <w:bCs w:val="false"/>
-                <w:sz w:val="18"/>
-                <w:szCs w:val="18"/>
-              </w:rPr>
-              <w:t xml:space="preserve">WS99000010 / </w:t>
-            </w:r>
-            <w:r>
-              <w:rPr>
-                <w:rFonts w:ascii="Consolas" w:cs="Consolas" w:eastAsia="Consolas" w:hAnsi="Consolas"/>
-                <w:b w:val="false"/>
-                <w:bCs w:val="false"/>
-                <w:color w:val="7B2C2C"/>
-                <w:sz w:val="16"/>
-                <w:szCs w:val="16"/>
-              </w:rPr>
-              <w:t xml:space="preserve">ZCL_WF_SD_CREDIT</w:t>
-            </w:r>
-          </w:p>
-        </w:tc>
-        <w:tc>
-          <w:tcPr>
-            <w:tcW w:type="dxa" w:w="3419"/>
-            <w:tcBorders>
-              <w:top w:val="single" w:color="BFBFBF" w:sz="4"/>
-              <w:left w:val="single" w:color="BFBFBF" w:sz="4"/>
-              <w:bottom w:val="single" w:color="BFBFBF" w:sz="4"/>
-              <w:right w:val="single" w:color="BFBFBF" w:sz="4"/>
-            </w:tcBorders>
-            <w:tcMar>
-              <w:top w:type="dxa" w:w="50"/>
-              <w:left w:type="dxa" w:w="90"/>
-              <w:bottom w:type="dxa" w:w="50"/>
-              <w:right w:type="dxa" w:w="90"/>
-            </w:tcMar>
-          </w:tcPr>
-          <w:p>
-            <w:pPr>
-              <w:spacing w:after="0" w:before="0"/>
-            </w:pPr>
-            <w:r>
-              <w:rPr>
-                <w:rFonts w:ascii="Calibri" w:cs="Calibri" w:eastAsia="Calibri" w:hAnsi="Calibri"/>
-                <w:b w:val="false"/>
-                <w:bCs w:val="false"/>
-                <w:sz w:val="18"/>
-                <w:szCs w:val="18"/>
-              </w:rPr>
-              <w:t xml:space="preserve">same</w:t>
-            </w:r>
-          </w:p>
-        </w:tc>
-      </w:tr>
-      <w:tr>
-        <w:trPr>
-          <w:tblHeader w:val="false"/>
-        </w:trPr>
-        <w:tc>
-          <w:tcPr>
-            <w:tcW w:type="dxa" w:w="4101"/>
-            <w:tcBorders>
-              <w:top w:val="single" w:color="BFBFBF" w:sz="4"/>
-              <w:left w:val="single" w:color="BFBFBF" w:sz="4"/>
-              <w:bottom w:val="single" w:color="BFBFBF" w:sz="4"/>
-              <w:right w:val="single" w:color="BFBFBF" w:sz="4"/>
-            </w:tcBorders>
-            <w:tcMar>
-              <w:top w:type="dxa" w:w="50"/>
-              <w:left w:type="dxa" w:w="90"/>
-              <w:bottom w:type="dxa" w:w="50"/>
-              <w:right w:type="dxa" w:w="90"/>
-            </w:tcMar>
-          </w:tcPr>
-          <w:p>
-            <w:pPr>
-              <w:spacing w:after="0" w:before="0"/>
-            </w:pPr>
-            <w:r>
-              <w:rPr>
-                <w:rFonts w:ascii="Calibri" w:cs="Calibri" w:eastAsia="Calibri" w:hAnsi="Calibri"/>
-                <w:b w:val="false"/>
-                <w:bCs w:val="false"/>
-                <w:sz w:val="18"/>
-                <w:szCs w:val="18"/>
-              </w:rPr>
-              <w:t xml:space="preserve">VA02 is redirected to VA03 while the order is in approval</w:t>
-            </w:r>
-          </w:p>
-        </w:tc>
-        <w:tc>
-          <w:tcPr>
-            <w:tcW w:type="dxa" w:w="2118"/>
-            <w:tcBorders>
-              <w:top w:val="single" w:color="BFBFBF" w:sz="4"/>
-              <w:left w:val="single" w:color="BFBFBF" w:sz="4"/>
-              <w:bottom w:val="single" w:color="BFBFBF" w:sz="4"/>
-              <w:right w:val="single" w:color="BFBFBF" w:sz="4"/>
-            </w:tcBorders>
-            <w:tcMar>
-              <w:top w:type="dxa" w:w="50"/>
-              <w:left w:type="dxa" w:w="90"/>
-              <w:bottom w:type="dxa" w:w="50"/>
-              <w:right w:type="dxa" w:w="90"/>
-            </w:tcMar>
-          </w:tcPr>
-          <w:p>
-            <w:pPr>
-              <w:spacing w:after="0" w:before="0"/>
-            </w:pPr>
-            <w:r>
-              <w:rPr>
-                <w:rFonts w:ascii="Consolas" w:cs="Consolas" w:eastAsia="Consolas" w:hAnsi="Consolas"/>
-                <w:b w:val="false"/>
-                <w:bCs w:val="false"/>
-                <w:color w:val="7B2C2C"/>
-                <w:sz w:val="16"/>
-                <w:szCs w:val="16"/>
-              </w:rPr>
-              <w:t xml:space="preserve">ZEN_DISAB_VA02_CM_WF_RUNNINNG</w:t>
-            </w:r>
-          </w:p>
-        </w:tc>
-        <w:tc>
-          <w:tcPr>
-            <w:tcW w:type="dxa" w:w="3419"/>
-            <w:tcBorders>
-              <w:top w:val="single" w:color="BFBFBF" w:sz="4"/>
-              <w:left w:val="single" w:color="BFBFBF" w:sz="4"/>
-              <w:bottom w:val="single" w:color="BFBFBF" w:sz="4"/>
-              <w:right w:val="single" w:color="BFBFBF" w:sz="4"/>
-            </w:tcBorders>
-            <w:tcMar>
-              <w:top w:type="dxa" w:w="50"/>
-              <w:left w:type="dxa" w:w="90"/>
-              <w:bottom w:type="dxa" w:w="50"/>
-              <w:right w:type="dxa" w:w="90"/>
-            </w:tcMar>
-          </w:tcPr>
-          <w:p>
-            <w:pPr>
-              <w:spacing w:after="0" w:before="0"/>
-            </w:pPr>
-            <w:r>
-              <w:rPr>
-                <w:rFonts w:ascii="Calibri" w:cs="Calibri" w:eastAsia="Calibri" w:hAnsi="Calibri"/>
-                <w:b w:val="false"/>
-                <w:bCs w:val="false"/>
-                <w:sz w:val="18"/>
-                <w:szCs w:val="18"/>
-              </w:rPr>
-              <w:t xml:space="preserve">same (only CHECK → IF)</w:t>
-            </w:r>
-          </w:p>
-        </w:tc>
-      </w:tr>
-      <w:tr>
-        <w:trPr>
-          <w:tblHeader w:val="false"/>
-        </w:trPr>
-        <w:tc>
-          <w:tcPr>
-            <w:tcW w:type="dxa" w:w="4101"/>
-            <w:tcBorders>
-              <w:top w:val="single" w:color="BFBFBF" w:sz="4"/>
-              <w:left w:val="single" w:color="BFBFBF" w:sz="4"/>
-              <w:bottom w:val="single" w:color="BFBFBF" w:sz="4"/>
-              <w:right w:val="single" w:color="BFBFBF" w:sz="4"/>
-            </w:tcBorders>
-            <w:tcMar>
-              <w:top w:type="dxa" w:w="50"/>
-              <w:left w:type="dxa" w:w="90"/>
-              <w:bottom w:type="dxa" w:w="50"/>
-              <w:right w:type="dxa" w:w="90"/>
-            </w:tcMar>
-          </w:tcPr>
-          <w:p>
-            <w:pPr>
-              <w:spacing w:after="0" w:before="0"/>
-            </w:pPr>
-            <w:r>
-              <w:rPr>
-                <w:rFonts w:ascii="Calibri" w:cs="Calibri" w:eastAsia="Calibri" w:hAnsi="Calibri"/>
-                <w:b w:val="false"/>
-                <w:bCs w:val="false"/>
-                <w:sz w:val="18"/>
-                <w:szCs w:val="18"/>
-              </w:rPr>
-              <w:t xml:space="preserve">A change in VA02 while the workflow runs cancels it; the new save starts a new check</w:t>
-            </w:r>
-          </w:p>
-        </w:tc>
-        <w:tc>
-          <w:tcPr>
-            <w:tcW w:type="dxa" w:w="2118"/>
-            <w:tcBorders>
-              <w:top w:val="single" w:color="BFBFBF" w:sz="4"/>
-              <w:left w:val="single" w:color="BFBFBF" w:sz="4"/>
-              <w:bottom w:val="single" w:color="BFBFBF" w:sz="4"/>
-              <w:right w:val="single" w:color="BFBFBF" w:sz="4"/>
-            </w:tcBorders>
-            <w:tcMar>
-              <w:top w:type="dxa" w:w="50"/>
-              <w:left w:type="dxa" w:w="90"/>
-              <w:bottom w:type="dxa" w:w="50"/>
-              <w:right w:type="dxa" w:w="90"/>
-            </w:tcMar>
-          </w:tcPr>
-          <w:p>
-            <w:pPr>
-              <w:spacing w:after="0" w:before="0"/>
-            </w:pPr>
-            <w:r>
-              <w:rPr>
-                <w:rFonts w:ascii="Consolas" w:cs="Consolas" w:eastAsia="Consolas" w:hAnsi="Consolas"/>
-                <w:b w:val="false"/>
-                <w:bCs w:val="false"/>
-                <w:color w:val="7B2C2C"/>
-                <w:sz w:val="16"/>
-                <w:szCs w:val="16"/>
-              </w:rPr>
-              <w:t xml:space="preserve">ZEN_CMEXOD_KILL_WORKFLOW</w:t>
-            </w:r>
-          </w:p>
-        </w:tc>
-        <w:tc>
-          <w:tcPr>
-            <w:tcW w:type="dxa" w:w="3419"/>
-            <w:tcBorders>
-              <w:top w:val="single" w:color="BFBFBF" w:sz="4"/>
-              <w:left w:val="single" w:color="BFBFBF" w:sz="4"/>
-              <w:bottom w:val="single" w:color="BFBFBF" w:sz="4"/>
-              <w:right w:val="single" w:color="BFBFBF" w:sz="4"/>
-            </w:tcBorders>
-            <w:tcMar>
-              <w:top w:type="dxa" w:w="50"/>
-              <w:left w:type="dxa" w:w="90"/>
-              <w:bottom w:type="dxa" w:w="50"/>
-              <w:right w:type="dxa" w:w="90"/>
-            </w:tcMar>
-          </w:tcPr>
-          <w:p>
-            <w:pPr>
-              <w:spacing w:after="0" w:before="0"/>
-            </w:pPr>
-            <w:r>
-              <w:rPr>
-                <w:rFonts w:ascii="Calibri" w:cs="Calibri" w:eastAsia="Calibri" w:hAnsi="Calibri"/>
-                <w:b w:val="false"/>
-                <w:bCs w:val="false"/>
-                <w:sz w:val="18"/>
-                <w:szCs w:val="18"/>
-              </w:rPr>
-              <w:t xml:space="preserve">same (+ the release cycle is told, see 3.3)</w:t>
-            </w:r>
-          </w:p>
-        </w:tc>
-      </w:tr>
-      <w:tr>
-        <w:trPr>
-          <w:tblHeader w:val="false"/>
-        </w:trPr>
-        <w:tc>
-          <w:tcPr>
-            <w:tcW w:type="dxa" w:w="4101"/>
-            <w:tcBorders>
-              <w:top w:val="single" w:color="BFBFBF" w:sz="4"/>
-              <w:left w:val="single" w:color="BFBFBF" w:sz="4"/>
-              <w:bottom w:val="single" w:color="BFBFBF" w:sz="4"/>
-              <w:right w:val="single" w:color="BFBFBF" w:sz="4"/>
-            </w:tcBorders>
-            <w:tcMar>
-              <w:top w:type="dxa" w:w="50"/>
-              <w:left w:type="dxa" w:w="90"/>
-              <w:bottom w:type="dxa" w:w="50"/>
-              <w:right w:type="dxa" w:w="90"/>
-            </w:tcMar>
-          </w:tcPr>
-          <w:p>
-            <w:pPr>
-              <w:spacing w:after="0" w:before="0"/>
-            </w:pPr>
-            <w:r>
-              <w:rPr>
-                <w:rFonts w:ascii="Calibri" w:cs="Calibri" w:eastAsia="Calibri" w:hAnsi="Calibri"/>
-                <w:b w:val="false"/>
-                <w:bCs w:val="false"/>
-                <w:sz w:val="18"/>
-                <w:szCs w:val="18"/>
-              </w:rPr>
-              <w:t xml:space="preserve">Delete cancels the running workflow</w:t>
-            </w:r>
-          </w:p>
-        </w:tc>
-        <w:tc>
-          <w:tcPr>
-            <w:tcW w:type="dxa" w:w="2118"/>
-            <w:tcBorders>
-              <w:top w:val="single" w:color="BFBFBF" w:sz="4"/>
-              <w:left w:val="single" w:color="BFBFBF" w:sz="4"/>
-              <w:bottom w:val="single" w:color="BFBFBF" w:sz="4"/>
-              <w:right w:val="single" w:color="BFBFBF" w:sz="4"/>
-            </w:tcBorders>
-            <w:tcMar>
-              <w:top w:type="dxa" w:w="50"/>
-              <w:left w:type="dxa" w:w="90"/>
-              <w:bottom w:type="dxa" w:w="50"/>
-              <w:right w:type="dxa" w:w="90"/>
-            </w:tcMar>
-          </w:tcPr>
-          <w:p>
-            <w:pPr>
-              <w:spacing w:after="0" w:before="0"/>
-            </w:pPr>
-            <w:r>
-              <w:rPr>
-                <w:rFonts w:ascii="Consolas" w:cs="Consolas" w:eastAsia="Consolas" w:hAnsi="Consolas"/>
-                <w:b w:val="false"/>
-                <w:bCs w:val="false"/>
-                <w:color w:val="7B2C2C"/>
-                <w:sz w:val="16"/>
-                <w:szCs w:val="16"/>
-              </w:rPr>
-              <w:t xml:space="preserve">ZEN_CMEXOD_KILL_WORKFLOW_WDEL</w:t>
-            </w:r>
-          </w:p>
-        </w:tc>
-        <w:tc>
-          <w:tcPr>
-            <w:tcW w:type="dxa" w:w="3419"/>
-            <w:tcBorders>
-              <w:top w:val="single" w:color="BFBFBF" w:sz="4"/>
-              <w:left w:val="single" w:color="BFBFBF" w:sz="4"/>
-              <w:bottom w:val="single" w:color="BFBFBF" w:sz="4"/>
-              <w:right w:val="single" w:color="BFBFBF" w:sz="4"/>
-            </w:tcBorders>
-            <w:tcMar>
-              <w:top w:type="dxa" w:w="50"/>
-              <w:left w:type="dxa" w:w="90"/>
-              <w:bottom w:type="dxa" w:w="50"/>
-              <w:right w:type="dxa" w:w="90"/>
-            </w:tcMar>
-          </w:tcPr>
-          <w:p>
-            <w:pPr>
-              <w:spacing w:after="0" w:before="0"/>
-            </w:pPr>
-            <w:r>
-              <w:rPr>
-                <w:rFonts w:ascii="Calibri" w:cs="Calibri" w:eastAsia="Calibri" w:hAnsi="Calibri"/>
-                <w:b w:val="false"/>
-                <w:bCs w:val="false"/>
-                <w:sz w:val="18"/>
-                <w:szCs w:val="18"/>
-              </w:rPr>
-              <w:t xml:space="preserve">same (+ order marked deleted in the release cycle)</w:t>
-            </w:r>
-          </w:p>
-        </w:tc>
-      </w:tr>
-      <w:tr>
-        <w:trPr>
-          <w:tblHeader w:val="false"/>
-        </w:trPr>
-        <w:tc>
-          <w:tcPr>
-            <w:tcW w:type="dxa" w:w="4101"/>
-            <w:tcBorders>
-              <w:top w:val="single" w:color="BFBFBF" w:sz="4"/>
-              <w:left w:val="single" w:color="BFBFBF" w:sz="4"/>
-              <w:bottom w:val="single" w:color="BFBFBF" w:sz="4"/>
-              <w:right w:val="single" w:color="BFBFBF" w:sz="4"/>
-            </w:tcBorders>
-            <w:tcMar>
-              <w:top w:type="dxa" w:w="50"/>
-              <w:left w:type="dxa" w:w="90"/>
-              <w:bottom w:type="dxa" w:w="50"/>
-              <w:right w:type="dxa" w:w="90"/>
-            </w:tcMar>
-          </w:tcPr>
-          <w:p>
-            <w:pPr>
-              <w:spacing w:after="0" w:before="0"/>
-            </w:pPr>
-            <w:r>
-              <w:rPr>
-                <w:rFonts w:ascii="Calibri" w:cs="Calibri" w:eastAsia="Calibri" w:hAnsi="Calibri"/>
-                <w:b w:val="false"/>
-                <w:bCs w:val="false"/>
-                <w:sz w:val="18"/>
-                <w:szCs w:val="18"/>
-              </w:rPr>
-              <w:t xml:space="preserve">Rejection cancels the order</w:t>
-            </w:r>
-          </w:p>
-        </w:tc>
-        <w:tc>
-          <w:tcPr>
-            <w:tcW w:type="dxa" w:w="2118"/>
-            <w:tcBorders>
-              <w:top w:val="single" w:color="BFBFBF" w:sz="4"/>
-              <w:left w:val="single" w:color="BFBFBF" w:sz="4"/>
-              <w:bottom w:val="single" w:color="BFBFBF" w:sz="4"/>
-              <w:right w:val="single" w:color="BFBFBF" w:sz="4"/>
-            </w:tcBorders>
-            <w:tcMar>
-              <w:top w:type="dxa" w:w="50"/>
-              <w:left w:type="dxa" w:w="90"/>
-              <w:bottom w:type="dxa" w:w="50"/>
-              <w:right w:type="dxa" w:w="90"/>
-            </w:tcMar>
-          </w:tcPr>
-          <w:p>
-            <w:pPr>
-              <w:spacing w:after="0" w:before="0"/>
-            </w:pPr>
-            <w:r>
-              <w:rPr>
-                <w:rFonts w:ascii="Consolas" w:cs="Consolas" w:eastAsia="Consolas" w:hAnsi="Consolas"/>
-                <w:b w:val="false"/>
-                <w:bCs w:val="false"/>
-                <w:color w:val="7B2C2C"/>
-                <w:sz w:val="16"/>
-                <w:szCs w:val="16"/>
-              </w:rPr>
-              <w:t xml:space="preserve">REJECT_STEP</w:t>
-            </w:r>
-            <w:r>
-              <w:rPr>
-                <w:rFonts w:ascii="Calibri" w:cs="Calibri" w:eastAsia="Calibri" w:hAnsi="Calibri"/>
-                <w:b w:val="false"/>
-                <w:bCs w:val="false"/>
-                <w:sz w:val="18"/>
-                <w:szCs w:val="18"/>
-              </w:rPr>
-              <w:t xml:space="preserve"> (TS99000044)</w:t>
-            </w:r>
-          </w:p>
-        </w:tc>
-        <w:tc>
-          <w:tcPr>
-            <w:tcW w:type="dxa" w:w="3419"/>
-            <w:tcBorders>
-              <w:top w:val="single" w:color="BFBFBF" w:sz="4"/>
-              <w:left w:val="single" w:color="BFBFBF" w:sz="4"/>
-              <w:bottom w:val="single" w:color="BFBFBF" w:sz="4"/>
-              <w:right w:val="single" w:color="BFBFBF" w:sz="4"/>
-            </w:tcBorders>
-            <w:tcMar>
-              <w:top w:type="dxa" w:w="50"/>
-              <w:left w:type="dxa" w:w="90"/>
-              <w:bottom w:type="dxa" w:w="50"/>
-              <w:right w:type="dxa" w:w="90"/>
-            </w:tcMar>
-          </w:tcPr>
-          <w:p>
-            <w:pPr>
-              <w:spacing w:after="0" w:before="0"/>
-            </w:pPr>
-            <w:r>
-              <w:rPr>
-                <w:rFonts w:ascii="Calibri" w:cs="Calibri" w:eastAsia="Calibri" w:hAnsi="Calibri"/>
-                <w:b w:val="false"/>
-                <w:bCs w:val="false"/>
-                <w:sz w:val="18"/>
-                <w:szCs w:val="18"/>
-              </w:rPr>
-              <w:t xml:space="preserve">same – not changed</w:t>
-            </w:r>
-          </w:p>
-        </w:tc>
-      </w:tr>
-    </w:tbl>
-    <w:p>
-      <w:pPr>
-        <w:spacing w:after="100"/>
-      </w:pPr>
-    </w:p>
-    <w:p>
-      <w:r>
-        <w:br w:type="page"/>
-      </w:r>
-    </w:p>
-    <w:p>
-      <w:pPr>
-        <w:pStyle w:val="Heading1"/>
-      </w:pPr>
-      <w:r>
-        <w:rPr>
-          <w:rFonts w:ascii="Calibri" w:cs="Calibri" w:eastAsia="Calibri" w:hAnsi="Calibri"/>
-        </w:rPr>
-        <w:t xml:space="preserve">2. Why the workflow still needs changes</w:t>
+        <w:t xml:space="preserve">1. Why the workflow needs changes</w:t>
       </w:r>
     </w:p>
     <w:p>
@@ -1251,7 +667,7 @@
                 <w:sz w:val="18"/>
                 <w:szCs w:val="18"/>
               </w:rPr>
-              <w:t xml:space="preserve">Problem without a change</w:t>
+              <w:t xml:space="preserve">Without a change</w:t>
             </w:r>
           </w:p>
         </w:tc>
@@ -1373,7 +789,7 @@
                 <w:sz w:val="18"/>
                 <w:szCs w:val="18"/>
               </w:rPr>
-              <w:t xml:space="preserve">start check A1: a release-cycle order may start only after all production lines are decided</w:t>
+              <w:t xml:space="preserve">start check A1 – a release-cycle order may start only after all its production lines are decided</w:t>
             </w:r>
           </w:p>
         </w:tc>
@@ -1410,7 +826,7 @@
                 <w:sz w:val="18"/>
                 <w:szCs w:val="18"/>
               </w:rPr>
-              <w:t xml:space="preserve">Two start events at the same time (YSDA approves the last line + an order save) could start two workflows – your current check FM only checks the credit block</w:t>
+              <w:t xml:space="preserve">Two start events close together (YSDA last line + order save) could start a second run; your check FM only checks the credit block</w:t>
             </w:r>
           </w:p>
         </w:tc>
@@ -1442,7 +858,7 @@
                 <w:sz w:val="18"/>
                 <w:szCs w:val="18"/>
               </w:rPr>
-              <w:t xml:space="preserve">start check A1: no start if a WS99000010 already runs for the order (checked </w:t>
+              <w:t xml:space="preserve">start check A1 – no start while the order has the lock row or a running WS99000010 (checked </w:t>
             </w:r>
             <w:r>
               <w:rPr>
@@ -1462,7 +878,7 @@
                 <w:sz w:val="18"/>
                 <w:szCs w:val="18"/>
               </w:rPr>
-              <w:t xml:space="preserve"> the start, so no work item and no log is created)</w:t>
+              <w:t xml:space="preserve"> the start: no work item, no log, no mail)</w:t>
             </w:r>
           </w:p>
         </w:tc>
@@ -1493,13 +909,24 @@
             </w:pPr>
             <w:r>
               <w:rPr>
-                <w:rFonts w:ascii="Calibri" w:cs="Calibri" w:eastAsia="Calibri" w:hAnsi="Calibri"/>
-                <w:b w:val="false"/>
-                <w:bCs w:val="false"/>
-                <w:sz w:val="18"/>
-                <w:szCs w:val="18"/>
-              </w:rPr>
-              <w:t xml:space="preserve">Final approval releases the credit block, but the approved lines stay on </w:t>
+                <w:rFonts w:ascii="Consolas" w:cs="Consolas" w:eastAsia="Consolas" w:hAnsi="Consolas"/>
+                <w:b w:val="false"/>
+                <w:bCs w:val="false"/>
+                <w:color w:val="7B2C2C"/>
+                <w:sz w:val="16"/>
+                <w:szCs w:val="16"/>
+              </w:rPr>
+              <w:t xml:space="preserve">RELEASE_SO</w:t>
+            </w:r>
+            <w:r>
+              <w:rPr>
+                <w:rFonts w:ascii="Calibri" w:cs="Calibri" w:eastAsia="Calibri" w:hAnsi="Calibri"/>
+                <w:b w:val="false"/>
+                <w:bCs w:val="false"/>
+                <w:sz w:val="18"/>
+                <w:szCs w:val="18"/>
+              </w:rPr>
+              <w:t xml:space="preserve"> releases the credit block, but the lines approved in YSDA stay </w:t>
             </w:r>
             <w:r>
               <w:rPr>
@@ -1510,16 +937,6 @@
                 <w:szCs w:val="18"/>
               </w:rPr>
               <w:t xml:space="preserve">CN</w:t>
-            </w:r>
-            <w:r>
-              <w:rPr>
-                <w:rFonts w:ascii="Calibri" w:cs="Calibri" w:eastAsia="Calibri" w:hAnsi="Calibri"/>
-                <w:b w:val="false"/>
-                <w:bCs w:val="false"/>
-                <w:sz w:val="18"/>
-                <w:szCs w:val="18"/>
-              </w:rPr>
-              <w:t xml:space="preserve"> – nothing converts them to CP</w:t>
             </w:r>
           </w:p>
         </w:tc>
@@ -1551,7 +968,7 @@
                 <w:sz w:val="18"/>
                 <w:szCs w:val="18"/>
               </w:rPr>
-              <w:t xml:space="preserve">new step </w:t>
+              <w:t xml:space="preserve">step </w:t>
             </w:r>
             <w:r>
               <w:rPr>
@@ -1563,6 +980,16 @@
                 <w:szCs w:val="16"/>
               </w:rPr>
               <w:t xml:space="preserve">SO_REL_APPROVED</w:t>
+            </w:r>
+            <w:r>
+              <w:rPr>
+                <w:rFonts w:ascii="Calibri" w:cs="Calibri" w:eastAsia="Calibri" w:hAnsi="Calibri"/>
+                <w:b w:val="false"/>
+                <w:bCs w:val="false"/>
+                <w:sz w:val="18"/>
+                <w:szCs w:val="18"/>
+              </w:rPr>
+              <w:t xml:space="preserve"> – CN → CP for exactly those lines</w:t>
             </w:r>
           </w:p>
         </w:tc>
@@ -1599,7 +1026,7 @@
                 <w:sz w:val="18"/>
                 <w:szCs w:val="18"/>
               </w:rPr>
-              <w:t xml:space="preserve">The release cycle does not know that credit is in approval / approved / rejected</w:t>
+              <w:t xml:space="preserve">Your log does not show which lines YSDA approved / rejected and which lines went to production</w:t>
             </w:r>
           </w:p>
         </w:tc>
@@ -1631,7 +1058,7 @@
                 <w:sz w:val="18"/>
                 <w:szCs w:val="18"/>
               </w:rPr>
-              <w:t xml:space="preserve">new steps </w:t>
+              <w:t xml:space="preserve">the new steps write rows into your EX / OD log (actions </w:t>
             </w:r>
             <w:r>
               <w:rPr>
@@ -1642,7 +1069,7 @@
                 <w:sz w:val="16"/>
                 <w:szCs w:val="16"/>
               </w:rPr>
-              <w:t xml:space="preserve">SO_REL_START</w:t>
+              <w:t xml:space="preserve">YSDA</w:t>
             </w:r>
             <w:r>
               <w:rPr>
@@ -1663,28 +1090,17 @@
                 <w:sz w:val="16"/>
                 <w:szCs w:val="16"/>
               </w:rPr>
-              <w:t xml:space="preserve">SO_REL_APPROVED</w:t>
-            </w:r>
-            <w:r>
-              <w:rPr>
-                <w:rFonts w:ascii="Calibri" w:cs="Calibri" w:eastAsia="Calibri" w:hAnsi="Calibri"/>
-                <w:b w:val="false"/>
-                <w:bCs w:val="false"/>
-                <w:sz w:val="18"/>
-                <w:szCs w:val="18"/>
-              </w:rPr>
-              <w:t xml:space="preserve">, </w:t>
-            </w:r>
-            <w:r>
-              <w:rPr>
-                <w:rFonts w:ascii="Consolas" w:cs="Consolas" w:eastAsia="Consolas" w:hAnsi="Consolas"/>
-                <w:b w:val="false"/>
-                <w:bCs w:val="false"/>
-                <w:color w:val="7B2C2C"/>
-                <w:sz w:val="16"/>
-                <w:szCs w:val="16"/>
-              </w:rPr>
-              <w:t xml:space="preserve">SO_REL_REJECTED</w:t>
+              <w:t xml:space="preserve">PROD</w:t>
+            </w:r>
+            <w:r>
+              <w:rPr>
+                <w:rFonts w:ascii="Calibri" w:cs="Calibri" w:eastAsia="Calibri" w:hAnsi="Calibri"/>
+                <w:b w:val="false"/>
+                <w:bCs w:val="false"/>
+                <w:sz w:val="18"/>
+                <w:szCs w:val="18"/>
+              </w:rPr>
+              <w:t xml:space="preserve">)</w:t>
             </w:r>
           </w:p>
         </w:tc>
@@ -1696,86 +1112,30 @@
       </w:pPr>
     </w:p>
     <w:p>
+      <w:r>
+        <w:br w:type="page"/>
+      </w:r>
+    </w:p>
+    <w:p>
+      <w:pPr>
+        <w:pStyle w:val="Heading1"/>
+      </w:pPr>
+      <w:r>
+        <w:rPr>
+          <w:rFonts w:ascii="Calibri" w:cs="Calibri" w:eastAsia="Calibri" w:hAnsi="Calibri"/>
+        </w:rPr>
+        <w:t xml:space="preserve">2. Start check – ZCL_WF_SD_CREDIT-&gt;IS_START_ALLOWED (change A1)</w:t>
+      </w:r>
+    </w:p>
+    <w:p>
       <w:pPr>
         <w:spacing w:after="120"/>
       </w:pPr>
       <w:r>
         <w:rPr>
-          <w:rFonts w:ascii="Consolas" w:cs="Consolas" w:eastAsia="Consolas" w:hAnsi="Consolas"/>
-          <w:b/>
-          <w:bCs/>
-          <w:color w:val="7B2C2C"/>
-          <w:sz w:val="19"/>
-          <w:szCs w:val="19"/>
-        </w:rPr>
-        <w:t xml:space="preserve">REL_DUPLICATE</w:t>
-      </w:r>
-      <w:r>
-        <w:rPr>
-          <w:rFonts w:ascii="Calibri" w:cs="Calibri" w:eastAsia="Calibri" w:hAnsi="Calibri"/>
-          <w:b/>
-          <w:bCs/>
-        </w:rPr>
-        <w:t xml:space="preserve"> is removed.</w:t>
-      </w:r>
-      <w:r>
-        <w:rPr>
-          <w:rFonts w:ascii="Calibri" w:cs="Calibri" w:eastAsia="Calibri" w:hAnsi="Calibri"/>
-        </w:rPr>
-        <w:t xml:space="preserve"> A check inside the workflow comes too late: the workflow has already started and written its log. The duplicate check is now in the start check (A1), using your existing method </w:t>
-      </w:r>
-      <w:r>
-        <w:rPr>
-          <w:rFonts w:ascii="Consolas" w:cs="Consolas" w:eastAsia="Consolas" w:hAnsi="Consolas"/>
-          <w:color w:val="7B2C2C"/>
-          <w:sz w:val="19"/>
-          <w:szCs w:val="19"/>
-        </w:rPr>
-        <w:t xml:space="preserve">FIND_RUNNING</w:t>
-      </w:r>
-      <w:r>
-        <w:rPr>
-          <w:rFonts w:ascii="Calibri" w:cs="Calibri" w:eastAsia="Calibri" w:hAnsi="Calibri"/>
-        </w:rPr>
-        <w:t xml:space="preserve">. No new container element is needed.</w:t>
-      </w:r>
-    </w:p>
-    <w:p>
-      <w:r>
-        <w:br w:type="page"/>
-      </w:r>
-    </w:p>
-    <w:p>
-      <w:pPr>
-        <w:pStyle w:val="Heading1"/>
-      </w:pPr>
-      <w:r>
-        <w:rPr>
-          <w:rFonts w:ascii="Calibri" w:cs="Calibri" w:eastAsia="Calibri" w:hAnsi="Calibri"/>
-        </w:rPr>
-        <w:t xml:space="preserve">3. Changes – step by step</w:t>
-      </w:r>
-    </w:p>
-    <w:p>
-      <w:pPr>
-        <w:pStyle w:val="Heading2"/>
-      </w:pPr>
-      <w:r>
-        <w:rPr>
-          <w:rFonts w:ascii="Calibri" w:cs="Calibri" w:eastAsia="Calibri" w:hAnsi="Calibri"/>
-        </w:rPr>
-        <w:t xml:space="preserve">3.1 Start check – ZCL_WF_SD_CREDIT-&gt;IS_START_ALLOWED (SE24) – change A1</w:t>
-      </w:r>
-    </w:p>
-    <w:p>
-      <w:pPr>
-        <w:spacing w:after="120"/>
-      </w:pPr>
-      <w:r>
-        <w:rPr>
-          <w:rFonts w:ascii="Calibri" w:cs="Calibri" w:eastAsia="Calibri" w:hAnsi="Calibri"/>
-        </w:rPr>
-        <w:t xml:space="preserve">After the go-live date check, insert:</w:t>
+          <w:rFonts w:ascii="Calibri" w:cs="Calibri" w:eastAsia="Calibri" w:hAnsi="Calibri"/>
+        </w:rPr>
+        <w:t xml:space="preserve">After the start date check insert:</w:t>
       </w:r>
     </w:p>
     <w:p>
@@ -1794,7 +1154,25 @@
           <w:sz w:val="14"/>
           <w:szCs w:val="14"/>
         </w:rPr>
-        <w:t xml:space="preserve">    IF FIND_RUNNING( IV_VBELN ) IS NOT INITIAL.</w:t>
+        <w:t xml:space="preserve">    IF IS_ORDER_LOCKED( IV_VBELN ) = ABAP_TRUE</w:t>
+      </w:r>
+    </w:p>
+    <w:p>
+      <w:pPr>
+        <w:pBdr>
+          <w:left w:val="single" w:color="BFBFBF" w:sz="4" w:space="4"/>
+          <w:right w:val="single" w:color="BFBFBF" w:sz="4" w:space="4"/>
+        </w:pBdr>
+        <w:shd w:fill="F2F2F2" w:color="auto" w:val="clear"/>
+        <w:spacing w:after="0" w:before="0" w:line="220"/>
+      </w:pPr>
+      <w:r>
+        <w:rPr>
+          <w:rFonts w:ascii="Consolas" w:cs="Consolas" w:eastAsia="Consolas" w:hAnsi="Consolas"/>
+          <w:sz w:val="14"/>
+          <w:szCs w:val="14"/>
+        </w:rPr>
+        <w:t xml:space="preserve">    OR FIND_RUNNING( IV_VBELN ) IS NOT INITIAL.</w:t>
       </w:r>
     </w:p>
     <w:p>
@@ -1940,35 +1318,24 @@
       </w:pPr>
       <w:r>
         <w:rPr>
-          <w:rFonts w:ascii="Consolas" w:cs="Consolas" w:eastAsia="Consolas" w:hAnsi="Consolas"/>
-          <w:b/>
-          <w:bCs/>
-          <w:color w:val="7B2C2C"/>
-          <w:sz w:val="19"/>
-          <w:szCs w:val="19"/>
-        </w:rPr>
-        <w:t xml:space="preserve">FIND_RUNNING</w:t>
-      </w:r>
-      <w:r>
-        <w:rPr>
-          <w:rFonts w:ascii="Calibri" w:cs="Calibri" w:eastAsia="Calibri" w:hAnsi="Calibri"/>
-        </w:rPr>
-        <w:t xml:space="preserve"> (your existing private method): a WS99000010 is already running for this order → </w:t>
-      </w:r>
-      <w:r>
-        <w:rPr>
-          <w:rFonts w:ascii="Consolas" w:cs="Consolas" w:eastAsia="Consolas" w:hAnsi="Consolas"/>
-          <w:color w:val="7B2C2C"/>
-          <w:sz w:val="19"/>
-          <w:szCs w:val="19"/>
-        </w:rPr>
-        <w:t xml:space="preserve">RETURN</w:t>
-      </w:r>
-      <w:r>
-        <w:rPr>
-          <w:rFonts w:ascii="Calibri" w:cs="Calibri" w:eastAsia="Calibri" w:hAnsi="Calibri"/>
-        </w:rPr>
-        <w:t xml:space="preserve"> (start not allowed) → the check FM raises </w:t>
+          <w:rFonts w:ascii="Calibri" w:cs="Calibri" w:eastAsia="Calibri" w:hAnsi="Calibri"/>
+        </w:rPr>
+        <w:t xml:space="preserve">Lock row or running work item → </w:t>
+      </w:r>
+      <w:r>
+        <w:rPr>
+          <w:rFonts w:ascii="Consolas" w:cs="Consolas" w:eastAsia="Consolas" w:hAnsi="Consolas"/>
+          <w:color w:val="7B2C2C"/>
+          <w:sz w:val="19"/>
+          <w:szCs w:val="19"/>
+        </w:rPr>
+        <w:t xml:space="preserve">RV_START</w:t>
+      </w:r>
+      <w:r>
+        <w:rPr>
+          <w:rFonts w:ascii="Calibri" w:cs="Calibri" w:eastAsia="Calibri" w:hAnsi="Calibri"/>
+        </w:rPr>
+        <w:t xml:space="preserve"> stays false → the check FM raises </w:t>
       </w:r>
       <w:r>
         <w:rPr>
@@ -1983,7 +1350,52 @@
         <w:rPr>
           <w:rFonts w:ascii="Calibri" w:cs="Calibri" w:eastAsia="Calibri" w:hAnsi="Calibri"/>
         </w:rPr>
-        <w:t xml:space="preserve"> → no second workflow. Valid for every order. After a change in VA02 your kill cancels the old workflow first, so the new start is still allowed.</w:t>
+        <w:t xml:space="preserve"> → no second run. Both are checked because a run that has just started has its lock row (</w:t>
+      </w:r>
+      <w:r>
+        <w:rPr>
+          <w:rFonts w:ascii="Consolas" w:cs="Consolas" w:eastAsia="Consolas" w:hAnsi="Consolas"/>
+          <w:color w:val="7B2C2C"/>
+          <w:sz w:val="19"/>
+          <w:szCs w:val="19"/>
+        </w:rPr>
+        <w:t xml:space="preserve">GET_APPROVERS</w:t>
+      </w:r>
+      <w:r>
+        <w:rPr>
+          <w:rFonts w:ascii="Calibri" w:cs="Calibri" w:eastAsia="Calibri" w:hAnsi="Calibri"/>
+        </w:rPr>
+        <w:t xml:space="preserve">) before its work items are visible (your incident of 04.10.2026). After a kill, </w:t>
+      </w:r>
+      <w:r>
+        <w:rPr>
+          <w:rFonts w:ascii="Consolas" w:cs="Consolas" w:eastAsia="Consolas" w:hAnsi="Consolas"/>
+          <w:color w:val="7B2C2C"/>
+          <w:sz w:val="19"/>
+          <w:szCs w:val="19"/>
+        </w:rPr>
+        <w:t xml:space="preserve">RELEASE_SO</w:t>
+      </w:r>
+      <w:r>
+        <w:rPr>
+          <w:rFonts w:ascii="Calibri" w:cs="Calibri" w:eastAsia="Calibri" w:hAnsi="Calibri"/>
+        </w:rPr>
+        <w:t xml:space="preserve"> or </w:t>
+      </w:r>
+      <w:r>
+        <w:rPr>
+          <w:rFonts w:ascii="Consolas" w:cs="Consolas" w:eastAsia="Consolas" w:hAnsi="Consolas"/>
+          <w:color w:val="7B2C2C"/>
+          <w:sz w:val="19"/>
+          <w:szCs w:val="19"/>
+        </w:rPr>
+        <w:t xml:space="preserve">CANCEL_SO</w:t>
+      </w:r>
+      <w:r>
+        <w:rPr>
+          <w:rFonts w:ascii="Calibri" w:cs="Calibri" w:eastAsia="Calibri" w:hAnsi="Calibri"/>
+        </w:rPr>
+        <w:t xml:space="preserve"> both are gone.</w:t>
       </w:r>
     </w:p>
     <w:p>
@@ -1998,8 +1410,6 @@
       <w:r>
         <w:rPr>
           <w:rFonts w:ascii="Consolas" w:cs="Consolas" w:eastAsia="Consolas" w:hAnsi="Consolas"/>
-          <w:b/>
-          <w:bCs/>
           <w:color w:val="7B2C2C"/>
           <w:sz w:val="19"/>
           <w:szCs w:val="19"/>
@@ -2010,125 +1420,7 @@
         <w:rPr>
           <w:rFonts w:ascii="Calibri" w:cs="Calibri" w:eastAsia="Calibri" w:hAnsi="Calibri"/>
         </w:rPr>
-        <w:t xml:space="preserve">: for a release-cycle order → no start while any production line is still open in YSDA / YSDAX, no start after the order was cancelled or deleted. For normal orders it answers "not managed" and nothing changes.</w:t>
-      </w:r>
-    </w:p>
-    <w:p>
-      <w:pPr>
-        <w:pStyle w:val="Heading2"/>
-      </w:pPr>
-      <w:r>
-        <w:rPr>
-          <w:rFonts w:ascii="Calibri" w:cs="Calibri" w:eastAsia="Calibri" w:hAnsi="Calibri"/>
-        </w:rPr>
-        <w:t xml:space="preserve">3.2 Class ZCL_WF_SD_SO_REL_STEP (SE24)</w:t>
-      </w:r>
-    </w:p>
-    <w:p>
-      <w:pPr>
-        <w:spacing w:after="120"/>
-      </w:pPr>
-      <w:r>
-        <w:rPr>
-          <w:rFonts w:ascii="Calibri" w:cs="Calibri" w:eastAsia="Calibri" w:hAnsi="Calibri"/>
-        </w:rPr>
-        <w:t xml:space="preserve">File </w:t>
-      </w:r>
-      <w:r>
-        <w:rPr>
-          <w:rFonts w:ascii="Consolas" w:cs="Consolas" w:eastAsia="Consolas" w:hAnsi="Consolas"/>
-          <w:color w:val="7B2C2C"/>
-          <w:sz w:val="19"/>
-          <w:szCs w:val="19"/>
-        </w:rPr>
-        <w:t xml:space="preserve">02_new_objects/ZCL_WF_SD_SO_REL_STEP.abap</w:t>
-      </w:r>
-      <w:r>
-        <w:rPr>
-          <w:rFonts w:ascii="Calibri" w:cs="Calibri" w:eastAsia="Calibri" w:hAnsi="Calibri"/>
-        </w:rPr>
-        <w:t xml:space="preserve"> → create, paste, activate (</w:t>
-      </w:r>
-      <w:r>
-        <w:rPr>
-          <w:rFonts w:ascii="Consolas" w:cs="Consolas" w:eastAsia="Consolas" w:hAnsi="Consolas"/>
-          <w:color w:val="7B2C2C"/>
-          <w:sz w:val="19"/>
-          <w:szCs w:val="19"/>
-        </w:rPr>
-        <w:t xml:space="preserve">ZCL_SD_SO_RELEASE</w:t>
-      </w:r>
-      <w:r>
-        <w:rPr>
-          <w:rFonts w:ascii="Calibri" w:cs="Calibri" w:eastAsia="Calibri" w:hAnsi="Calibri"/>
-        </w:rPr>
-        <w:t xml:space="preserve"> must be active). </w:t>
-      </w:r>
-      <w:r>
-        <w:rPr>
-          <w:rFonts w:ascii="Calibri" w:cs="Calibri" w:eastAsia="Calibri" w:hAnsi="Calibri"/>
-          <w:b/>
-          <w:bCs/>
-        </w:rPr>
-        <w:t xml:space="preserve">Why:</w:t>
-      </w:r>
-      <w:r>
-        <w:rPr>
-          <w:rFonts w:ascii="Calibri" w:cs="Calibri" w:eastAsia="Calibri" w:hAnsi="Calibri"/>
-        </w:rPr>
-        <w:t xml:space="preserve"> a workflow task can only call a class that implements </w:t>
-      </w:r>
-      <w:r>
-        <w:rPr>
-          <w:rFonts w:ascii="Consolas" w:cs="Consolas" w:eastAsia="Consolas" w:hAnsi="Consolas"/>
-          <w:color w:val="7B2C2C"/>
-          <w:sz w:val="19"/>
-          <w:szCs w:val="19"/>
-        </w:rPr>
-        <w:t xml:space="preserve">IF_WORKFLOW</w:t>
-      </w:r>
-      <w:r>
-        <w:rPr>
-          <w:rFonts w:ascii="Calibri" w:cs="Calibri" w:eastAsia="Calibri" w:hAnsi="Calibri"/>
-        </w:rPr>
-        <w:t xml:space="preserve">.</w:t>
-      </w:r>
-    </w:p>
-    <w:p>
-      <w:pPr>
-        <w:pStyle w:val="Heading2"/>
-      </w:pPr>
-      <w:r>
-        <w:rPr>
-          <w:rFonts w:ascii="Calibri" w:cs="Calibri" w:eastAsia="Calibri" w:hAnsi="Calibri"/>
-        </w:rPr>
-        <w:t xml:space="preserve">3.3 MV45AFZZ – what changes for the workflow</w:t>
-      </w:r>
-    </w:p>
-    <w:p>
-      <w:pPr>
-        <w:spacing w:after="120"/>
-      </w:pPr>
-      <w:r>
-        <w:rPr>
-          <w:rFonts w:ascii="Calibri" w:cs="Calibri" w:eastAsia="Calibri" w:hAnsi="Calibri"/>
-        </w:rPr>
-        <w:t xml:space="preserve">(complete code in </w:t>
-      </w:r>
-      <w:r>
-        <w:rPr>
-          <w:rFonts w:ascii="Consolas" w:cs="Consolas" w:eastAsia="Consolas" w:hAnsi="Consolas"/>
-          <w:color w:val="7B2C2C"/>
-          <w:sz w:val="19"/>
-          <w:szCs w:val="19"/>
-        </w:rPr>
-        <w:t xml:space="preserve">MV45AFZZ_ENHANCEMENTS_COMPLETE.abap</w:t>
-      </w:r>
-      <w:r>
-        <w:rPr>
-          <w:rFonts w:ascii="Calibri" w:cs="Calibri" w:eastAsia="Calibri" w:hAnsi="Calibri"/>
-        </w:rPr>
-        <w:t xml:space="preserve">)</w:t>
+        <w:t xml:space="preserve">: release-cycle order → no start while a production line is open in YSDA / YSDAX, or after the order was cancelled / deleted. Normal orders → no effect.</w:t>
       </w:r>
     </w:p>
     <w:p>
@@ -2142,198 +1434,63 @@
       </w:pPr>
       <w:r>
         <w:rPr>
-          <w:rFonts w:ascii="Consolas" w:cs="Consolas" w:eastAsia="Consolas" w:hAnsi="Consolas"/>
-          <w:color w:val="7B2C2C"/>
-          <w:sz w:val="19"/>
-          <w:szCs w:val="19"/>
-        </w:rPr>
-        <w:t xml:space="preserve">ZEN_CMEXOD_KILL_WORKFLOW</w:t>
-      </w:r>
-      <w:r>
-        <w:rPr>
-          <w:rFonts w:ascii="Calibri" w:cs="Calibri" w:eastAsia="Calibri" w:hAnsi="Calibri"/>
-        </w:rPr>
-        <w:t xml:space="preserve">: CHECK → IF; after </w:t>
-      </w:r>
-      <w:r>
-        <w:rPr>
-          <w:rFonts w:ascii="Consolas" w:cs="Consolas" w:eastAsia="Consolas" w:hAnsi="Consolas"/>
-          <w:color w:val="7B2C2C"/>
-          <w:sz w:val="19"/>
-          <w:szCs w:val="19"/>
-        </w:rPr>
-        <w:t xml:space="preserve">KILL_RUNNING_WORKFLOW</w:t>
-      </w:r>
-      <w:r>
-        <w:rPr>
-          <w:rFonts w:ascii="Calibri" w:cs="Calibri" w:eastAsia="Calibri" w:hAnsi="Calibri"/>
-        </w:rPr>
-        <w:t xml:space="preserve"> one new line </w:t>
-      </w:r>
-      <w:r>
-        <w:rPr>
-          <w:rFonts w:ascii="Consolas" w:cs="Consolas" w:eastAsia="Consolas" w:hAnsi="Consolas"/>
-          <w:color w:val="7B2C2C"/>
-          <w:sz w:val="19"/>
-          <w:szCs w:val="19"/>
-        </w:rPr>
-        <w:t xml:space="preserve">NEW ZCL_SD_SO_RELEASE( )-&gt;ON_WORKFLOW_KILLED( VBAK-VBELN ).</w:t>
-      </w:r>
-      <w:r>
-        <w:rPr>
-          <w:rFonts w:ascii="Calibri" w:cs="Calibri" w:eastAsia="Calibri" w:hAnsi="Calibri"/>
-        </w:rPr>
-        <w:t xml:space="preserve"> – sets the credit status of the release cycle back to "open", so the new start is allowed. For normal orders it does nothing.</w:t>
-      </w:r>
-    </w:p>
-    <w:p>
-      <w:pPr>
-        <w:pStyle w:val="ListParagraph"/>
-        <w:numPr>
-          <w:ilvl w:val="0"/>
-          <w:numId w:val="2"/>
-        </w:numPr>
-        <w:spacing w:after="40"/>
-      </w:pPr>
-      <w:r>
-        <w:rPr>
-          <w:rFonts w:ascii="Consolas" w:cs="Consolas" w:eastAsia="Consolas" w:hAnsi="Consolas"/>
-          <w:color w:val="7B2C2C"/>
-          <w:sz w:val="19"/>
-          <w:szCs w:val="19"/>
-        </w:rPr>
-        <w:t xml:space="preserve">ZEN_CMEXOD_KILL_WORKFLOW_WDEL</w:t>
-      </w:r>
-      <w:r>
-        <w:rPr>
-          <w:rFonts w:ascii="Calibri" w:cs="Calibri" w:eastAsia="Calibri" w:hAnsi="Calibri"/>
-        </w:rPr>
-        <w:t xml:space="preserve">: CHECK → IF; after the kill </w:t>
-      </w:r>
-      <w:r>
-        <w:rPr>
-          <w:rFonts w:ascii="Consolas" w:cs="Consolas" w:eastAsia="Consolas" w:hAnsi="Consolas"/>
-          <w:color w:val="7B2C2C"/>
-          <w:sz w:val="19"/>
-          <w:szCs w:val="19"/>
-        </w:rPr>
-        <w:t xml:space="preserve">ON_ORDER_DELETED</w:t>
-      </w:r>
-      <w:r>
-        <w:rPr>
-          <w:rFonts w:ascii="Calibri" w:cs="Calibri" w:eastAsia="Calibri" w:hAnsi="Calibri"/>
-        </w:rPr>
-        <w:t xml:space="preserve"> marks the order deleted.</w:t>
-      </w:r>
-    </w:p>
-    <w:p>
-      <w:pPr>
-        <w:pStyle w:val="ListParagraph"/>
-        <w:numPr>
-          <w:ilvl w:val="0"/>
-          <w:numId w:val="2"/>
-        </w:numPr>
-        <w:spacing w:after="40"/>
-      </w:pPr>
-      <w:r>
-        <w:rPr>
-          <w:rFonts w:ascii="Consolas" w:cs="Consolas" w:eastAsia="Consolas" w:hAnsi="Consolas"/>
-          <w:color w:val="7B2C2C"/>
-          <w:sz w:val="19"/>
-          <w:szCs w:val="19"/>
-        </w:rPr>
-        <w:t xml:space="preserve">ZEN_DISAB_VA02_CM_WF_RUNNINNG</w:t>
-      </w:r>
-      <w:r>
-        <w:rPr>
-          <w:rFonts w:ascii="Calibri" w:cs="Calibri" w:eastAsia="Calibri" w:hAnsi="Calibri"/>
-        </w:rPr>
-        <w:t xml:space="preserve">: CHECK → IF only (the redirect to VA03 stays for every order).</w:t>
-      </w:r>
-    </w:p>
-    <w:p>
-      <w:pPr>
-        <w:pStyle w:val="ListParagraph"/>
-        <w:numPr>
-          <w:ilvl w:val="0"/>
-          <w:numId w:val="2"/>
-        </w:numPr>
-        <w:spacing w:after="40"/>
-      </w:pPr>
-      <w:r>
-        <w:rPr>
-          <w:rFonts w:ascii="Consolas" w:cs="Consolas" w:eastAsia="Consolas" w:hAnsi="Consolas"/>
-          <w:color w:val="7B2C2C"/>
-          <w:sz w:val="19"/>
-          <w:szCs w:val="19"/>
-        </w:rPr>
-        <w:t xml:space="preserve">ZEN_SO_RELEASE_NO_VKM</w:t>
-      </w:r>
-      <w:r>
-        <w:rPr>
-          <w:rFonts w:ascii="Calibri" w:cs="Calibri" w:eastAsia="Calibri" w:hAnsi="Calibri"/>
-        </w:rPr>
-        <w:t xml:space="preserve"> (new): no manual credit release in VKM1 / VKM3 / VKM4 while the workflow runs for a release-cycle order (error 017) – otherwise the approved lines would never go to CP.</w:t>
-      </w:r>
-    </w:p>
-    <w:p>
-      <w:pPr>
-        <w:spacing w:after="120"/>
-      </w:pPr>
-      <w:r>
-        <w:rPr>
           <w:rFonts w:ascii="Calibri" w:cs="Calibri" w:eastAsia="Calibri" w:hAnsi="Calibri"/>
           <w:b/>
           <w:bCs/>
         </w:rPr>
-        <w:t xml:space="preserve">Why CHECK → IF:</w:t>
-      </w:r>
-      <w:r>
-        <w:rPr>
-          <w:rFonts w:ascii="Calibri" w:cs="Calibri" w:eastAsia="Calibri" w:hAnsi="Calibri"/>
-        </w:rPr>
-        <w:t xml:space="preserve"> a failing CHECK in an enhancement leaves the whole user exit, so every enhancement after it (e.g. </w:t>
-      </w:r>
-      <w:r>
-        <w:rPr>
-          <w:rFonts w:ascii="Consolas" w:cs="Consolas" w:eastAsia="Consolas" w:hAnsi="Consolas"/>
-          <w:color w:val="7B2C2C"/>
-          <w:sz w:val="19"/>
-          <w:szCs w:val="19"/>
-        </w:rPr>
-        <w:t xml:space="preserve">ZO2C_CREDITLMIT_CHECK</w:t>
-      </w:r>
-      <w:r>
-        <w:rPr>
-          <w:rFonts w:ascii="Calibri" w:cs="Calibri" w:eastAsia="Calibri" w:hAnsi="Calibri"/>
-        </w:rPr>
-        <w:t xml:space="preserve">, </w:t>
-      </w:r>
-      <w:r>
-        <w:rPr>
-          <w:rFonts w:ascii="Consolas" w:cs="Consolas" w:eastAsia="Consolas" w:hAnsi="Consolas"/>
-          <w:color w:val="7B2C2C"/>
-          <w:sz w:val="19"/>
-          <w:szCs w:val="19"/>
-        </w:rPr>
-        <w:t xml:space="preserve">ZSAVE_DIFF_COST_PROFIT</w:t>
-      </w:r>
-      <w:r>
-        <w:rPr>
-          <w:rFonts w:ascii="Calibri" w:cs="Calibri" w:eastAsia="Calibri" w:hAnsi="Calibri"/>
-        </w:rPr>
-        <w:t xml:space="preserve">) was skipped.</w:t>
-      </w:r>
-    </w:p>
-    <w:p>
-      <w:pPr>
-        <w:pStyle w:val="Heading2"/>
-      </w:pPr>
-      <w:r>
-        <w:rPr>
-          <w:rFonts w:ascii="Calibri" w:cs="Calibri" w:eastAsia="Calibri" w:hAnsi="Calibri"/>
-        </w:rPr>
-        <w:t xml:space="preserve">3.4 Three standard tasks (PFTC)</w:t>
+        <w:t xml:space="preserve">Prerequisite:</w:t>
+      </w:r>
+      <w:r>
+        <w:rPr>
+          <w:rFonts w:ascii="Calibri" w:cs="Calibri" w:eastAsia="Calibri" w:hAnsi="Calibri"/>
+        </w:rPr>
+        <w:t xml:space="preserve"> </w:t>
+      </w:r>
+      <w:r>
+        <w:rPr>
+          <w:rFonts w:ascii="Consolas" w:cs="Consolas" w:eastAsia="Consolas" w:hAnsi="Consolas"/>
+          <w:color w:val="7B2C2C"/>
+          <w:sz w:val="19"/>
+          <w:szCs w:val="19"/>
+        </w:rPr>
+        <w:t xml:space="preserve">Z_FM_SD_WF_CHECK_CREDIT</w:t>
+      </w:r>
+      <w:r>
+        <w:rPr>
+          <w:rFonts w:ascii="Calibri" w:cs="Calibri" w:eastAsia="Calibri" w:hAnsi="Calibri"/>
+        </w:rPr>
+        <w:t xml:space="preserve"> must be set as check function module in SWE2 (open item §9 of your guide). Without it </w:t>
+      </w:r>
+      <w:r>
+        <w:rPr>
+          <w:rFonts w:ascii="Consolas" w:cs="Consolas" w:eastAsia="Consolas" w:hAnsi="Consolas"/>
+          <w:color w:val="7B2C2C"/>
+          <w:sz w:val="19"/>
+          <w:szCs w:val="19"/>
+        </w:rPr>
+        <w:t xml:space="preserve">IS_START_ALLOWED</w:t>
+      </w:r>
+      <w:r>
+        <w:rPr>
+          <w:rFonts w:ascii="Calibri" w:cs="Calibri" w:eastAsia="Calibri" w:hAnsi="Calibri"/>
+        </w:rPr>
+        <w:t xml:space="preserve"> is never called.</w:t>
+      </w:r>
+    </w:p>
+    <w:p>
+      <w:r>
+        <w:br w:type="page"/>
+      </w:r>
+    </w:p>
+    <w:p>
+      <w:pPr>
+        <w:pStyle w:val="Heading1"/>
+      </w:pPr>
+      <w:r>
+        <w:rPr>
+          <w:rFonts w:ascii="Calibri" w:cs="Calibri" w:eastAsia="Calibri" w:hAnsi="Calibri"/>
+        </w:rPr>
+        <w:t xml:space="preserve">3. Kill on change – ZEN_CMEXOD_KILL_WORKFLOW (your version 2.0 + B1 / B2)</w:t>
       </w:r>
     </w:p>
     <w:p>
@@ -2344,78 +1501,214 @@
         <w:rPr>
           <w:rFonts w:ascii="Calibri" w:cs="Calibri" w:eastAsia="Calibri" w:hAnsi="Calibri"/>
         </w:rPr>
-        <w:t xml:space="preserve">For each task: *Object category* </w:t>
-      </w:r>
-      <w:r>
-        <w:rPr>
-          <w:rFonts w:ascii="Calibri" w:cs="Calibri" w:eastAsia="Calibri" w:hAnsi="Calibri"/>
-          <w:b/>
-          <w:bCs/>
-        </w:rPr>
-        <w:t xml:space="preserve">ABAP Class</w:t>
-      </w:r>
-      <w:r>
-        <w:rPr>
-          <w:rFonts w:ascii="Calibri" w:cs="Calibri" w:eastAsia="Calibri" w:hAnsi="Calibri"/>
-        </w:rPr>
-        <w:t xml:space="preserve">, *Object type* </w:t>
-      </w:r>
-      <w:r>
-        <w:rPr>
-          <w:rFonts w:ascii="Consolas" w:cs="Consolas" w:eastAsia="Consolas" w:hAnsi="Consolas"/>
-          <w:color w:val="7B2C2C"/>
-          <w:sz w:val="19"/>
-          <w:szCs w:val="19"/>
-        </w:rPr>
-        <w:t xml:space="preserve">ZCL_WF_SD_SO_REL_STEP</w:t>
-      </w:r>
-      <w:r>
-        <w:rPr>
-          <w:rFonts w:ascii="Calibri" w:cs="Calibri" w:eastAsia="Calibri" w:hAnsi="Calibri"/>
-        </w:rPr>
-        <w:t xml:space="preserve">, method as below, tick </w:t>
-      </w:r>
-      <w:r>
-        <w:rPr>
-          <w:rFonts w:ascii="Calibri" w:cs="Calibri" w:eastAsia="Calibri" w:hAnsi="Calibri"/>
-          <w:b/>
-          <w:bCs/>
-        </w:rPr>
-        <w:t xml:space="preserve">Synchronous object method</w:t>
-      </w:r>
-      <w:r>
-        <w:rPr>
-          <w:rFonts w:ascii="Calibri" w:cs="Calibri" w:eastAsia="Calibri" w:hAnsi="Calibri"/>
-        </w:rPr>
-        <w:t xml:space="preserve"> and </w:t>
-      </w:r>
-      <w:r>
-        <w:rPr>
-          <w:rFonts w:ascii="Calibri" w:cs="Calibri" w:eastAsia="Calibri" w:hAnsi="Calibri"/>
-          <w:b/>
-          <w:bCs/>
-        </w:rPr>
-        <w:t xml:space="preserve">Background processing</w:t>
-      </w:r>
-      <w:r>
-        <w:rPr>
-          <w:rFonts w:ascii="Calibri" w:cs="Calibri" w:eastAsia="Calibri" w:hAnsi="Calibri"/>
-        </w:rPr>
-        <w:t xml:space="preserve">, Additional data → Agent assignment → </w:t>
-      </w:r>
-      <w:r>
-        <w:rPr>
-          <w:rFonts w:ascii="Calibri" w:cs="Calibri" w:eastAsia="Calibri" w:hAnsi="Calibri"/>
-          <w:b/>
-          <w:bCs/>
-        </w:rPr>
-        <w:t xml:space="preserve">General task</w:t>
-      </w:r>
-      <w:r>
-        <w:rPr>
-          <w:rFonts w:ascii="Calibri" w:cs="Calibri" w:eastAsia="Calibri" w:hAnsi="Calibri"/>
-        </w:rPr>
-        <w:t xml:space="preserve">; accept the container proposal.</w:t>
+        <w:t xml:space="preserve">Complete code in </w:t>
+      </w:r>
+      <w:r>
+        <w:rPr>
+          <w:rFonts w:ascii="Consolas" w:cs="Consolas" w:eastAsia="Consolas" w:hAnsi="Consolas"/>
+          <w:color w:val="7B2C2C"/>
+          <w:sz w:val="19"/>
+          <w:szCs w:val="19"/>
+        </w:rPr>
+        <w:t xml:space="preserve">MV45AFZZ_ENHANCEMENTS_COMPLETE.abap</w:t>
+      </w:r>
+      <w:r>
+        <w:rPr>
+          <w:rFonts w:ascii="Calibri" w:cs="Calibri" w:eastAsia="Calibri" w:hAnsi="Calibri"/>
+        </w:rPr>
+        <w:t xml:space="preserve">. Your re-entrancy guard (</w:t>
+      </w:r>
+      <w:r>
+        <w:rPr>
+          <w:rFonts w:ascii="Consolas" w:cs="Consolas" w:eastAsia="Consolas" w:hAnsi="Consolas"/>
+          <w:color w:val="7B2C2C"/>
+          <w:sz w:val="19"/>
+          <w:szCs w:val="19"/>
+        </w:rPr>
+        <w:t xml:space="preserve">STATICS LT_DONE</w:t>
+      </w:r>
+      <w:r>
+        <w:rPr>
+          <w:rFonts w:ascii="Calibri" w:cs="Calibri" w:eastAsia="Calibri" w:hAnsi="Calibri"/>
+        </w:rPr>
+        <w:t xml:space="preserve">) stays. New: CHECK → IF, and when </w:t>
+      </w:r>
+      <w:r>
+        <w:rPr>
+          <w:rFonts w:ascii="Consolas" w:cs="Consolas" w:eastAsia="Consolas" w:hAnsi="Consolas"/>
+          <w:color w:val="7B2C2C"/>
+          <w:sz w:val="19"/>
+          <w:szCs w:val="19"/>
+        </w:rPr>
+        <w:t xml:space="preserve">KILL_RUNNING_WORKFLOW</w:t>
+      </w:r>
+      <w:r>
+        <w:rPr>
+          <w:rFonts w:ascii="Calibri" w:cs="Calibri" w:eastAsia="Calibri" w:hAnsi="Calibri"/>
+        </w:rPr>
+        <w:t xml:space="preserve"> returns true (a running run was really cancelled – your Fix 01) one call </w:t>
+      </w:r>
+      <w:r>
+        <w:rPr>
+          <w:rFonts w:ascii="Consolas" w:cs="Consolas" w:eastAsia="Consolas" w:hAnsi="Consolas"/>
+          <w:color w:val="7B2C2C"/>
+          <w:sz w:val="19"/>
+          <w:szCs w:val="19"/>
+        </w:rPr>
+        <w:t xml:space="preserve">ZCL_SD_SO_RELEASE-&gt;ON_WORKFLOW_KILLED</w:t>
+      </w:r>
+      <w:r>
+        <w:rPr>
+          <w:rFonts w:ascii="Calibri" w:cs="Calibri" w:eastAsia="Calibri" w:hAnsi="Calibri"/>
+        </w:rPr>
+        <w:t xml:space="preserve">, which sets the release cycle back to "credit open" so the new start is allowed. For normal orders it does nothing.</w:t>
+      </w:r>
+    </w:p>
+    <w:p>
+      <w:r>
+        <w:br w:type="page"/>
+      </w:r>
+    </w:p>
+    <w:p>
+      <w:pPr>
+        <w:pStyle w:val="Heading1"/>
+      </w:pPr>
+      <w:r>
+        <w:rPr>
+          <w:rFonts w:ascii="Calibri" w:cs="Calibri" w:eastAsia="Calibri" w:hAnsi="Calibri"/>
+        </w:rPr>
+        <w:t xml:space="preserve">4. Class ZCL_WF_SD_SO_REL_STEP (SE24)</w:t>
+      </w:r>
+    </w:p>
+    <w:p>
+      <w:pPr>
+        <w:spacing w:after="120"/>
+      </w:pPr>
+      <w:r>
+        <w:rPr>
+          <w:rFonts w:ascii="Calibri" w:cs="Calibri" w:eastAsia="Calibri" w:hAnsi="Calibri"/>
+        </w:rPr>
+        <w:t xml:space="preserve">File </w:t>
+      </w:r>
+      <w:r>
+        <w:rPr>
+          <w:rFonts w:ascii="Consolas" w:cs="Consolas" w:eastAsia="Consolas" w:hAnsi="Consolas"/>
+          <w:color w:val="7B2C2C"/>
+          <w:sz w:val="19"/>
+          <w:szCs w:val="19"/>
+        </w:rPr>
+        <w:t xml:space="preserve">02_new_objects/ZCL_WF_SD_SO_REL_STEP.abap</w:t>
+      </w:r>
+      <w:r>
+        <w:rPr>
+          <w:rFonts w:ascii="Calibri" w:cs="Calibri" w:eastAsia="Calibri" w:hAnsi="Calibri"/>
+        </w:rPr>
+        <w:t xml:space="preserve">. Three static methods, each called by one background task. Each writes into your logs with the same rule as </w:t>
+      </w:r>
+      <w:r>
+        <w:rPr>
+          <w:rFonts w:ascii="Consolas" w:cs="Consolas" w:eastAsia="Consolas" w:hAnsi="Consolas"/>
+          <w:color w:val="7B2C2C"/>
+          <w:sz w:val="19"/>
+          <w:szCs w:val="19"/>
+        </w:rPr>
+        <w:t xml:space="preserve">APPROVE_IN_LOOP</w:t>
+      </w:r>
+      <w:r>
+        <w:rPr>
+          <w:rFonts w:ascii="Calibri" w:cs="Calibri" w:eastAsia="Calibri" w:hAnsi="Calibri"/>
+        </w:rPr>
+        <w:t xml:space="preserve">: EX log = </w:t>
+      </w:r>
+      <w:r>
+        <w:rPr>
+          <w:rFonts w:ascii="Consolas" w:cs="Consolas" w:eastAsia="Consolas" w:hAnsi="Consolas"/>
+          <w:color w:val="7B2C2C"/>
+          <w:sz w:val="19"/>
+          <w:szCs w:val="19"/>
+        </w:rPr>
+        <w:t xml:space="preserve">LOG_ID</w:t>
+      </w:r>
+      <w:r>
+        <w:rPr>
+          <w:rFonts w:ascii="Calibri" w:cs="Calibri" w:eastAsia="Calibri" w:hAnsi="Calibri"/>
+        </w:rPr>
+        <w:t xml:space="preserve"> (unless </w:t>
+      </w:r>
+      <w:r>
+        <w:rPr>
+          <w:rFonts w:ascii="Consolas" w:cs="Consolas" w:eastAsia="Consolas" w:hAnsi="Consolas"/>
+          <w:color w:val="7B2C2C"/>
+          <w:sz w:val="19"/>
+          <w:szCs w:val="19"/>
+        </w:rPr>
+        <w:t xml:space="preserve">LOG_AREA = 'OD'</w:t>
+      </w:r>
+      <w:r>
+        <w:rPr>
+          <w:rFonts w:ascii="Calibri" w:cs="Calibri" w:eastAsia="Calibri" w:hAnsi="Calibri"/>
+        </w:rPr>
+        <w:t xml:space="preserve">), OD log = </w:t>
+      </w:r>
+      <w:r>
+        <w:rPr>
+          <w:rFonts w:ascii="Consolas" w:cs="Consolas" w:eastAsia="Consolas" w:hAnsi="Consolas"/>
+          <w:color w:val="7B2C2C"/>
+          <w:sz w:val="19"/>
+          <w:szCs w:val="19"/>
+        </w:rPr>
+        <w:t xml:space="preserve">LOG_ID</w:t>
+      </w:r>
+      <w:r>
+        <w:rPr>
+          <w:rFonts w:ascii="Calibri" w:cs="Calibri" w:eastAsia="Calibri" w:hAnsi="Calibri"/>
+        </w:rPr>
+        <w:t xml:space="preserve"> when </w:t>
+      </w:r>
+      <w:r>
+        <w:rPr>
+          <w:rFonts w:ascii="Consolas" w:cs="Consolas" w:eastAsia="Consolas" w:hAnsi="Consolas"/>
+          <w:color w:val="7B2C2C"/>
+          <w:sz w:val="19"/>
+          <w:szCs w:val="19"/>
+        </w:rPr>
+        <w:t xml:space="preserve">LOG_AREA = 'OD'</w:t>
+      </w:r>
+      <w:r>
+        <w:rPr>
+          <w:rFonts w:ascii="Calibri" w:cs="Calibri" w:eastAsia="Calibri" w:hAnsi="Calibri"/>
+        </w:rPr>
+        <w:t xml:space="preserve">, otherwise </w:t>
+      </w:r>
+      <w:r>
+        <w:rPr>
+          <w:rFonts w:ascii="Consolas" w:cs="Consolas" w:eastAsia="Consolas" w:hAnsi="Consolas"/>
+          <w:color w:val="7B2C2C"/>
+          <w:sz w:val="19"/>
+          <w:szCs w:val="19"/>
+        </w:rPr>
+        <w:t xml:space="preserve">LOG_ID_OD</w:t>
+      </w:r>
+      <w:r>
+        <w:rPr>
+          <w:rFonts w:ascii="Calibri" w:cs="Calibri" w:eastAsia="Calibri" w:hAnsi="Calibri"/>
+        </w:rPr>
+        <w:t xml:space="preserve">. No </w:t>
+      </w:r>
+      <w:r>
+        <w:rPr>
+          <w:rFonts w:ascii="Consolas" w:cs="Consolas" w:eastAsia="Consolas" w:hAnsi="Consolas"/>
+          <w:color w:val="7B2C2C"/>
+          <w:sz w:val="19"/>
+          <w:szCs w:val="19"/>
+        </w:rPr>
+        <w:t xml:space="preserve">COMMIT WORK</w:t>
+      </w:r>
+      <w:r>
+        <w:rPr>
+          <w:rFonts w:ascii="Calibri" w:cs="Calibri" w:eastAsia="Calibri" w:hAnsi="Calibri"/>
+        </w:rPr>
+        <w:t xml:space="preserve"> in any of them (your rule in §7 of the package guide) – the workflow runtime commits.</w:t>
       </w:r>
     </w:p>
     <w:tbl>
@@ -2431,10 +1724,9 @@
         </w:tblBorders>
       </w:tblPr>
       <w:tblGrid>
-        <w:gridCol w:w="1476"/>
-        <w:gridCol w:w="4341"/>
-        <w:gridCol w:w="1476"/>
-        <w:gridCol w:w="2345"/>
+        <w:gridCol w:w="1195"/>
+        <w:gridCol w:w="4221"/>
+        <w:gridCol w:w="4222"/>
       </w:tblGrid>
       <w:tr>
         <w:trPr>
@@ -2442,7 +1734,7 @@
         </w:trPr>
         <w:tc>
           <w:tcPr>
-            <w:tcW w:type="dxa" w:w="1476"/>
+            <w:tcW w:type="dxa" w:w="1195"/>
             <w:tcBorders>
               <w:top w:val="single" w:color="BFBFBF" w:sz="4"/>
               <w:left w:val="single" w:color="BFBFBF" w:sz="4"/>
@@ -2469,13 +1761,13 @@
                 <w:sz w:val="18"/>
                 <w:szCs w:val="18"/>
               </w:rPr>
-              <w:t xml:space="preserve">Task (new number)</w:t>
+              <w:t xml:space="preserve">Method</w:t>
             </w:r>
           </w:p>
         </w:tc>
         <w:tc>
           <w:tcPr>
-            <w:tcW w:type="dxa" w:w="4341"/>
+            <w:tcW w:type="dxa" w:w="4221"/>
             <w:tcBorders>
               <w:top w:val="single" w:color="BFBFBF" w:sz="4"/>
               <w:left w:val="single" w:color="BFBFBF" w:sz="4"/>
@@ -2502,13 +1794,13 @@
                 <w:sz w:val="18"/>
                 <w:szCs w:val="18"/>
               </w:rPr>
-              <w:t xml:space="preserve">Abbreviation / text</w:t>
+              <w:t xml:space="preserve">Calls</w:t>
             </w:r>
           </w:p>
         </w:tc>
         <w:tc>
           <w:tcPr>
-            <w:tcW w:type="dxa" w:w="1476"/>
+            <w:tcW w:type="dxa" w:w="4222"/>
             <w:tcBorders>
               <w:top w:val="single" w:color="BFBFBF" w:sz="4"/>
               <w:left w:val="single" w:color="BFBFBF" w:sz="4"/>
@@ -2535,13 +1827,582 @@
                 <w:sz w:val="18"/>
                 <w:szCs w:val="18"/>
               </w:rPr>
-              <w:t xml:space="preserve">Method</w:t>
+              <w:t xml:space="preserve">Log row(s)</w:t>
+            </w:r>
+          </w:p>
+        </w:tc>
+      </w:tr>
+      <w:tr>
+        <w:trPr>
+          <w:tblHeader w:val="false"/>
+        </w:trPr>
+        <w:tc>
+          <w:tcPr>
+            <w:tcW w:type="dxa" w:w="1195"/>
+            <w:tcBorders>
+              <w:top w:val="single" w:color="BFBFBF" w:sz="4"/>
+              <w:left w:val="single" w:color="BFBFBF" w:sz="4"/>
+              <w:bottom w:val="single" w:color="BFBFBF" w:sz="4"/>
+              <w:right w:val="single" w:color="BFBFBF" w:sz="4"/>
+            </w:tcBorders>
+            <w:tcMar>
+              <w:top w:type="dxa" w:w="50"/>
+              <w:left w:type="dxa" w:w="90"/>
+              <w:bottom w:type="dxa" w:w="50"/>
+              <w:right w:type="dxa" w:w="90"/>
+            </w:tcMar>
+          </w:tcPr>
+          <w:p>
+            <w:pPr>
+              <w:spacing w:after="0" w:before="0"/>
+            </w:pPr>
+            <w:r>
+              <w:rPr>
+                <w:rFonts w:ascii="Consolas" w:cs="Consolas" w:eastAsia="Consolas" w:hAnsi="Consolas"/>
+                <w:b w:val="false"/>
+                <w:bCs w:val="false"/>
+                <w:color w:val="7B2C2C"/>
+                <w:sz w:val="16"/>
+                <w:szCs w:val="16"/>
+              </w:rPr>
+              <w:t xml:space="preserve">CREDIT_STARTED</w:t>
             </w:r>
           </w:p>
         </w:tc>
         <w:tc>
           <w:tcPr>
-            <w:tcW w:type="dxa" w:w="2345"/>
+            <w:tcW w:type="dxa" w:w="4221"/>
+            <w:tcBorders>
+              <w:top w:val="single" w:color="BFBFBF" w:sz="4"/>
+              <w:left w:val="single" w:color="BFBFBF" w:sz="4"/>
+              <w:bottom w:val="single" w:color="BFBFBF" w:sz="4"/>
+              <w:right w:val="single" w:color="BFBFBF" w:sz="4"/>
+            </w:tcBorders>
+            <w:tcMar>
+              <w:top w:type="dxa" w:w="50"/>
+              <w:left w:type="dxa" w:w="90"/>
+              <w:bottom w:type="dxa" w:w="50"/>
+              <w:right w:type="dxa" w:w="90"/>
+            </w:tcMar>
+          </w:tcPr>
+          <w:p>
+            <w:pPr>
+              <w:spacing w:after="0" w:before="0"/>
+            </w:pPr>
+            <w:r>
+              <w:rPr>
+                <w:rFonts w:ascii="Consolas" w:cs="Consolas" w:eastAsia="Consolas" w:hAnsi="Consolas"/>
+                <w:b w:val="false"/>
+                <w:bCs w:val="false"/>
+                <w:color w:val="7B2C2C"/>
+                <w:sz w:val="16"/>
+                <w:szCs w:val="16"/>
+              </w:rPr>
+              <w:t xml:space="preserve">ZCL_SD_SO_RELEASE-&gt;ON_CREDIT_STARTED</w:t>
+            </w:r>
+            <w:r>
+              <w:rPr>
+                <w:rFonts w:ascii="Calibri" w:cs="Calibri" w:eastAsia="Calibri" w:hAnsi="Calibri"/>
+                <w:b w:val="false"/>
+                <w:bCs w:val="false"/>
+                <w:sz w:val="18"/>
+                <w:szCs w:val="18"/>
+              </w:rPr>
+              <w:t xml:space="preserve"> – credit "in approval", snapshot, release plan</w:t>
+            </w:r>
+          </w:p>
+        </w:tc>
+        <w:tc>
+          <w:tcPr>
+            <w:tcW w:type="dxa" w:w="4222"/>
+            <w:tcBorders>
+              <w:top w:val="single" w:color="BFBFBF" w:sz="4"/>
+              <w:left w:val="single" w:color="BFBFBF" w:sz="4"/>
+              <w:bottom w:val="single" w:color="BFBFBF" w:sz="4"/>
+              <w:right w:val="single" w:color="BFBFBF" w:sz="4"/>
+            </w:tcBorders>
+            <w:tcMar>
+              <w:top w:type="dxa" w:w="50"/>
+              <w:left w:type="dxa" w:w="90"/>
+              <w:bottom w:type="dxa" w:w="50"/>
+              <w:right w:type="dxa" w:w="90"/>
+            </w:tcMar>
+          </w:tcPr>
+          <w:p>
+            <w:pPr>
+              <w:spacing w:after="0" w:before="0"/>
+            </w:pPr>
+            <w:r>
+              <w:rPr>
+                <w:rFonts w:ascii="Calibri" w:cs="Calibri" w:eastAsia="Calibri" w:hAnsi="Calibri"/>
+                <w:b w:val="false"/>
+                <w:bCs w:val="false"/>
+                <w:sz w:val="18"/>
+                <w:szCs w:val="18"/>
+              </w:rPr>
+              <w:t xml:space="preserve">one </w:t>
+            </w:r>
+            <w:r>
+              <w:rPr>
+                <w:rFonts w:ascii="Consolas" w:cs="Consolas" w:eastAsia="Consolas" w:hAnsi="Consolas"/>
+                <w:b w:val="false"/>
+                <w:bCs w:val="false"/>
+                <w:color w:val="7B2C2C"/>
+                <w:sz w:val="16"/>
+                <w:szCs w:val="16"/>
+              </w:rPr>
+              <w:t xml:space="preserve">YSDA</w:t>
+            </w:r>
+            <w:r>
+              <w:rPr>
+                <w:rFonts w:ascii="Calibri" w:cs="Calibri" w:eastAsia="Calibri" w:hAnsi="Calibri"/>
+                <w:b w:val="false"/>
+                <w:bCs w:val="false"/>
+                <w:sz w:val="18"/>
+                <w:szCs w:val="18"/>
+              </w:rPr>
+              <w:t xml:space="preserve"> row per production line: </w:t>
+            </w:r>
+            <w:r>
+              <w:rPr>
+                <w:rFonts w:ascii="Consolas" w:cs="Consolas" w:eastAsia="Consolas" w:hAnsi="Consolas"/>
+                <w:b w:val="false"/>
+                <w:bCs w:val="false"/>
+                <w:color w:val="7B2C2C"/>
+                <w:sz w:val="16"/>
+                <w:szCs w:val="16"/>
+              </w:rPr>
+              <w:t xml:space="preserve">Item 10 &lt;material&gt;: Approved 20.10.2026 USER1 -&gt; CN -&gt; CP after approval</w:t>
+            </w:r>
+            <w:r>
+              <w:rPr>
+                <w:rFonts w:ascii="Calibri" w:cs="Calibri" w:eastAsia="Calibri" w:hAnsi="Calibri"/>
+                <w:b w:val="false"/>
+                <w:bCs w:val="false"/>
+                <w:sz w:val="18"/>
+                <w:szCs w:val="18"/>
+              </w:rPr>
+              <w:t xml:space="preserve"> / </w:t>
+            </w:r>
+            <w:r>
+              <w:rPr>
+                <w:rFonts w:ascii="Consolas" w:cs="Consolas" w:eastAsia="Consolas" w:hAnsi="Consolas"/>
+                <w:b w:val="false"/>
+                <w:bCs w:val="false"/>
+                <w:color w:val="7B2C2C"/>
+                <w:sz w:val="16"/>
+                <w:szCs w:val="16"/>
+              </w:rPr>
+              <w:t xml:space="preserve">Item 20 …: Rejected (63) … -&gt; Stays CN</w:t>
+            </w:r>
+          </w:p>
+        </w:tc>
+      </w:tr>
+      <w:tr>
+        <w:trPr>
+          <w:tblHeader w:val="false"/>
+        </w:trPr>
+        <w:tc>
+          <w:tcPr>
+            <w:tcW w:type="dxa" w:w="1195"/>
+            <w:tcBorders>
+              <w:top w:val="single" w:color="BFBFBF" w:sz="4"/>
+              <w:left w:val="single" w:color="BFBFBF" w:sz="4"/>
+              <w:bottom w:val="single" w:color="BFBFBF" w:sz="4"/>
+              <w:right w:val="single" w:color="BFBFBF" w:sz="4"/>
+            </w:tcBorders>
+            <w:tcMar>
+              <w:top w:type="dxa" w:w="50"/>
+              <w:left w:type="dxa" w:w="90"/>
+              <w:bottom w:type="dxa" w:w="50"/>
+              <w:right w:type="dxa" w:w="90"/>
+            </w:tcMar>
+          </w:tcPr>
+          <w:p>
+            <w:pPr>
+              <w:spacing w:after="0" w:before="0"/>
+            </w:pPr>
+            <w:r>
+              <w:rPr>
+                <w:rFonts w:ascii="Consolas" w:cs="Consolas" w:eastAsia="Consolas" w:hAnsi="Consolas"/>
+                <w:b w:val="false"/>
+                <w:bCs w:val="false"/>
+                <w:color w:val="7B2C2C"/>
+                <w:sz w:val="16"/>
+                <w:szCs w:val="16"/>
+              </w:rPr>
+              <w:t xml:space="preserve">CREDIT_APPROVED</w:t>
+            </w:r>
+          </w:p>
+        </w:tc>
+        <w:tc>
+          <w:tcPr>
+            <w:tcW w:type="dxa" w:w="4221"/>
+            <w:tcBorders>
+              <w:top w:val="single" w:color="BFBFBF" w:sz="4"/>
+              <w:left w:val="single" w:color="BFBFBF" w:sz="4"/>
+              <w:bottom w:val="single" w:color="BFBFBF" w:sz="4"/>
+              <w:right w:val="single" w:color="BFBFBF" w:sz="4"/>
+            </w:tcBorders>
+            <w:tcMar>
+              <w:top w:type="dxa" w:w="50"/>
+              <w:left w:type="dxa" w:w="90"/>
+              <w:bottom w:type="dxa" w:w="50"/>
+              <w:right w:type="dxa" w:w="90"/>
+            </w:tcMar>
+          </w:tcPr>
+          <w:p>
+            <w:pPr>
+              <w:spacing w:after="0" w:before="0"/>
+            </w:pPr>
+            <w:r>
+              <w:rPr>
+                <w:rFonts w:ascii="Consolas" w:cs="Consolas" w:eastAsia="Consolas" w:hAnsi="Consolas"/>
+                <w:b w:val="false"/>
+                <w:bCs w:val="false"/>
+                <w:color w:val="7B2C2C"/>
+                <w:sz w:val="16"/>
+                <w:szCs w:val="16"/>
+              </w:rPr>
+              <w:t xml:space="preserve">ON_CREDIT_APPROVED</w:t>
+            </w:r>
+            <w:r>
+              <w:rPr>
+                <w:rFonts w:ascii="Calibri" w:cs="Calibri" w:eastAsia="Calibri" w:hAnsi="Calibri"/>
+                <w:b w:val="false"/>
+                <w:bCs w:val="false"/>
+                <w:sz w:val="18"/>
+                <w:szCs w:val="18"/>
+              </w:rPr>
+              <w:t xml:space="preserve"> – CN → CP for the planned lines</w:t>
+            </w:r>
+          </w:p>
+        </w:tc>
+        <w:tc>
+          <w:tcPr>
+            <w:tcW w:type="dxa" w:w="4222"/>
+            <w:tcBorders>
+              <w:top w:val="single" w:color="BFBFBF" w:sz="4"/>
+              <w:left w:val="single" w:color="BFBFBF" w:sz="4"/>
+              <w:bottom w:val="single" w:color="BFBFBF" w:sz="4"/>
+              <w:right w:val="single" w:color="BFBFBF" w:sz="4"/>
+            </w:tcBorders>
+            <w:tcMar>
+              <w:top w:type="dxa" w:w="50"/>
+              <w:left w:type="dxa" w:w="90"/>
+              <w:bottom w:type="dxa" w:w="50"/>
+              <w:right w:type="dxa" w:w="90"/>
+            </w:tcMar>
+          </w:tcPr>
+          <w:p>
+            <w:pPr>
+              <w:spacing w:after="0" w:before="0"/>
+            </w:pPr>
+            <w:r>
+              <w:rPr>
+                <w:rFonts w:ascii="Calibri" w:cs="Calibri" w:eastAsia="Calibri" w:hAnsi="Calibri"/>
+                <w:b w:val="false"/>
+                <w:bCs w:val="false"/>
+                <w:sz w:val="18"/>
+                <w:szCs w:val="18"/>
+              </w:rPr>
+              <w:t xml:space="preserve">one </w:t>
+            </w:r>
+            <w:r>
+              <w:rPr>
+                <w:rFonts w:ascii="Consolas" w:cs="Consolas" w:eastAsia="Consolas" w:hAnsi="Consolas"/>
+                <w:b w:val="false"/>
+                <w:bCs w:val="false"/>
+                <w:color w:val="7B2C2C"/>
+                <w:sz w:val="16"/>
+                <w:szCs w:val="16"/>
+              </w:rPr>
+              <w:t xml:space="preserve">PROD</w:t>
+            </w:r>
+            <w:r>
+              <w:rPr>
+                <w:rFonts w:ascii="Calibri" w:cs="Calibri" w:eastAsia="Calibri" w:hAnsi="Calibri"/>
+                <w:b w:val="false"/>
+                <w:bCs w:val="false"/>
+                <w:sz w:val="18"/>
+                <w:szCs w:val="18"/>
+              </w:rPr>
+              <w:t xml:space="preserve"> row: </w:t>
+            </w:r>
+            <w:r>
+              <w:rPr>
+                <w:rFonts w:ascii="Consolas" w:cs="Consolas" w:eastAsia="Consolas" w:hAnsi="Consolas"/>
+                <w:b w:val="false"/>
+                <w:bCs w:val="false"/>
+                <w:color w:val="7B2C2C"/>
+                <w:sz w:val="16"/>
+                <w:szCs w:val="16"/>
+              </w:rPr>
+              <w:t xml:space="preserve">Released to production (CN -&gt; CP): 10, 30. Stays CN: 20</w:t>
+            </w:r>
+          </w:p>
+        </w:tc>
+      </w:tr>
+      <w:tr>
+        <w:trPr>
+          <w:tblHeader w:val="false"/>
+        </w:trPr>
+        <w:tc>
+          <w:tcPr>
+            <w:tcW w:type="dxa" w:w="1195"/>
+            <w:tcBorders>
+              <w:top w:val="single" w:color="BFBFBF" w:sz="4"/>
+              <w:left w:val="single" w:color="BFBFBF" w:sz="4"/>
+              <w:bottom w:val="single" w:color="BFBFBF" w:sz="4"/>
+              <w:right w:val="single" w:color="BFBFBF" w:sz="4"/>
+            </w:tcBorders>
+            <w:tcMar>
+              <w:top w:type="dxa" w:w="50"/>
+              <w:left w:type="dxa" w:w="90"/>
+              <w:bottom w:type="dxa" w:w="50"/>
+              <w:right w:type="dxa" w:w="90"/>
+            </w:tcMar>
+          </w:tcPr>
+          <w:p>
+            <w:pPr>
+              <w:spacing w:after="0" w:before="0"/>
+            </w:pPr>
+            <w:r>
+              <w:rPr>
+                <w:rFonts w:ascii="Consolas" w:cs="Consolas" w:eastAsia="Consolas" w:hAnsi="Consolas"/>
+                <w:b w:val="false"/>
+                <w:bCs w:val="false"/>
+                <w:color w:val="7B2C2C"/>
+                <w:sz w:val="16"/>
+                <w:szCs w:val="16"/>
+              </w:rPr>
+              <w:t xml:space="preserve">CREDIT_REJECTED</w:t>
+            </w:r>
+          </w:p>
+        </w:tc>
+        <w:tc>
+          <w:tcPr>
+            <w:tcW w:type="dxa" w:w="4221"/>
+            <w:tcBorders>
+              <w:top w:val="single" w:color="BFBFBF" w:sz="4"/>
+              <w:left w:val="single" w:color="BFBFBF" w:sz="4"/>
+              <w:bottom w:val="single" w:color="BFBFBF" w:sz="4"/>
+              <w:right w:val="single" w:color="BFBFBF" w:sz="4"/>
+            </w:tcBorders>
+            <w:tcMar>
+              <w:top w:type="dxa" w:w="50"/>
+              <w:left w:type="dxa" w:w="90"/>
+              <w:bottom w:type="dxa" w:w="50"/>
+              <w:right w:type="dxa" w:w="90"/>
+            </w:tcMar>
+          </w:tcPr>
+          <w:p>
+            <w:pPr>
+              <w:spacing w:after="0" w:before="0"/>
+            </w:pPr>
+            <w:r>
+              <w:rPr>
+                <w:rFonts w:ascii="Consolas" w:cs="Consolas" w:eastAsia="Consolas" w:hAnsi="Consolas"/>
+                <w:b w:val="false"/>
+                <w:bCs w:val="false"/>
+                <w:color w:val="7B2C2C"/>
+                <w:sz w:val="16"/>
+                <w:szCs w:val="16"/>
+              </w:rPr>
+              <w:t xml:space="preserve">ON_CREDIT_REJECTED</w:t>
+            </w:r>
+            <w:r>
+              <w:rPr>
+                <w:rFonts w:ascii="Calibri" w:cs="Calibri" w:eastAsia="Calibri" w:hAnsi="Calibri"/>
+                <w:b w:val="false"/>
+                <w:bCs w:val="false"/>
+                <w:sz w:val="18"/>
+                <w:szCs w:val="18"/>
+              </w:rPr>
+              <w:t xml:space="preserve"> – records the lines, no change to the order</w:t>
+            </w:r>
+          </w:p>
+        </w:tc>
+        <w:tc>
+          <w:tcPr>
+            <w:tcW w:type="dxa" w:w="4222"/>
+            <w:tcBorders>
+              <w:top w:val="single" w:color="BFBFBF" w:sz="4"/>
+              <w:left w:val="single" w:color="BFBFBF" w:sz="4"/>
+              <w:bottom w:val="single" w:color="BFBFBF" w:sz="4"/>
+              <w:right w:val="single" w:color="BFBFBF" w:sz="4"/>
+            </w:tcBorders>
+            <w:tcMar>
+              <w:top w:type="dxa" w:w="50"/>
+              <w:left w:type="dxa" w:w="90"/>
+              <w:bottom w:type="dxa" w:w="50"/>
+              <w:right w:type="dxa" w:w="90"/>
+            </w:tcMar>
+          </w:tcPr>
+          <w:p>
+            <w:pPr>
+              <w:spacing w:after="0" w:before="0"/>
+            </w:pPr>
+            <w:r>
+              <w:rPr>
+                <w:rFonts w:ascii="Calibri" w:cs="Calibri" w:eastAsia="Calibri" w:hAnsi="Calibri"/>
+                <w:b w:val="false"/>
+                <w:bCs w:val="false"/>
+                <w:sz w:val="18"/>
+                <w:szCs w:val="18"/>
+              </w:rPr>
+              <w:t xml:space="preserve">one </w:t>
+            </w:r>
+            <w:r>
+              <w:rPr>
+                <w:rFonts w:ascii="Consolas" w:cs="Consolas" w:eastAsia="Consolas" w:hAnsi="Consolas"/>
+                <w:b w:val="false"/>
+                <w:bCs w:val="false"/>
+                <w:color w:val="7B2C2C"/>
+                <w:sz w:val="16"/>
+                <w:szCs w:val="16"/>
+              </w:rPr>
+              <w:t xml:space="preserve">PROD</w:t>
+            </w:r>
+            <w:r>
+              <w:rPr>
+                <w:rFonts w:ascii="Calibri" w:cs="Calibri" w:eastAsia="Calibri" w:hAnsi="Calibri"/>
+                <w:b w:val="false"/>
+                <w:bCs w:val="false"/>
+                <w:sz w:val="18"/>
+                <w:szCs w:val="18"/>
+              </w:rPr>
+              <w:t xml:space="preserve"> row: </w:t>
+            </w:r>
+            <w:r>
+              <w:rPr>
+                <w:rFonts w:ascii="Consolas" w:cs="Consolas" w:eastAsia="Consolas" w:hAnsi="Consolas"/>
+                <w:b w:val="false"/>
+                <w:bCs w:val="false"/>
+                <w:color w:val="7B2C2C"/>
+                <w:sz w:val="16"/>
+                <w:szCs w:val="16"/>
+              </w:rPr>
+              <w:t xml:space="preserve">Credit rejected - no item released to production. Items stay CN: 10, 20, 30</w:t>
+            </w:r>
+          </w:p>
+        </w:tc>
+      </w:tr>
+    </w:tbl>
+    <w:p>
+      <w:pPr>
+        <w:spacing w:after="100"/>
+      </w:pPr>
+    </w:p>
+    <w:p>
+      <w:r>
+        <w:br w:type="page"/>
+      </w:r>
+    </w:p>
+    <w:p>
+      <w:pPr>
+        <w:pStyle w:val="Heading1"/>
+      </w:pPr>
+      <w:r>
+        <w:rPr>
+          <w:rFonts w:ascii="Calibri" w:cs="Calibri" w:eastAsia="Calibri" w:hAnsi="Calibri"/>
+        </w:rPr>
+        <w:t xml:space="preserve">5. Three standard tasks (PFTC)</w:t>
+      </w:r>
+    </w:p>
+    <w:p>
+      <w:pPr>
+        <w:spacing w:after="120"/>
+      </w:pPr>
+      <w:r>
+        <w:rPr>
+          <w:rFonts w:ascii="Calibri" w:cs="Calibri" w:eastAsia="Calibri" w:hAnsi="Calibri"/>
+        </w:rPr>
+        <w:t xml:space="preserve">For each: *Object category* </w:t>
+      </w:r>
+      <w:r>
+        <w:rPr>
+          <w:rFonts w:ascii="Calibri" w:cs="Calibri" w:eastAsia="Calibri" w:hAnsi="Calibri"/>
+          <w:b/>
+          <w:bCs/>
+        </w:rPr>
+        <w:t xml:space="preserve">ABAP Class</w:t>
+      </w:r>
+      <w:r>
+        <w:rPr>
+          <w:rFonts w:ascii="Calibri" w:cs="Calibri" w:eastAsia="Calibri" w:hAnsi="Calibri"/>
+        </w:rPr>
+        <w:t xml:space="preserve">, *Object type* </w:t>
+      </w:r>
+      <w:r>
+        <w:rPr>
+          <w:rFonts w:ascii="Consolas" w:cs="Consolas" w:eastAsia="Consolas" w:hAnsi="Consolas"/>
+          <w:color w:val="7B2C2C"/>
+          <w:sz w:val="19"/>
+          <w:szCs w:val="19"/>
+        </w:rPr>
+        <w:t xml:space="preserve">ZCL_WF_SD_SO_REL_STEP</w:t>
+      </w:r>
+      <w:r>
+        <w:rPr>
+          <w:rFonts w:ascii="Calibri" w:cs="Calibri" w:eastAsia="Calibri" w:hAnsi="Calibri"/>
+        </w:rPr>
+        <w:t xml:space="preserve">, method as below, </w:t>
+      </w:r>
+      <w:r>
+        <w:rPr>
+          <w:rFonts w:ascii="Calibri" w:cs="Calibri" w:eastAsia="Calibri" w:hAnsi="Calibri"/>
+          <w:b/>
+          <w:bCs/>
+        </w:rPr>
+        <w:t xml:space="preserve">Synchronous object method</w:t>
+      </w:r>
+      <w:r>
+        <w:rPr>
+          <w:rFonts w:ascii="Calibri" w:cs="Calibri" w:eastAsia="Calibri" w:hAnsi="Calibri"/>
+        </w:rPr>
+        <w:t xml:space="preserve">, </w:t>
+      </w:r>
+      <w:r>
+        <w:rPr>
+          <w:rFonts w:ascii="Calibri" w:cs="Calibri" w:eastAsia="Calibri" w:hAnsi="Calibri"/>
+          <w:b/>
+          <w:bCs/>
+        </w:rPr>
+        <w:t xml:space="preserve">Background processing</w:t>
+      </w:r>
+      <w:r>
+        <w:rPr>
+          <w:rFonts w:ascii="Calibri" w:cs="Calibri" w:eastAsia="Calibri" w:hAnsi="Calibri"/>
+        </w:rPr>
+        <w:t xml:space="preserve">, *General task*. Accept the container proposal.</w:t>
+      </w:r>
+    </w:p>
+    <w:tbl>
+      <w:tblPr>
+        <w:tblW w:type="dxa" w:w="9638"/>
+        <w:tblBorders>
+          <w:top w:val="single" w:color="auto" w:sz="4"/>
+          <w:left w:val="single" w:color="auto" w:sz="4"/>
+          <w:bottom w:val="single" w:color="auto" w:sz="4"/>
+          <w:right w:val="single" w:color="auto" w:sz="4"/>
+          <w:insideH w:val="single" w:color="auto" w:sz="4"/>
+          <w:insideV w:val="single" w:color="auto" w:sz="4"/>
+        </w:tblBorders>
+      </w:tblPr>
+      <w:tblGrid>
+        <w:gridCol w:w="1137"/>
+        <w:gridCol w:w="3347"/>
+        <w:gridCol w:w="1137"/>
+        <w:gridCol w:w="4017"/>
+      </w:tblGrid>
+      <w:tr>
+        <w:trPr>
+          <w:tblHeader/>
+        </w:trPr>
+        <w:tc>
+          <w:tcPr>
+            <w:tcW w:type="dxa" w:w="1137"/>
             <w:tcBorders>
               <w:top w:val="single" w:color="BFBFBF" w:sz="4"/>
               <w:left w:val="single" w:color="BFBFBF" w:sz="4"/>
@@ -2568,7 +2429,106 @@
                 <w:sz w:val="18"/>
                 <w:szCs w:val="18"/>
               </w:rPr>
-              <w:t xml:space="preserve">Container</w:t>
+              <w:t xml:space="preserve">Task (new number)</w:t>
+            </w:r>
+          </w:p>
+        </w:tc>
+        <w:tc>
+          <w:tcPr>
+            <w:tcW w:type="dxa" w:w="3347"/>
+            <w:tcBorders>
+              <w:top w:val="single" w:color="BFBFBF" w:sz="4"/>
+              <w:left w:val="single" w:color="BFBFBF" w:sz="4"/>
+              <w:bottom w:val="single" w:color="BFBFBF" w:sz="4"/>
+              <w:right w:val="single" w:color="BFBFBF" w:sz="4"/>
+            </w:tcBorders>
+            <w:shd w:fill="DCE6F1" w:color="auto" w:val="clear"/>
+            <w:tcMar>
+              <w:top w:type="dxa" w:w="50"/>
+              <w:left w:type="dxa" w:w="90"/>
+              <w:bottom w:type="dxa" w:w="50"/>
+              <w:right w:type="dxa" w:w="90"/>
+            </w:tcMar>
+          </w:tcPr>
+          <w:p>
+            <w:pPr>
+              <w:spacing w:after="0" w:before="0"/>
+            </w:pPr>
+            <w:r>
+              <w:rPr>
+                <w:rFonts w:ascii="Calibri" w:cs="Calibri" w:eastAsia="Calibri" w:hAnsi="Calibri"/>
+                <w:b/>
+                <w:bCs/>
+                <w:sz w:val="18"/>
+                <w:szCs w:val="18"/>
+              </w:rPr>
+              <w:t xml:space="preserve">Abbreviation / text</w:t>
+            </w:r>
+          </w:p>
+        </w:tc>
+        <w:tc>
+          <w:tcPr>
+            <w:tcW w:type="dxa" w:w="1137"/>
+            <w:tcBorders>
+              <w:top w:val="single" w:color="BFBFBF" w:sz="4"/>
+              <w:left w:val="single" w:color="BFBFBF" w:sz="4"/>
+              <w:bottom w:val="single" w:color="BFBFBF" w:sz="4"/>
+              <w:right w:val="single" w:color="BFBFBF" w:sz="4"/>
+            </w:tcBorders>
+            <w:shd w:fill="DCE6F1" w:color="auto" w:val="clear"/>
+            <w:tcMar>
+              <w:top w:type="dxa" w:w="50"/>
+              <w:left w:type="dxa" w:w="90"/>
+              <w:bottom w:type="dxa" w:w="50"/>
+              <w:right w:type="dxa" w:w="90"/>
+            </w:tcMar>
+          </w:tcPr>
+          <w:p>
+            <w:pPr>
+              <w:spacing w:after="0" w:before="0"/>
+            </w:pPr>
+            <w:r>
+              <w:rPr>
+                <w:rFonts w:ascii="Calibri" w:cs="Calibri" w:eastAsia="Calibri" w:hAnsi="Calibri"/>
+                <w:b/>
+                <w:bCs/>
+                <w:sz w:val="18"/>
+                <w:szCs w:val="18"/>
+              </w:rPr>
+              <w:t xml:space="preserve">Method</w:t>
+            </w:r>
+          </w:p>
+        </w:tc>
+        <w:tc>
+          <w:tcPr>
+            <w:tcW w:type="dxa" w:w="4017"/>
+            <w:tcBorders>
+              <w:top w:val="single" w:color="BFBFBF" w:sz="4"/>
+              <w:left w:val="single" w:color="BFBFBF" w:sz="4"/>
+              <w:bottom w:val="single" w:color="BFBFBF" w:sz="4"/>
+              <w:right w:val="single" w:color="BFBFBF" w:sz="4"/>
+            </w:tcBorders>
+            <w:shd w:fill="DCE6F1" w:color="auto" w:val="clear"/>
+            <w:tcMar>
+              <w:top w:type="dxa" w:w="50"/>
+              <w:left w:type="dxa" w:w="90"/>
+              <w:bottom w:type="dxa" w:w="50"/>
+              <w:right w:type="dxa" w:w="90"/>
+            </w:tcMar>
+          </w:tcPr>
+          <w:p>
+            <w:pPr>
+              <w:spacing w:after="0" w:before="0"/>
+            </w:pPr>
+            <w:r>
+              <w:rPr>
+                <w:rFonts w:ascii="Calibri" w:cs="Calibri" w:eastAsia="Calibri" w:hAnsi="Calibri"/>
+                <w:b/>
+                <w:bCs/>
+                <w:sz w:val="18"/>
+                <w:szCs w:val="18"/>
+              </w:rPr>
+              <w:t xml:space="preserve">Container (import)</w:t>
             </w:r>
           </w:p>
         </w:tc>
@@ -2579,7 +2539,7 @@
         </w:trPr>
         <w:tc>
           <w:tcPr>
-            <w:tcW w:type="dxa" w:w="1476"/>
+            <w:tcW w:type="dxa" w:w="1137"/>
             <w:tcBorders>
               <w:top w:val="single" w:color="BFBFBF" w:sz="4"/>
               <w:left w:val="single" w:color="BFBFBF" w:sz="4"/>
@@ -2611,7 +2571,7 @@
         </w:tc>
         <w:tc>
           <w:tcPr>
-            <w:tcW w:type="dxa" w:w="4341"/>
+            <w:tcW w:type="dxa" w:w="3347"/>
             <w:tcBorders>
               <w:top w:val="single" w:color="BFBFBF" w:sz="4"/>
               <w:left w:val="single" w:color="BFBFBF" w:sz="4"/>
@@ -2654,7 +2614,7 @@
         </w:tc>
         <w:tc>
           <w:tcPr>
-            <w:tcW w:type="dxa" w:w="1476"/>
+            <w:tcW w:type="dxa" w:w="1137"/>
             <w:tcBorders>
               <w:top w:val="single" w:color="BFBFBF" w:sz="4"/>
               <w:left w:val="single" w:color="BFBFBF" w:sz="4"/>
@@ -2687,7 +2647,7 @@
         </w:tc>
         <w:tc>
           <w:tcPr>
-            <w:tcW w:type="dxa" w:w="2345"/>
+            <w:tcW w:type="dxa" w:w="4017"/>
             <w:tcBorders>
               <w:top w:val="single" w:color="BFBFBF" w:sz="4"/>
               <w:left w:val="single" w:color="BFBFBF" w:sz="4"/>
@@ -2713,7 +2673,7 @@
                 <w:sz w:val="18"/>
                 <w:szCs w:val="18"/>
               </w:rPr>
-              <w:t xml:space="preserve">IV_VBELN, IV_WI_ID</w:t>
+              <w:t xml:space="preserve">IV_VBELN, IV_WI_ID, IV_LOG_ID, IV_LOG_ID_OD, IV_LOG_AREA</w:t>
             </w:r>
           </w:p>
         </w:tc>
@@ -2724,7 +2684,7 @@
         </w:trPr>
         <w:tc>
           <w:tcPr>
-            <w:tcW w:type="dxa" w:w="1476"/>
+            <w:tcW w:type="dxa" w:w="1137"/>
             <w:tcBorders>
               <w:top w:val="single" w:color="BFBFBF" w:sz="4"/>
               <w:left w:val="single" w:color="BFBFBF" w:sz="4"/>
@@ -2756,7 +2716,7 @@
         </w:tc>
         <w:tc>
           <w:tcPr>
-            <w:tcW w:type="dxa" w:w="4341"/>
+            <w:tcW w:type="dxa" w:w="3347"/>
             <w:tcBorders>
               <w:top w:val="single" w:color="BFBFBF" w:sz="4"/>
               <w:left w:val="single" w:color="BFBFBF" w:sz="4"/>
@@ -2799,7 +2759,7 @@
         </w:tc>
         <w:tc>
           <w:tcPr>
-            <w:tcW w:type="dxa" w:w="1476"/>
+            <w:tcW w:type="dxa" w:w="1137"/>
             <w:tcBorders>
               <w:top w:val="single" w:color="BFBFBF" w:sz="4"/>
               <w:left w:val="single" w:color="BFBFBF" w:sz="4"/>
@@ -2832,7 +2792,7 @@
         </w:tc>
         <w:tc>
           <w:tcPr>
-            <w:tcW w:type="dxa" w:w="2345"/>
+            <w:tcW w:type="dxa" w:w="4017"/>
             <w:tcBorders>
               <w:top w:val="single" w:color="BFBFBF" w:sz="4"/>
               <w:left w:val="single" w:color="BFBFBF" w:sz="4"/>
@@ -2858,7 +2818,7 @@
                 <w:sz w:val="18"/>
                 <w:szCs w:val="18"/>
               </w:rPr>
-              <w:t xml:space="preserve">IV_VBELN</w:t>
+              <w:t xml:space="preserve">IV_VBELN, IV_LOG_ID, IV_LOG_ID_OD, IV_LOG_AREA</w:t>
             </w:r>
           </w:p>
         </w:tc>
@@ -2869,7 +2829,7 @@
         </w:trPr>
         <w:tc>
           <w:tcPr>
-            <w:tcW w:type="dxa" w:w="1476"/>
+            <w:tcW w:type="dxa" w:w="1137"/>
             <w:tcBorders>
               <w:top w:val="single" w:color="BFBFBF" w:sz="4"/>
               <w:left w:val="single" w:color="BFBFBF" w:sz="4"/>
@@ -2901,7 +2861,7 @@
         </w:tc>
         <w:tc>
           <w:tcPr>
-            <w:tcW w:type="dxa" w:w="4341"/>
+            <w:tcW w:type="dxa" w:w="3347"/>
             <w:tcBorders>
               <w:top w:val="single" w:color="BFBFBF" w:sz="4"/>
               <w:left w:val="single" w:color="BFBFBF" w:sz="4"/>
@@ -2944,7 +2904,7 @@
         </w:tc>
         <w:tc>
           <w:tcPr>
-            <w:tcW w:type="dxa" w:w="1476"/>
+            <w:tcW w:type="dxa" w:w="1137"/>
             <w:tcBorders>
               <w:top w:val="single" w:color="BFBFBF" w:sz="4"/>
               <w:left w:val="single" w:color="BFBFBF" w:sz="4"/>
@@ -2977,7 +2937,7 @@
         </w:tc>
         <w:tc>
           <w:tcPr>
-            <w:tcW w:type="dxa" w:w="2345"/>
+            <w:tcW w:type="dxa" w:w="4017"/>
             <w:tcBorders>
               <w:top w:val="single" w:color="BFBFBF" w:sz="4"/>
               <w:left w:val="single" w:color="BFBFBF" w:sz="4"/>
@@ -3003,7 +2963,7 @@
                 <w:sz w:val="18"/>
                 <w:szCs w:val="18"/>
               </w:rPr>
-              <w:t xml:space="preserve">IV_VBELN, IV_NOTE, IV_ABGRU</w:t>
+              <w:t xml:space="preserve">IV_VBELN, IV_NOTE, IV_ABGRU, IV_LOG_ID, IV_LOG_ID_OD, IV_LOG_AREA</w:t>
             </w:r>
           </w:p>
         </w:tc>
@@ -3045,7 +3005,7 @@
         <w:rPr>
           <w:rFonts w:ascii="Calibri" w:cs="Calibri" w:eastAsia="Calibri" w:hAnsi="Calibri"/>
         </w:rPr>
-        <w:t xml:space="preserve"> (if the order is locked, CN → CP cannot be saved yet; after the retries the job </w:t>
+        <w:t xml:space="preserve"> (order locked in VA02 → CN → CP cannot be saved yet; after the retries job </w:t>
       </w:r>
       <w:r>
         <w:rPr>
@@ -3060,7 +3020,23 @@
         <w:rPr>
           <w:rFonts w:ascii="Calibri" w:cs="Calibri" w:eastAsia="Calibri" w:hAnsi="Calibri"/>
         </w:rPr>
-        <w:t xml:space="preserve"> does it).</w:t>
+        <w:t xml:space="preserve"> does it). After any later signature change: PFTC → Additional data → Object method → Change → Yes (your note §7).</w:t>
+      </w:r>
+    </w:p>
+    <w:p>
+      <w:r>
+        <w:br w:type="page"/>
+      </w:r>
+    </w:p>
+    <w:p>
+      <w:pPr>
+        <w:pStyle w:val="Heading1"/>
+      </w:pPr>
+      <w:r>
+        <w:rPr>
+          <w:rFonts w:ascii="Calibri" w:cs="Calibri" w:eastAsia="Calibri" w:hAnsi="Calibri"/>
+        </w:rPr>
+        <w:t xml:space="preserve">6. Steps in WS99000010 (SWDD – new version)</w:t>
       </w:r>
     </w:p>
     <w:p>
@@ -3071,32 +3047,7 @@
         <w:rPr>
           <w:rFonts w:ascii="Calibri" w:cs="Calibri" w:eastAsia="Calibri" w:hAnsi="Calibri"/>
         </w:rPr>
-        <w:t xml:space="preserve">3.5 Step SO_REL_START – first step of the workflow (SWDD, new version)</w:t>
-      </w:r>
-    </w:p>
-    <w:p>
-      <w:pPr>
-        <w:spacing w:after="120"/>
-      </w:pPr>
-      <w:r>
-        <w:rPr>
-          <w:rFonts w:ascii="Calibri" w:cs="Calibri" w:eastAsia="Calibri" w:hAnsi="Calibri"/>
-        </w:rPr>
-        <w:t xml:space="preserve">Insert </w:t>
-      </w:r>
-      <w:r>
-        <w:rPr>
-          <w:rFonts w:ascii="Calibri" w:cs="Calibri" w:eastAsia="Calibri" w:hAnsi="Calibri"/>
-          <w:b/>
-          <w:bCs/>
-        </w:rPr>
-        <w:t xml:space="preserve">before</w:t>
-      </w:r>
-      <w:r>
-        <w:rPr>
-          <w:rFonts w:ascii="Calibri" w:cs="Calibri" w:eastAsia="Calibri" w:hAnsi="Calibri"/>
-        </w:rPr>
-        <w:t xml:space="preserve"> the current first step ("Check Blocked Flag"):</w:t>
+        <w:t xml:space="preserve">6.1 SO_REL_START – directly after GET_APPROVERS</w:t>
       </w:r>
     </w:p>
     <w:p>
@@ -3157,7 +3108,7 @@
         <w:rPr>
           <w:rFonts w:ascii="Calibri" w:cs="Calibri" w:eastAsia="Calibri" w:hAnsi="Calibri"/>
         </w:rPr>
-        <w:t xml:space="preserve">Binding workflow → task: </w:t>
+        <w:t xml:space="preserve">Binding: </w:t>
       </w:r>
       <w:r>
         <w:rPr>
@@ -3217,7 +3168,7 @@
         <w:rPr>
           <w:rFonts w:ascii="Calibri" w:cs="Calibri" w:eastAsia="Calibri" w:hAnsi="Calibri"/>
         </w:rPr>
-        <w:t xml:space="preserve"> (system element </w:t>
+        <w:t xml:space="preserve"> (F4 on </w:t>
       </w:r>
       <w:r>
         <w:rPr>
@@ -3232,7 +3183,91 @@
         <w:rPr>
           <w:rFonts w:ascii="Calibri" w:cs="Calibri" w:eastAsia="Calibri" w:hAnsi="Calibri"/>
         </w:rPr>
-        <w:t xml:space="preserve">, attribute ID – choose it with F4)</w:t>
+        <w:t xml:space="preserve">), </w:t>
+      </w:r>
+      <w:r>
+        <w:rPr>
+          <w:rFonts w:ascii="Consolas" w:cs="Consolas" w:eastAsia="Consolas" w:hAnsi="Consolas"/>
+          <w:color w:val="7B2C2C"/>
+          <w:sz w:val="19"/>
+          <w:szCs w:val="19"/>
+        </w:rPr>
+        <w:t xml:space="preserve">&amp;LOG_ID&amp;</w:t>
+      </w:r>
+      <w:r>
+        <w:rPr>
+          <w:rFonts w:ascii="Calibri" w:cs="Calibri" w:eastAsia="Calibri" w:hAnsi="Calibri"/>
+        </w:rPr>
+        <w:t xml:space="preserve"> → </w:t>
+      </w:r>
+      <w:r>
+        <w:rPr>
+          <w:rFonts w:ascii="Consolas" w:cs="Consolas" w:eastAsia="Consolas" w:hAnsi="Consolas"/>
+          <w:color w:val="7B2C2C"/>
+          <w:sz w:val="19"/>
+          <w:szCs w:val="19"/>
+        </w:rPr>
+        <w:t xml:space="preserve">IV_LOG_ID</w:t>
+      </w:r>
+      <w:r>
+        <w:rPr>
+          <w:rFonts w:ascii="Calibri" w:cs="Calibri" w:eastAsia="Calibri" w:hAnsi="Calibri"/>
+        </w:rPr>
+        <w:t xml:space="preserve">, </w:t>
+      </w:r>
+      <w:r>
+        <w:rPr>
+          <w:rFonts w:ascii="Consolas" w:cs="Consolas" w:eastAsia="Consolas" w:hAnsi="Consolas"/>
+          <w:color w:val="7B2C2C"/>
+          <w:sz w:val="19"/>
+          <w:szCs w:val="19"/>
+        </w:rPr>
+        <w:t xml:space="preserve">&amp;LOG_ID_OD&amp;</w:t>
+      </w:r>
+      <w:r>
+        <w:rPr>
+          <w:rFonts w:ascii="Calibri" w:cs="Calibri" w:eastAsia="Calibri" w:hAnsi="Calibri"/>
+        </w:rPr>
+        <w:t xml:space="preserve"> → </w:t>
+      </w:r>
+      <w:r>
+        <w:rPr>
+          <w:rFonts w:ascii="Consolas" w:cs="Consolas" w:eastAsia="Consolas" w:hAnsi="Consolas"/>
+          <w:color w:val="7B2C2C"/>
+          <w:sz w:val="19"/>
+          <w:szCs w:val="19"/>
+        </w:rPr>
+        <w:t xml:space="preserve">IV_LOG_ID_OD</w:t>
+      </w:r>
+      <w:r>
+        <w:rPr>
+          <w:rFonts w:ascii="Calibri" w:cs="Calibri" w:eastAsia="Calibri" w:hAnsi="Calibri"/>
+        </w:rPr>
+        <w:t xml:space="preserve">, </w:t>
+      </w:r>
+      <w:r>
+        <w:rPr>
+          <w:rFonts w:ascii="Consolas" w:cs="Consolas" w:eastAsia="Consolas" w:hAnsi="Consolas"/>
+          <w:color w:val="7B2C2C"/>
+          <w:sz w:val="19"/>
+          <w:szCs w:val="19"/>
+        </w:rPr>
+        <w:t xml:space="preserve">&amp;LOG_AREA&amp;</w:t>
+      </w:r>
+      <w:r>
+        <w:rPr>
+          <w:rFonts w:ascii="Calibri" w:cs="Calibri" w:eastAsia="Calibri" w:hAnsi="Calibri"/>
+        </w:rPr>
+        <w:t xml:space="preserve"> → </w:t>
+      </w:r>
+      <w:r>
+        <w:rPr>
+          <w:rFonts w:ascii="Consolas" w:cs="Consolas" w:eastAsia="Consolas" w:hAnsi="Consolas"/>
+          <w:color w:val="7B2C2C"/>
+          <w:sz w:val="19"/>
+          <w:szCs w:val="19"/>
+        </w:rPr>
+        <w:t xml:space="preserve">IV_LOG_AREA</w:t>
       </w:r>
     </w:p>
     <w:p>
@@ -3247,63 +3282,21 @@
       <w:r>
         <w:rPr>
           <w:rFonts w:ascii="Calibri" w:cs="Calibri" w:eastAsia="Calibri" w:hAnsi="Calibri"/>
-        </w:rPr>
-        <w:t xml:space="preserve">no binding back, no condition after it</w:t>
-      </w:r>
-    </w:p>
-    <w:p>
-      <w:pPr>
-        <w:spacing w:after="120"/>
-      </w:pPr>
-      <w:r>
-        <w:rPr>
-          <w:rFonts w:ascii="Calibri" w:cs="Calibri" w:eastAsia="Calibri" w:hAnsi="Calibri"/>
           <w:b/>
           <w:bCs/>
         </w:rPr>
-        <w:t xml:space="preserve">Why:</w:t>
-      </w:r>
-      <w:r>
-        <w:rPr>
-          <w:rFonts w:ascii="Calibri" w:cs="Calibri" w:eastAsia="Calibri" w:hAnsi="Calibri"/>
-        </w:rPr>
-        <w:t xml:space="preserve"> records in the release tables that credit is "in approval", stores the snapshot (net value, quantities, credit account, currency, payment terms) used for changes </w:t>
-      </w:r>
-      <w:r>
-        <w:rPr>
-          <w:rFonts w:ascii="Calibri" w:cs="Calibri" w:eastAsia="Calibri" w:hAnsi="Calibri"/>
+        <w:t xml:space="preserve">Why after </w:t>
+      </w:r>
+      <w:r>
+        <w:rPr>
+          <w:rFonts w:ascii="Consolas" w:cs="Consolas" w:eastAsia="Consolas" w:hAnsi="Consolas"/>
           <w:b/>
           <w:bCs/>
-        </w:rPr>
-        <w:t xml:space="preserve">after</w:t>
-      </w:r>
-      <w:r>
-        <w:rPr>
-          <w:rFonts w:ascii="Calibri" w:cs="Calibri" w:eastAsia="Calibri" w:hAnsi="Calibri"/>
-        </w:rPr>
-        <w:t xml:space="preserve"> the approval, and fixes the release plan (which lines go CN → CP at the final approval, which stay CN). For normal orders it does nothing.</w:t>
-      </w:r>
-    </w:p>
-    <w:p>
-      <w:pPr>
-        <w:pStyle w:val="Heading2"/>
-      </w:pPr>
-      <w:r>
-        <w:rPr>
-          <w:rFonts w:ascii="Calibri" w:cs="Calibri" w:eastAsia="Calibri" w:hAnsi="Calibri"/>
-        </w:rPr>
-        <w:t xml:space="preserve">3.6 Step SO_REL_APPROVED – after the final approval</w:t>
-      </w:r>
-    </w:p>
-    <w:p>
-      <w:pPr>
-        <w:spacing w:after="120"/>
-      </w:pPr>
-      <w:r>
-        <w:rPr>
-          <w:rFonts w:ascii="Calibri" w:cs="Calibri" w:eastAsia="Calibri" w:hAnsi="Calibri"/>
-        </w:rPr>
-        <w:t xml:space="preserve">In the final-approval path (*CHECK_FINAL_APPROVAL* = true, after "Approve Release Sales Order") insert </w:t>
+          <w:color w:val="7B2C2C"/>
+          <w:sz w:val="19"/>
+          <w:szCs w:val="19"/>
+        </w:rPr>
+        <w:t xml:space="preserve">GET_APPROVERS</w:t>
       </w:r>
       <w:r>
         <w:rPr>
@@ -3311,13 +3304,139 @@
           <w:b/>
           <w:bCs/>
         </w:rPr>
+        <w:t xml:space="preserve">:</w:t>
+      </w:r>
+      <w:r>
+        <w:rPr>
+          <w:rFonts w:ascii="Calibri" w:cs="Calibri" w:eastAsia="Calibri" w:hAnsi="Calibri"/>
+        </w:rPr>
+        <w:t xml:space="preserve"> the logs (</w:t>
+      </w:r>
+      <w:r>
+        <w:rPr>
+          <w:rFonts w:ascii="Consolas" w:cs="Consolas" w:eastAsia="Consolas" w:hAnsi="Consolas"/>
+          <w:color w:val="7B2C2C"/>
+          <w:sz w:val="19"/>
+          <w:szCs w:val="19"/>
+        </w:rPr>
+        <w:t xml:space="preserve">LOG_ID</w:t>
+      </w:r>
+      <w:r>
+        <w:rPr>
+          <w:rFonts w:ascii="Calibri" w:cs="Calibri" w:eastAsia="Calibri" w:hAnsi="Calibri"/>
+        </w:rPr>
+        <w:t xml:space="preserve"> / </w:t>
+      </w:r>
+      <w:r>
+        <w:rPr>
+          <w:rFonts w:ascii="Consolas" w:cs="Consolas" w:eastAsia="Consolas" w:hAnsi="Consolas"/>
+          <w:color w:val="7B2C2C"/>
+          <w:sz w:val="19"/>
+          <w:szCs w:val="19"/>
+        </w:rPr>
+        <w:t xml:space="preserve">LOG_ID_OD</w:t>
+      </w:r>
+      <w:r>
+        <w:rPr>
+          <w:rFonts w:ascii="Calibri" w:cs="Calibri" w:eastAsia="Calibri" w:hAnsi="Calibri"/>
+        </w:rPr>
+        <w:t xml:space="preserve">) and the lock row exist only after it, and the </w:t>
+      </w:r>
+      <w:r>
+        <w:rPr>
+          <w:rFonts w:ascii="Consolas" w:cs="Consolas" w:eastAsia="Consolas" w:hAnsi="Consolas"/>
+          <w:color w:val="7B2C2C"/>
+          <w:sz w:val="19"/>
+          <w:szCs w:val="19"/>
+        </w:rPr>
+        <w:t xml:space="preserve">YSDA</w:t>
+      </w:r>
+      <w:r>
+        <w:rPr>
+          <w:rFonts w:ascii="Calibri" w:cs="Calibri" w:eastAsia="Calibri" w:hAnsi="Calibri"/>
+        </w:rPr>
+        <w:t xml:space="preserve"> rows must go into those logs. It runs before </w:t>
+      </w:r>
+      <w:r>
+        <w:rPr>
+          <w:rFonts w:ascii="Consolas" w:cs="Consolas" w:eastAsia="Consolas" w:hAnsi="Consolas"/>
+          <w:color w:val="7B2C2C"/>
+          <w:sz w:val="19"/>
+          <w:szCs w:val="19"/>
+        </w:rPr>
+        <w:t xml:space="preserve">BUILD_ALERT</w:t>
+      </w:r>
+      <w:r>
+        <w:rPr>
+          <w:rFonts w:ascii="Calibri" w:cs="Calibri" w:eastAsia="Calibri" w:hAnsi="Calibri"/>
+        </w:rPr>
+        <w:t xml:space="preserve"> / </w:t>
+      </w:r>
+      <w:r>
+        <w:rPr>
+          <w:rFonts w:ascii="Consolas" w:cs="Consolas" w:eastAsia="Consolas" w:hAnsi="Consolas"/>
+          <w:color w:val="7B2C2C"/>
+          <w:sz w:val="19"/>
+          <w:szCs w:val="19"/>
+        </w:rPr>
+        <w:t xml:space="preserve">NOTIFY_START</w:t>
+      </w:r>
+      <w:r>
+        <w:rPr>
+          <w:rFonts w:ascii="Calibri" w:cs="Calibri" w:eastAsia="Calibri" w:hAnsi="Calibri"/>
+        </w:rPr>
+        <w:t xml:space="preserve">, so the status is set before the first mail. Normal orders: nothing is written.</w:t>
+      </w:r>
+    </w:p>
+    <w:p>
+      <w:pPr>
+        <w:pStyle w:val="Heading2"/>
+      </w:pPr>
+      <w:r>
+        <w:rPr>
+          <w:rFonts w:ascii="Calibri" w:cs="Calibri" w:eastAsia="Calibri" w:hAnsi="Calibri"/>
+        </w:rPr>
+        <w:t xml:space="preserve">6.2 SO_REL_APPROVED – after APPROVE_STEP (RELEASE_SO)</w:t>
+      </w:r>
+    </w:p>
+    <w:p>
+      <w:pPr>
+        <w:spacing w:after="120"/>
+      </w:pPr>
+      <w:r>
+        <w:rPr>
+          <w:rFonts w:ascii="Calibri" w:cs="Calibri" w:eastAsia="Calibri" w:hAnsi="Calibri"/>
+        </w:rPr>
+        <w:t xml:space="preserve">In both places where </w:t>
+      </w:r>
+      <w:r>
+        <w:rPr>
+          <w:rFonts w:ascii="Consolas" w:cs="Consolas" w:eastAsia="Consolas" w:hAnsi="Consolas"/>
+          <w:color w:val="7B2C2C"/>
+          <w:sz w:val="19"/>
+          <w:szCs w:val="19"/>
+        </w:rPr>
+        <w:t xml:space="preserve">APPROVE_STEP</w:t>
+      </w:r>
+      <w:r>
+        <w:rPr>
+          <w:rFonts w:ascii="Calibri" w:cs="Calibri" w:eastAsia="Calibri" w:hAnsi="Calibri"/>
+        </w:rPr>
+        <w:t xml:space="preserve"> is used (nodes 227 and 238), insert directly </w:t>
+      </w:r>
+      <w:r>
+        <w:rPr>
+          <w:rFonts w:ascii="Calibri" w:cs="Calibri" w:eastAsia="Calibri" w:hAnsi="Calibri"/>
+          <w:b/>
+          <w:bCs/>
+        </w:rPr>
         <w:t xml:space="preserve">after</w:t>
       </w:r>
       <w:r>
         <w:rPr>
           <w:rFonts w:ascii="Calibri" w:cs="Calibri" w:eastAsia="Calibri" w:hAnsi="Calibri"/>
         </w:rPr>
-        <w:t xml:space="preserve"> the step that releases the SAP credit block (in every place where the final approval exists):</w:t>
+        <w:t xml:space="preserve"> it:</w:t>
       </w:r>
     </w:p>
     <w:p>
@@ -3404,75 +3523,95 @@
         </w:rPr>
         <w:t xml:space="preserve">IV_VBELN</w:t>
       </w:r>
-    </w:p>
-    <w:p>
-      <w:pPr>
-        <w:spacing w:after="120"/>
-      </w:pPr>
-      <w:r>
-        <w:rPr>
-          <w:rFonts w:ascii="Calibri" w:cs="Calibri" w:eastAsia="Calibri" w:hAnsi="Calibri"/>
-          <w:b/>
-          <w:bCs/>
-        </w:rPr>
-        <w:t xml:space="preserve">Why:</w:t>
-      </w:r>
-      <w:r>
-        <w:rPr>
-          <w:rFonts w:ascii="Calibri" w:cs="Calibri" w:eastAsia="Calibri" w:hAnsi="Calibri"/>
-        </w:rPr>
-        <w:t xml:space="preserve"> sends the lines approved in YSDA / YSDAX to production (CN → CP); lines rejected in YSDA / YSDAX stay CN. After the credit block release, otherwise lines would go to production while the order is blocked.</w:t>
-      </w:r>
-    </w:p>
-    <w:p>
-      <w:pPr>
-        <w:pStyle w:val="Heading2"/>
-      </w:pPr>
-      <w:r>
-        <w:rPr>
-          <w:rFonts w:ascii="Calibri" w:cs="Calibri" w:eastAsia="Calibri" w:hAnsi="Calibri"/>
-        </w:rPr>
-        <w:t xml:space="preserve">3.7 Step SO_REL_REJECTED – on rejection</w:t>
-      </w:r>
-    </w:p>
-    <w:p>
-      <w:pPr>
-        <w:spacing w:after="120"/>
-      </w:pPr>
-      <w:r>
-        <w:rPr>
-          <w:rFonts w:ascii="Calibri" w:cs="Calibri" w:eastAsia="Calibri" w:hAnsi="Calibri"/>
-        </w:rPr>
-        <w:t xml:space="preserve">Insert </w:t>
-      </w:r>
-      <w:r>
-        <w:rPr>
-          <w:rFonts w:ascii="Calibri" w:cs="Calibri" w:eastAsia="Calibri" w:hAnsi="Calibri"/>
-          <w:b/>
-          <w:bCs/>
-        </w:rPr>
-        <w:t xml:space="preserve">directly before</w:t>
-      </w:r>
-      <w:r>
-        <w:rPr>
-          <w:rFonts w:ascii="Calibri" w:cs="Calibri" w:eastAsia="Calibri" w:hAnsi="Calibri"/>
-        </w:rPr>
-        <w:t xml:space="preserve"> the existing </w:t>
-      </w:r>
-      <w:r>
-        <w:rPr>
-          <w:rFonts w:ascii="Consolas" w:cs="Consolas" w:eastAsia="Consolas" w:hAnsi="Consolas"/>
-          <w:color w:val="7B2C2C"/>
-          <w:sz w:val="19"/>
-          <w:szCs w:val="19"/>
-        </w:rPr>
-        <w:t xml:space="preserve">REJECT_STEP</w:t>
-      </w:r>
-      <w:r>
-        <w:rPr>
-          <w:rFonts w:ascii="Calibri" w:cs="Calibri" w:eastAsia="Calibri" w:hAnsi="Calibri"/>
-        </w:rPr>
-        <w:t xml:space="preserve"> (task TS99000044 "Cancel Sales Order Credit") in both places where it is used (nodes 233 and 243):</w:t>
+      <w:r>
+        <w:rPr>
+          <w:rFonts w:ascii="Calibri" w:cs="Calibri" w:eastAsia="Calibri" w:hAnsi="Calibri"/>
+        </w:rPr>
+        <w:t xml:space="preserve">, </w:t>
+      </w:r>
+      <w:r>
+        <w:rPr>
+          <w:rFonts w:ascii="Consolas" w:cs="Consolas" w:eastAsia="Consolas" w:hAnsi="Consolas"/>
+          <w:color w:val="7B2C2C"/>
+          <w:sz w:val="19"/>
+          <w:szCs w:val="19"/>
+        </w:rPr>
+        <w:t xml:space="preserve">&amp;LOG_ID&amp;</w:t>
+      </w:r>
+      <w:r>
+        <w:rPr>
+          <w:rFonts w:ascii="Calibri" w:cs="Calibri" w:eastAsia="Calibri" w:hAnsi="Calibri"/>
+        </w:rPr>
+        <w:t xml:space="preserve">, </w:t>
+      </w:r>
+      <w:r>
+        <w:rPr>
+          <w:rFonts w:ascii="Consolas" w:cs="Consolas" w:eastAsia="Consolas" w:hAnsi="Consolas"/>
+          <w:color w:val="7B2C2C"/>
+          <w:sz w:val="19"/>
+          <w:szCs w:val="19"/>
+        </w:rPr>
+        <w:t xml:space="preserve">&amp;LOG_ID_OD&amp;</w:t>
+      </w:r>
+      <w:r>
+        <w:rPr>
+          <w:rFonts w:ascii="Calibri" w:cs="Calibri" w:eastAsia="Calibri" w:hAnsi="Calibri"/>
+        </w:rPr>
+        <w:t xml:space="preserve">, </w:t>
+      </w:r>
+      <w:r>
+        <w:rPr>
+          <w:rFonts w:ascii="Consolas" w:cs="Consolas" w:eastAsia="Consolas" w:hAnsi="Consolas"/>
+          <w:color w:val="7B2C2C"/>
+          <w:sz w:val="19"/>
+          <w:szCs w:val="19"/>
+        </w:rPr>
+        <w:t xml:space="preserve">&amp;LOG_AREA&amp;</w:t>
+      </w:r>
+      <w:r>
+        <w:rPr>
+          <w:rFonts w:ascii="Calibri" w:cs="Calibri" w:eastAsia="Calibri" w:hAnsi="Calibri"/>
+        </w:rPr>
+        <w:t xml:space="preserve"> → </w:t>
+      </w:r>
+      <w:r>
+        <w:rPr>
+          <w:rFonts w:ascii="Consolas" w:cs="Consolas" w:eastAsia="Consolas" w:hAnsi="Consolas"/>
+          <w:color w:val="7B2C2C"/>
+          <w:sz w:val="19"/>
+          <w:szCs w:val="19"/>
+        </w:rPr>
+        <w:t xml:space="preserve">IV_LOG_ID</w:t>
+      </w:r>
+      <w:r>
+        <w:rPr>
+          <w:rFonts w:ascii="Calibri" w:cs="Calibri" w:eastAsia="Calibri" w:hAnsi="Calibri"/>
+        </w:rPr>
+        <w:t xml:space="preserve">, </w:t>
+      </w:r>
+      <w:r>
+        <w:rPr>
+          <w:rFonts w:ascii="Consolas" w:cs="Consolas" w:eastAsia="Consolas" w:hAnsi="Consolas"/>
+          <w:color w:val="7B2C2C"/>
+          <w:sz w:val="19"/>
+          <w:szCs w:val="19"/>
+        </w:rPr>
+        <w:t xml:space="preserve">IV_LOG_ID_OD</w:t>
+      </w:r>
+      <w:r>
+        <w:rPr>
+          <w:rFonts w:ascii="Calibri" w:cs="Calibri" w:eastAsia="Calibri" w:hAnsi="Calibri"/>
+        </w:rPr>
+        <w:t xml:space="preserve">, </w:t>
+      </w:r>
+      <w:r>
+        <w:rPr>
+          <w:rFonts w:ascii="Consolas" w:cs="Consolas" w:eastAsia="Consolas" w:hAnsi="Consolas"/>
+          <w:color w:val="7B2C2C"/>
+          <w:sz w:val="19"/>
+          <w:szCs w:val="19"/>
+        </w:rPr>
+        <w:t xml:space="preserve">IV_LOG_AREA</w:t>
       </w:r>
     </w:p>
     <w:p>
@@ -3487,37 +3626,131 @@
       <w:r>
         <w:rPr>
           <w:rFonts w:ascii="Calibri" w:cs="Calibri" w:eastAsia="Calibri" w:hAnsi="Calibri"/>
-        </w:rPr>
-        <w:t xml:space="preserve">Step type </w:t>
-      </w:r>
-      <w:r>
-        <w:rPr>
-          <w:rFonts w:ascii="Calibri" w:cs="Calibri" w:eastAsia="Calibri" w:hAnsi="Calibri"/>
           <w:b/>
           <w:bCs/>
         </w:rPr>
-        <w:t xml:space="preserve">Activity</w:t>
-      </w:r>
-      <w:r>
-        <w:rPr>
-          <w:rFonts w:ascii="Calibri" w:cs="Calibri" w:eastAsia="Calibri" w:hAnsi="Calibri"/>
-        </w:rPr>
-        <w:t xml:space="preserve">, task </w:t>
-      </w:r>
-      <w:r>
-        <w:rPr>
-          <w:rFonts w:ascii="Consolas" w:cs="Consolas" w:eastAsia="Consolas" w:hAnsi="Consolas"/>
-          <w:color w:val="7B2C2C"/>
-          <w:sz w:val="19"/>
-          <w:szCs w:val="19"/>
-        </w:rPr>
-        <w:t xml:space="preserve">SO_REL_REJECTED</w:t>
-      </w:r>
-      <w:r>
-        <w:rPr>
-          <w:rFonts w:ascii="Calibri" w:cs="Calibri" w:eastAsia="Calibri" w:hAnsi="Calibri"/>
-        </w:rPr>
-        <w:t xml:space="preserve">, *Background step*</w:t>
+        <w:t xml:space="preserve">Why after </w:t>
+      </w:r>
+      <w:r>
+        <w:rPr>
+          <w:rFonts w:ascii="Consolas" w:cs="Consolas" w:eastAsia="Consolas" w:hAnsi="Consolas"/>
+          <w:b/>
+          <w:bCs/>
+          <w:color w:val="7B2C2C"/>
+          <w:sz w:val="19"/>
+          <w:szCs w:val="19"/>
+        </w:rPr>
+        <w:t xml:space="preserve">RELEASE_SO</w:t>
+      </w:r>
+      <w:r>
+        <w:rPr>
+          <w:rFonts w:ascii="Calibri" w:cs="Calibri" w:eastAsia="Calibri" w:hAnsi="Calibri"/>
+          <w:b/>
+          <w:bCs/>
+        </w:rPr>
+        <w:t xml:space="preserve">:</w:t>
+      </w:r>
+      <w:r>
+        <w:rPr>
+          <w:rFonts w:ascii="Calibri" w:cs="Calibri" w:eastAsia="Calibri" w:hAnsi="Calibri"/>
+        </w:rPr>
+        <w:t xml:space="preserve"> CN → CP must happen only after the credit block is released, and only after </w:t>
+      </w:r>
+      <w:r>
+        <w:rPr>
+          <w:rFonts w:ascii="Consolas" w:cs="Consolas" w:eastAsia="Consolas" w:hAnsi="Consolas"/>
+          <w:color w:val="7B2C2C"/>
+          <w:sz w:val="19"/>
+          <w:szCs w:val="19"/>
+        </w:rPr>
+        <w:t xml:space="preserve">RELEASE_SO</w:t>
+      </w:r>
+      <w:r>
+        <w:rPr>
+          <w:rFonts w:ascii="Calibri" w:cs="Calibri" w:eastAsia="Calibri" w:hAnsi="Calibri"/>
+        </w:rPr>
+        <w:t xml:space="preserve"> deleted the lock row </w:t>
+      </w:r>
+      <w:r>
+        <w:rPr>
+          <w:rFonts w:ascii="Consolas" w:cs="Consolas" w:eastAsia="Consolas" w:hAnsi="Consolas"/>
+          <w:color w:val="7B2C2C"/>
+          <w:sz w:val="19"/>
+          <w:szCs w:val="19"/>
+        </w:rPr>
+        <w:t xml:space="preserve">ZSD_WF_SO</w:t>
+      </w:r>
+      <w:r>
+        <w:rPr>
+          <w:rFonts w:ascii="Calibri" w:cs="Calibri" w:eastAsia="Calibri" w:hAnsi="Calibri"/>
+        </w:rPr>
+        <w:t xml:space="preserve"> – otherwise the BAPI that changes the schedule lines would run through </w:t>
+      </w:r>
+      <w:r>
+        <w:rPr>
+          <w:rFonts w:ascii="Consolas" w:cs="Consolas" w:eastAsia="Consolas" w:hAnsi="Consolas"/>
+          <w:color w:val="7B2C2C"/>
+          <w:sz w:val="19"/>
+          <w:szCs w:val="19"/>
+        </w:rPr>
+        <w:t xml:space="preserve">ZEN_CMEXOD_KILL_WORKFLOW</w:t>
+      </w:r>
+      <w:r>
+        <w:rPr>
+          <w:rFonts w:ascii="Calibri" w:cs="Calibri" w:eastAsia="Calibri" w:hAnsi="Calibri"/>
+        </w:rPr>
+        <w:t xml:space="preserve"> with the lock row present and kill this workflow.</w:t>
+      </w:r>
+    </w:p>
+    <w:p>
+      <w:pPr>
+        <w:pStyle w:val="Heading2"/>
+      </w:pPr>
+      <w:r>
+        <w:rPr>
+          <w:rFonts w:ascii="Calibri" w:cs="Calibri" w:eastAsia="Calibri" w:hAnsi="Calibri"/>
+        </w:rPr>
+        <w:t xml:space="preserve">6.3 SO_REL_REJECTED – before REJECT_STEP (CANCEL_SO)</w:t>
+      </w:r>
+    </w:p>
+    <w:p>
+      <w:pPr>
+        <w:spacing w:after="120"/>
+      </w:pPr>
+      <w:r>
+        <w:rPr>
+          <w:rFonts w:ascii="Calibri" w:cs="Calibri" w:eastAsia="Calibri" w:hAnsi="Calibri"/>
+        </w:rPr>
+        <w:t xml:space="preserve">In both places where </w:t>
+      </w:r>
+      <w:r>
+        <w:rPr>
+          <w:rFonts w:ascii="Consolas" w:cs="Consolas" w:eastAsia="Consolas" w:hAnsi="Consolas"/>
+          <w:color w:val="7B2C2C"/>
+          <w:sz w:val="19"/>
+          <w:szCs w:val="19"/>
+        </w:rPr>
+        <w:t xml:space="preserve">REJECT_STEP</w:t>
+      </w:r>
+      <w:r>
+        <w:rPr>
+          <w:rFonts w:ascii="Calibri" w:cs="Calibri" w:eastAsia="Calibri" w:hAnsi="Calibri"/>
+        </w:rPr>
+        <w:t xml:space="preserve"> is used (nodes 233 and 243), insert directly </w:t>
+      </w:r>
+      <w:r>
+        <w:rPr>
+          <w:rFonts w:ascii="Calibri" w:cs="Calibri" w:eastAsia="Calibri" w:hAnsi="Calibri"/>
+          <w:b/>
+          <w:bCs/>
+        </w:rPr>
+        <w:t xml:space="preserve">before</w:t>
+      </w:r>
+      <w:r>
+        <w:rPr>
+          <w:rFonts w:ascii="Calibri" w:cs="Calibri" w:eastAsia="Calibri" w:hAnsi="Calibri"/>
+        </w:rPr>
+        <w:t xml:space="preserve"> it:</w:t>
       </w:r>
     </w:p>
     <w:p>
@@ -3533,267 +3766,306 @@
         <w:rPr>
           <w:rFonts w:ascii="Calibri" w:cs="Calibri" w:eastAsia="Calibri" w:hAnsi="Calibri"/>
         </w:rPr>
-        <w:t xml:space="preserve">Binding: </w:t>
-      </w:r>
-      <w:r>
-        <w:rPr>
-          <w:rFonts w:ascii="Consolas" w:cs="Consolas" w:eastAsia="Consolas" w:hAnsi="Consolas"/>
-          <w:color w:val="7B2C2C"/>
-          <w:sz w:val="19"/>
-          <w:szCs w:val="19"/>
-        </w:rPr>
-        <w:t xml:space="preserve">&amp;SALES_ORDER&amp;</w:t>
-      </w:r>
-      <w:r>
-        <w:rPr>
-          <w:rFonts w:ascii="Calibri" w:cs="Calibri" w:eastAsia="Calibri" w:hAnsi="Calibri"/>
-        </w:rPr>
-        <w:t xml:space="preserve"> → </w:t>
-      </w:r>
-      <w:r>
-        <w:rPr>
-          <w:rFonts w:ascii="Consolas" w:cs="Consolas" w:eastAsia="Consolas" w:hAnsi="Consolas"/>
-          <w:color w:val="7B2C2C"/>
-          <w:sz w:val="19"/>
-          <w:szCs w:val="19"/>
-        </w:rPr>
-        <w:t xml:space="preserve">IV_VBELN</w:t>
-      </w:r>
-      <w:r>
-        <w:rPr>
-          <w:rFonts w:ascii="Calibri" w:cs="Calibri" w:eastAsia="Calibri" w:hAnsi="Calibri"/>
-        </w:rPr>
-        <w:t xml:space="preserve">, decision note → </w:t>
-      </w:r>
-      <w:r>
-        <w:rPr>
-          <w:rFonts w:ascii="Consolas" w:cs="Consolas" w:eastAsia="Consolas" w:hAnsi="Consolas"/>
-          <w:color w:val="7B2C2C"/>
-          <w:sz w:val="19"/>
-          <w:szCs w:val="19"/>
-        </w:rPr>
-        <w:t xml:space="preserve">IV_NOTE</w:t>
-      </w:r>
-      <w:r>
-        <w:rPr>
-          <w:rFonts w:ascii="Calibri" w:cs="Calibri" w:eastAsia="Calibri" w:hAnsi="Calibri"/>
-        </w:rPr>
-        <w:t xml:space="preserve">, </w:t>
-      </w:r>
-      <w:r>
-        <w:rPr>
-          <w:rFonts w:ascii="Consolas" w:cs="Consolas" w:eastAsia="Consolas" w:hAnsi="Consolas"/>
-          <w:color w:val="7B2C2C"/>
-          <w:sz w:val="19"/>
-          <w:szCs w:val="19"/>
-        </w:rPr>
-        <w:t xml:space="preserve">&amp;REASON&amp;</w:t>
-      </w:r>
-      <w:r>
-        <w:rPr>
-          <w:rFonts w:ascii="Calibri" w:cs="Calibri" w:eastAsia="Calibri" w:hAnsi="Calibri"/>
-        </w:rPr>
-        <w:t xml:space="preserve"> → </w:t>
-      </w:r>
-      <w:r>
-        <w:rPr>
-          <w:rFonts w:ascii="Consolas" w:cs="Consolas" w:eastAsia="Consolas" w:hAnsi="Consolas"/>
-          <w:color w:val="7B2C2C"/>
-          <w:sz w:val="19"/>
-          <w:szCs w:val="19"/>
-        </w:rPr>
-        <w:t xml:space="preserve">IV_ABGRU</w:t>
-      </w:r>
-    </w:p>
-    <w:p>
-      <w:pPr>
-        <w:spacing w:after="120"/>
-      </w:pPr>
+        <w:t xml:space="preserve">Step type </w:t>
+      </w:r>
       <w:r>
         <w:rPr>
           <w:rFonts w:ascii="Calibri" w:cs="Calibri" w:eastAsia="Calibri" w:hAnsi="Calibri"/>
           <w:b/>
           <w:bCs/>
         </w:rPr>
-        <w:t xml:space="preserve">Why:</w:t>
-      </w:r>
-      <w:r>
-        <w:rPr>
-          <w:rFonts w:ascii="Calibri" w:cs="Calibri" w:eastAsia="Calibri" w:hAnsi="Calibri"/>
-        </w:rPr>
-        <w:t xml:space="preserve"> records every line as YSDA / YSDAX decided it and sets credit status "rejected". It does not change the order – your </w:t>
-      </w:r>
-      <w:r>
-        <w:rPr>
-          <w:rFonts w:ascii="Consolas" w:cs="Consolas" w:eastAsia="Consolas" w:hAnsi="Consolas"/>
-          <w:color w:val="7B2C2C"/>
-          <w:sz w:val="19"/>
-          <w:szCs w:val="19"/>
-        </w:rPr>
-        <w:t xml:space="preserve">REJECT_STEP</w:t>
-      </w:r>
-      <w:r>
-        <w:rPr>
-          <w:rFonts w:ascii="Calibri" w:cs="Calibri" w:eastAsia="Calibri" w:hAnsi="Calibri"/>
-        </w:rPr>
-        <w:t xml:space="preserve"> cancels it right after, as today.</w:t>
-      </w:r>
-    </w:p>
-    <w:p>
-      <w:pPr>
-        <w:pStyle w:val="Heading2"/>
-      </w:pPr>
-      <w:r>
-        <w:rPr>
-          <w:rFonts w:ascii="Calibri" w:cs="Calibri" w:eastAsia="Calibri" w:hAnsi="Calibri"/>
-        </w:rPr>
-        <w:t xml:space="preserve">3.8 Activate</w:t>
-      </w:r>
-    </w:p>
-    <w:p>
-      <w:pPr>
-        <w:spacing w:after="120"/>
-      </w:pPr>
-      <w:r>
-        <w:rPr>
-          <w:rFonts w:ascii="Calibri" w:cs="Calibri" w:eastAsia="Calibri" w:hAnsi="Calibri"/>
-        </w:rPr>
-        <w:t xml:space="preserve">Check and activate the new version. Running workflows stay on the old version; new starts use the new one.</w:t>
-      </w:r>
-    </w:p>
-    <w:p>
-      <w:pPr>
-        <w:pStyle w:val="Heading2"/>
-      </w:pPr>
-      <w:r>
-        <w:rPr>
-          <w:rFonts w:ascii="Calibri" w:cs="Calibri" w:eastAsia="Calibri" w:hAnsi="Calibri"/>
-        </w:rPr>
-        <w:t xml:space="preserve">3.9 Event linkages (SWE2) – no change</w:t>
-      </w:r>
-    </w:p>
-    <w:p>
-      <w:pPr>
-        <w:spacing w:after="120"/>
-      </w:pPr>
-      <w:r>
-        <w:rPr>
-          <w:rFonts w:ascii="Consolas" w:cs="Consolas" w:eastAsia="Consolas" w:hAnsi="Consolas"/>
-          <w:color w:val="7B2C2C"/>
-          <w:sz w:val="19"/>
-          <w:szCs w:val="19"/>
-        </w:rPr>
-        <w:t xml:space="preserve">BUS2032 CREATED</w:t>
-      </w:r>
-      <w:r>
-        <w:rPr>
-          <w:rFonts w:ascii="Calibri" w:cs="Calibri" w:eastAsia="Calibri" w:hAnsi="Calibri"/>
-        </w:rPr>
-        <w:t xml:space="preserve"> / </w:t>
-      </w:r>
-      <w:r>
-        <w:rPr>
-          <w:rFonts w:ascii="Consolas" w:cs="Consolas" w:eastAsia="Consolas" w:hAnsi="Consolas"/>
-          <w:color w:val="7B2C2C"/>
-          <w:sz w:val="19"/>
-          <w:szCs w:val="19"/>
-        </w:rPr>
-        <w:t xml:space="preserve">CHANGED</w:t>
-      </w:r>
-      <w:r>
-        <w:rPr>
-          <w:rFonts w:ascii="Calibri" w:cs="Calibri" w:eastAsia="Calibri" w:hAnsi="Calibri"/>
-        </w:rPr>
-        <w:t xml:space="preserve"> → WS99000010, check FM </w:t>
-      </w:r>
-      <w:r>
-        <w:rPr>
-          <w:rFonts w:ascii="Consolas" w:cs="Consolas" w:eastAsia="Consolas" w:hAnsi="Consolas"/>
-          <w:color w:val="7B2C2C"/>
-          <w:sz w:val="19"/>
-          <w:szCs w:val="19"/>
-        </w:rPr>
-        <w:t xml:space="preserve">Z_FM_SD_WF_CHECK_CREDIT</w:t>
-      </w:r>
-      <w:r>
-        <w:rPr>
-          <w:rFonts w:ascii="Calibri" w:cs="Calibri" w:eastAsia="Calibri" w:hAnsi="Calibri"/>
-        </w:rPr>
-        <w:t xml:space="preserve"> (unchanged; the new logic is in </w:t>
-      </w:r>
-      <w:r>
-        <w:rPr>
-          <w:rFonts w:ascii="Consolas" w:cs="Consolas" w:eastAsia="Consolas" w:hAnsi="Consolas"/>
-          <w:color w:val="7B2C2C"/>
-          <w:sz w:val="19"/>
-          <w:szCs w:val="19"/>
-        </w:rPr>
-        <w:t xml:space="preserve">IS_START_ALLOWED</w:t>
-      </w:r>
-      <w:r>
-        <w:rPr>
-          <w:rFonts w:ascii="Calibri" w:cs="Calibri" w:eastAsia="Calibri" w:hAnsi="Calibri"/>
-        </w:rPr>
-        <w:t xml:space="preserve">, 3.1). </w:t>
-      </w:r>
+        <w:t xml:space="preserve">Activity</w:t>
+      </w:r>
+      <w:r>
+        <w:rPr>
+          <w:rFonts w:ascii="Calibri" w:cs="Calibri" w:eastAsia="Calibri" w:hAnsi="Calibri"/>
+        </w:rPr>
+        <w:t xml:space="preserve">, task </w:t>
+      </w:r>
+      <w:r>
+        <w:rPr>
+          <w:rFonts w:ascii="Consolas" w:cs="Consolas" w:eastAsia="Consolas" w:hAnsi="Consolas"/>
+          <w:color w:val="7B2C2C"/>
+          <w:sz w:val="19"/>
+          <w:szCs w:val="19"/>
+        </w:rPr>
+        <w:t xml:space="preserve">SO_REL_REJECTED</w:t>
+      </w:r>
+      <w:r>
+        <w:rPr>
+          <w:rFonts w:ascii="Calibri" w:cs="Calibri" w:eastAsia="Calibri" w:hAnsi="Calibri"/>
+        </w:rPr>
+        <w:t xml:space="preserve">, *Background step*</w:t>
+      </w:r>
+    </w:p>
+    <w:p>
+      <w:pPr>
+        <w:pStyle w:val="ListParagraph"/>
+        <w:numPr>
+          <w:ilvl w:val="0"/>
+          <w:numId w:val="2"/>
+        </w:numPr>
+        <w:spacing w:after="40"/>
+      </w:pPr>
+      <w:r>
+        <w:rPr>
+          <w:rFonts w:ascii="Calibri" w:cs="Calibri" w:eastAsia="Calibri" w:hAnsi="Calibri"/>
+        </w:rPr>
+        <w:t xml:space="preserve">Binding: </w:t>
+      </w:r>
+      <w:r>
+        <w:rPr>
+          <w:rFonts w:ascii="Consolas" w:cs="Consolas" w:eastAsia="Consolas" w:hAnsi="Consolas"/>
+          <w:color w:val="7B2C2C"/>
+          <w:sz w:val="19"/>
+          <w:szCs w:val="19"/>
+        </w:rPr>
+        <w:t xml:space="preserve">&amp;SALES_ORDER&amp;</w:t>
+      </w:r>
+      <w:r>
+        <w:rPr>
+          <w:rFonts w:ascii="Calibri" w:cs="Calibri" w:eastAsia="Calibri" w:hAnsi="Calibri"/>
+        </w:rPr>
+        <w:t xml:space="preserve"> → </w:t>
+      </w:r>
+      <w:r>
+        <w:rPr>
+          <w:rFonts w:ascii="Consolas" w:cs="Consolas" w:eastAsia="Consolas" w:hAnsi="Consolas"/>
+          <w:color w:val="7B2C2C"/>
+          <w:sz w:val="19"/>
+          <w:szCs w:val="19"/>
+        </w:rPr>
+        <w:t xml:space="preserve">IV_VBELN</w:t>
+      </w:r>
+      <w:r>
+        <w:rPr>
+          <w:rFonts w:ascii="Calibri" w:cs="Calibri" w:eastAsia="Calibri" w:hAnsi="Calibri"/>
+        </w:rPr>
+        <w:t xml:space="preserve">, decision note → </w:t>
+      </w:r>
+      <w:r>
+        <w:rPr>
+          <w:rFonts w:ascii="Consolas" w:cs="Consolas" w:eastAsia="Consolas" w:hAnsi="Consolas"/>
+          <w:color w:val="7B2C2C"/>
+          <w:sz w:val="19"/>
+          <w:szCs w:val="19"/>
+        </w:rPr>
+        <w:t xml:space="preserve">IV_NOTE</w:t>
+      </w:r>
+      <w:r>
+        <w:rPr>
+          <w:rFonts w:ascii="Calibri" w:cs="Calibri" w:eastAsia="Calibri" w:hAnsi="Calibri"/>
+        </w:rPr>
+        <w:t xml:space="preserve">, </w:t>
+      </w:r>
+      <w:r>
+        <w:rPr>
+          <w:rFonts w:ascii="Consolas" w:cs="Consolas" w:eastAsia="Consolas" w:hAnsi="Consolas"/>
+          <w:color w:val="7B2C2C"/>
+          <w:sz w:val="19"/>
+          <w:szCs w:val="19"/>
+        </w:rPr>
+        <w:t xml:space="preserve">&amp;REASON&amp;</w:t>
+      </w:r>
+      <w:r>
+        <w:rPr>
+          <w:rFonts w:ascii="Calibri" w:cs="Calibri" w:eastAsia="Calibri" w:hAnsi="Calibri"/>
+        </w:rPr>
+        <w:t xml:space="preserve"> → </w:t>
+      </w:r>
+      <w:r>
+        <w:rPr>
+          <w:rFonts w:ascii="Consolas" w:cs="Consolas" w:eastAsia="Consolas" w:hAnsi="Consolas"/>
+          <w:color w:val="7B2C2C"/>
+          <w:sz w:val="19"/>
+          <w:szCs w:val="19"/>
+        </w:rPr>
+        <w:t xml:space="preserve">IV_ABGRU</w:t>
+      </w:r>
+      <w:r>
+        <w:rPr>
+          <w:rFonts w:ascii="Calibri" w:cs="Calibri" w:eastAsia="Calibri" w:hAnsi="Calibri"/>
+        </w:rPr>
+        <w:t xml:space="preserve">, </w:t>
+      </w:r>
+      <w:r>
+        <w:rPr>
+          <w:rFonts w:ascii="Consolas" w:cs="Consolas" w:eastAsia="Consolas" w:hAnsi="Consolas"/>
+          <w:color w:val="7B2C2C"/>
+          <w:sz w:val="19"/>
+          <w:szCs w:val="19"/>
+        </w:rPr>
+        <w:t xml:space="preserve">&amp;LOG_ID&amp;</w:t>
+      </w:r>
+      <w:r>
+        <w:rPr>
+          <w:rFonts w:ascii="Calibri" w:cs="Calibri" w:eastAsia="Calibri" w:hAnsi="Calibri"/>
+        </w:rPr>
+        <w:t xml:space="preserve">, </w:t>
+      </w:r>
+      <w:r>
+        <w:rPr>
+          <w:rFonts w:ascii="Consolas" w:cs="Consolas" w:eastAsia="Consolas" w:hAnsi="Consolas"/>
+          <w:color w:val="7B2C2C"/>
+          <w:sz w:val="19"/>
+          <w:szCs w:val="19"/>
+        </w:rPr>
+        <w:t xml:space="preserve">&amp;LOG_ID_OD&amp;</w:t>
+      </w:r>
+      <w:r>
+        <w:rPr>
+          <w:rFonts w:ascii="Calibri" w:cs="Calibri" w:eastAsia="Calibri" w:hAnsi="Calibri"/>
+        </w:rPr>
+        <w:t xml:space="preserve">, </w:t>
+      </w:r>
+      <w:r>
+        <w:rPr>
+          <w:rFonts w:ascii="Consolas" w:cs="Consolas" w:eastAsia="Consolas" w:hAnsi="Consolas"/>
+          <w:color w:val="7B2C2C"/>
+          <w:sz w:val="19"/>
+          <w:szCs w:val="19"/>
+        </w:rPr>
+        <w:t xml:space="preserve">&amp;LOG_AREA&amp;</w:t>
+      </w:r>
+      <w:r>
+        <w:rPr>
+          <w:rFonts w:ascii="Calibri" w:cs="Calibri" w:eastAsia="Calibri" w:hAnsi="Calibri"/>
+        </w:rPr>
+        <w:t xml:space="preserve"> → </w:t>
+      </w:r>
+      <w:r>
+        <w:rPr>
+          <w:rFonts w:ascii="Consolas" w:cs="Consolas" w:eastAsia="Consolas" w:hAnsi="Consolas"/>
+          <w:color w:val="7B2C2C"/>
+          <w:sz w:val="19"/>
+          <w:szCs w:val="19"/>
+        </w:rPr>
+        <w:t xml:space="preserve">IV_LOG_ID</w:t>
+      </w:r>
+      <w:r>
+        <w:rPr>
+          <w:rFonts w:ascii="Calibri" w:cs="Calibri" w:eastAsia="Calibri" w:hAnsi="Calibri"/>
+        </w:rPr>
+        <w:t xml:space="preserve">, </w:t>
+      </w:r>
+      <w:r>
+        <w:rPr>
+          <w:rFonts w:ascii="Consolas" w:cs="Consolas" w:eastAsia="Consolas" w:hAnsi="Consolas"/>
+          <w:color w:val="7B2C2C"/>
+          <w:sz w:val="19"/>
+          <w:szCs w:val="19"/>
+        </w:rPr>
+        <w:t xml:space="preserve">IV_LOG_ID_OD</w:t>
+      </w:r>
+      <w:r>
+        <w:rPr>
+          <w:rFonts w:ascii="Calibri" w:cs="Calibri" w:eastAsia="Calibri" w:hAnsi="Calibri"/>
+        </w:rPr>
+        <w:t xml:space="preserve">, </w:t>
+      </w:r>
+      <w:r>
+        <w:rPr>
+          <w:rFonts w:ascii="Consolas" w:cs="Consolas" w:eastAsia="Consolas" w:hAnsi="Consolas"/>
+          <w:color w:val="7B2C2C"/>
+          <w:sz w:val="19"/>
+          <w:szCs w:val="19"/>
+        </w:rPr>
+        <w:t xml:space="preserve">IV_LOG_AREA</w:t>
+      </w:r>
+    </w:p>
+    <w:p>
+      <w:pPr>
+        <w:pStyle w:val="ListParagraph"/>
+        <w:numPr>
+          <w:ilvl w:val="0"/>
+          <w:numId w:val="2"/>
+        </w:numPr>
+        <w:spacing w:after="40"/>
+      </w:pPr>
       <w:r>
         <w:rPr>
           <w:rFonts w:ascii="Calibri" w:cs="Calibri" w:eastAsia="Calibri" w:hAnsi="Calibri"/>
           <w:b/>
           <w:bCs/>
         </w:rPr>
-        <w:t xml:space="preserve">Start without VA02:</w:t>
-      </w:r>
-      <w:r>
-        <w:rPr>
-          <w:rFonts w:ascii="Calibri" w:cs="Calibri" w:eastAsia="Calibri" w:hAnsi="Calibri"/>
-        </w:rPr>
-        <w:t xml:space="preserve"> when the last production line of a credit-blocked order is decided in YSDA / YSDAX, </w:t>
-      </w:r>
-      <w:r>
-        <w:rPr>
-          <w:rFonts w:ascii="Consolas" w:cs="Consolas" w:eastAsia="Consolas" w:hAnsi="Consolas"/>
-          <w:color w:val="7B2C2C"/>
-          <w:sz w:val="19"/>
-          <w:szCs w:val="19"/>
-        </w:rPr>
-        <w:t xml:space="preserve">ZCL_SD_SO_RELEASE</w:t>
-      </w:r>
-      <w:r>
-        <w:rPr>
-          <w:rFonts w:ascii="Calibri" w:cs="Calibri" w:eastAsia="Calibri" w:hAnsi="Calibri"/>
-        </w:rPr>
-        <w:t xml:space="preserve"> raises BUS2032 </w:t>
-      </w:r>
-      <w:r>
-        <w:rPr>
-          <w:rFonts w:ascii="Consolas" w:cs="Consolas" w:eastAsia="Consolas" w:hAnsi="Consolas"/>
-          <w:color w:val="7B2C2C"/>
-          <w:sz w:val="19"/>
-          <w:szCs w:val="19"/>
-        </w:rPr>
-        <w:t xml:space="preserve">CHANGED</w:t>
-      </w:r>
-      <w:r>
-        <w:rPr>
-          <w:rFonts w:ascii="Calibri" w:cs="Calibri" w:eastAsia="Calibri" w:hAnsi="Calibri"/>
-        </w:rPr>
-        <w:t xml:space="preserve"> (with </w:t>
-      </w:r>
-      <w:r>
-        <w:rPr>
-          <w:rFonts w:ascii="Consolas" w:cs="Consolas" w:eastAsia="Consolas" w:hAnsi="Consolas"/>
-          <w:color w:val="7B2C2C"/>
-          <w:sz w:val="19"/>
-          <w:szCs w:val="19"/>
-        </w:rPr>
-        <w:t xml:space="preserve">SOLDTOPARTY</w:t>
-      </w:r>
-      <w:r>
-        <w:rPr>
-          <w:rFonts w:ascii="Calibri" w:cs="Calibri" w:eastAsia="Calibri" w:hAnsi="Calibri"/>
-        </w:rPr>
-        <w:t xml:space="preserve">) → linkage → check FM → WS99000010. The initiator is the YSDA / YSDAX user.</w:t>
+        <w:t xml:space="preserve">Why before </w:t>
+      </w:r>
+      <w:r>
+        <w:rPr>
+          <w:rFonts w:ascii="Consolas" w:cs="Consolas" w:eastAsia="Consolas" w:hAnsi="Consolas"/>
+          <w:b/>
+          <w:bCs/>
+          <w:color w:val="7B2C2C"/>
+          <w:sz w:val="19"/>
+          <w:szCs w:val="19"/>
+        </w:rPr>
+        <w:t xml:space="preserve">CANCEL_SO</w:t>
+      </w:r>
+      <w:r>
+        <w:rPr>
+          <w:rFonts w:ascii="Calibri" w:cs="Calibri" w:eastAsia="Calibri" w:hAnsi="Calibri"/>
+          <w:b/>
+          <w:bCs/>
+        </w:rPr>
+        <w:t xml:space="preserve">:</w:t>
+      </w:r>
+      <w:r>
+        <w:rPr>
+          <w:rFonts w:ascii="Calibri" w:cs="Calibri" w:eastAsia="Calibri" w:hAnsi="Calibri"/>
+        </w:rPr>
+        <w:t xml:space="preserve"> it records the lines while the order still exists in its current state; it does not change the order. </w:t>
+      </w:r>
+      <w:r>
+        <w:rPr>
+          <w:rFonts w:ascii="Consolas" w:cs="Consolas" w:eastAsia="Consolas" w:hAnsi="Consolas"/>
+          <w:color w:val="7B2C2C"/>
+          <w:sz w:val="19"/>
+          <w:szCs w:val="19"/>
+        </w:rPr>
+        <w:t xml:space="preserve">CANCEL_SO</w:t>
+      </w:r>
+      <w:r>
+        <w:rPr>
+          <w:rFonts w:ascii="Calibri" w:cs="Calibri" w:eastAsia="Calibri" w:hAnsi="Calibri"/>
+        </w:rPr>
+        <w:t xml:space="preserve"> then cancels it as today and writes </w:t>
+      </w:r>
+      <w:r>
+        <w:rPr>
+          <w:rFonts w:ascii="Consolas" w:cs="Consolas" w:eastAsia="Consolas" w:hAnsi="Consolas"/>
+          <w:color w:val="7B2C2C"/>
+          <w:sz w:val="19"/>
+          <w:szCs w:val="19"/>
+        </w:rPr>
+        <w:t xml:space="preserve">CANC</w:t>
+      </w:r>
+      <w:r>
+        <w:rPr>
+          <w:rFonts w:ascii="Calibri" w:cs="Calibri" w:eastAsia="Calibri" w:hAnsi="Calibri"/>
+        </w:rPr>
+        <w:t xml:space="preserve">.</w:t>
+      </w:r>
+    </w:p>
+    <w:p>
+      <w:pPr>
+        <w:pStyle w:val="Heading2"/>
+      </w:pPr>
+      <w:r>
+        <w:rPr>
+          <w:rFonts w:ascii="Calibri" w:cs="Calibri" w:eastAsia="Calibri" w:hAnsi="Calibri"/>
+        </w:rPr>
+        <w:t xml:space="preserve">6.4 Activate</w:t>
+      </w:r>
+    </w:p>
+    <w:p>
+      <w:pPr>
+        <w:spacing w:after="120"/>
+      </w:pPr>
+      <w:r>
+        <w:rPr>
+          <w:rFonts w:ascii="Calibri" w:cs="Calibri" w:eastAsia="Calibri" w:hAnsi="Calibri"/>
+        </w:rPr>
+        <w:t xml:space="preserve">Check and activate the new version. Running workflows stay on the old version.</w:t>
       </w:r>
     </w:p>
     <w:p>
@@ -3809,7 +4081,1220 @@
         <w:rPr>
           <w:rFonts w:ascii="Calibri" w:cs="Calibri" w:eastAsia="Calibri" w:hAnsi="Calibri"/>
         </w:rPr>
-        <w:t xml:space="preserve">4. The whole flow</w:t>
+        <w:t xml:space="preserve">7. Log changes (your log classes and report)</w:t>
+      </w:r>
+    </w:p>
+    <w:tbl>
+      <w:tblPr>
+        <w:tblW w:type="dxa" w:w="9638"/>
+        <w:tblBorders>
+          <w:top w:val="single" w:color="auto" w:sz="4"/>
+          <w:left w:val="single" w:color="auto" w:sz="4"/>
+          <w:bottom w:val="single" w:color="auto" w:sz="4"/>
+          <w:right w:val="single" w:color="auto" w:sz="4"/>
+          <w:insideH w:val="single" w:color="auto" w:sz="4"/>
+          <w:insideV w:val="single" w:color="auto" w:sz="4"/>
+        </w:tblBorders>
+      </w:tblPr>
+      <w:tblGrid>
+        <w:gridCol w:w="840"/>
+        <w:gridCol w:w="2932"/>
+        <w:gridCol w:w="2932"/>
+        <w:gridCol w:w="2934"/>
+      </w:tblGrid>
+      <w:tr>
+        <w:trPr>
+          <w:tblHeader/>
+        </w:trPr>
+        <w:tc>
+          <w:tcPr>
+            <w:tcW w:type="dxa" w:w="840"/>
+            <w:tcBorders>
+              <w:top w:val="single" w:color="BFBFBF" w:sz="4"/>
+              <w:left w:val="single" w:color="BFBFBF" w:sz="4"/>
+              <w:bottom w:val="single" w:color="BFBFBF" w:sz="4"/>
+              <w:right w:val="single" w:color="BFBFBF" w:sz="4"/>
+            </w:tcBorders>
+            <w:shd w:fill="DCE6F1" w:color="auto" w:val="clear"/>
+            <w:tcMar>
+              <w:top w:type="dxa" w:w="50"/>
+              <w:left w:type="dxa" w:w="90"/>
+              <w:bottom w:type="dxa" w:w="50"/>
+              <w:right w:type="dxa" w:w="90"/>
+            </w:tcMar>
+          </w:tcPr>
+          <w:p>
+            <w:pPr>
+              <w:spacing w:after="0" w:before="0"/>
+            </w:pPr>
+            <w:r>
+              <w:rPr>
+                <w:rFonts w:ascii="Calibri" w:cs="Calibri" w:eastAsia="Calibri" w:hAnsi="Calibri"/>
+                <w:b/>
+                <w:bCs/>
+                <w:sz w:val="18"/>
+                <w:szCs w:val="18"/>
+              </w:rPr>
+              <w:t xml:space="preserve">#</w:t>
+            </w:r>
+          </w:p>
+        </w:tc>
+        <w:tc>
+          <w:tcPr>
+            <w:tcW w:type="dxa" w:w="2932"/>
+            <w:tcBorders>
+              <w:top w:val="single" w:color="BFBFBF" w:sz="4"/>
+              <w:left w:val="single" w:color="BFBFBF" w:sz="4"/>
+              <w:bottom w:val="single" w:color="BFBFBF" w:sz="4"/>
+              <w:right w:val="single" w:color="BFBFBF" w:sz="4"/>
+            </w:tcBorders>
+            <w:shd w:fill="DCE6F1" w:color="auto" w:val="clear"/>
+            <w:tcMar>
+              <w:top w:type="dxa" w:w="50"/>
+              <w:left w:type="dxa" w:w="90"/>
+              <w:bottom w:type="dxa" w:w="50"/>
+              <w:right w:type="dxa" w:w="90"/>
+            </w:tcMar>
+          </w:tcPr>
+          <w:p>
+            <w:pPr>
+              <w:spacing w:after="0" w:before="0"/>
+            </w:pPr>
+            <w:r>
+              <w:rPr>
+                <w:rFonts w:ascii="Calibri" w:cs="Calibri" w:eastAsia="Calibri" w:hAnsi="Calibri"/>
+                <w:b/>
+                <w:bCs/>
+                <w:sz w:val="18"/>
+                <w:szCs w:val="18"/>
+              </w:rPr>
+              <w:t xml:space="preserve">Object</w:t>
+            </w:r>
+          </w:p>
+        </w:tc>
+        <w:tc>
+          <w:tcPr>
+            <w:tcW w:type="dxa" w:w="2932"/>
+            <w:tcBorders>
+              <w:top w:val="single" w:color="BFBFBF" w:sz="4"/>
+              <w:left w:val="single" w:color="BFBFBF" w:sz="4"/>
+              <w:bottom w:val="single" w:color="BFBFBF" w:sz="4"/>
+              <w:right w:val="single" w:color="BFBFBF" w:sz="4"/>
+            </w:tcBorders>
+            <w:shd w:fill="DCE6F1" w:color="auto" w:val="clear"/>
+            <w:tcMar>
+              <w:top w:type="dxa" w:w="50"/>
+              <w:left w:type="dxa" w:w="90"/>
+              <w:bottom w:type="dxa" w:w="50"/>
+              <w:right w:type="dxa" w:w="90"/>
+            </w:tcMar>
+          </w:tcPr>
+          <w:p>
+            <w:pPr>
+              <w:spacing w:after="0" w:before="0"/>
+            </w:pPr>
+            <w:r>
+              <w:rPr>
+                <w:rFonts w:ascii="Calibri" w:cs="Calibri" w:eastAsia="Calibri" w:hAnsi="Calibri"/>
+                <w:b/>
+                <w:bCs/>
+                <w:sz w:val="18"/>
+                <w:szCs w:val="18"/>
+              </w:rPr>
+              <w:t xml:space="preserve">Change</w:t>
+            </w:r>
+          </w:p>
+        </w:tc>
+        <w:tc>
+          <w:tcPr>
+            <w:tcW w:type="dxa" w:w="2934"/>
+            <w:tcBorders>
+              <w:top w:val="single" w:color="BFBFBF" w:sz="4"/>
+              <w:left w:val="single" w:color="BFBFBF" w:sz="4"/>
+              <w:bottom w:val="single" w:color="BFBFBF" w:sz="4"/>
+              <w:right w:val="single" w:color="BFBFBF" w:sz="4"/>
+            </w:tcBorders>
+            <w:shd w:fill="DCE6F1" w:color="auto" w:val="clear"/>
+            <w:tcMar>
+              <w:top w:type="dxa" w:w="50"/>
+              <w:left w:type="dxa" w:w="90"/>
+              <w:bottom w:type="dxa" w:w="50"/>
+              <w:right w:type="dxa" w:w="90"/>
+            </w:tcMar>
+          </w:tcPr>
+          <w:p>
+            <w:pPr>
+              <w:spacing w:after="0" w:before="0"/>
+            </w:pPr>
+            <w:r>
+              <w:rPr>
+                <w:rFonts w:ascii="Calibri" w:cs="Calibri" w:eastAsia="Calibri" w:hAnsi="Calibri"/>
+                <w:b/>
+                <w:bCs/>
+                <w:sz w:val="18"/>
+                <w:szCs w:val="18"/>
+              </w:rPr>
+              <w:t xml:space="preserve">Why</w:t>
+            </w:r>
+          </w:p>
+        </w:tc>
+      </w:tr>
+      <w:tr>
+        <w:trPr>
+          <w:tblHeader w:val="false"/>
+        </w:trPr>
+        <w:tc>
+          <w:tcPr>
+            <w:tcW w:type="dxa" w:w="840"/>
+            <w:tcBorders>
+              <w:top w:val="single" w:color="BFBFBF" w:sz="4"/>
+              <w:left w:val="single" w:color="BFBFBF" w:sz="4"/>
+              <w:bottom w:val="single" w:color="BFBFBF" w:sz="4"/>
+              <w:right w:val="single" w:color="BFBFBF" w:sz="4"/>
+            </w:tcBorders>
+            <w:tcMar>
+              <w:top w:type="dxa" w:w="50"/>
+              <w:left w:type="dxa" w:w="90"/>
+              <w:bottom w:type="dxa" w:w="50"/>
+              <w:right w:type="dxa" w:w="90"/>
+            </w:tcMar>
+          </w:tcPr>
+          <w:p>
+            <w:pPr>
+              <w:spacing w:after="0" w:before="0"/>
+            </w:pPr>
+            <w:r>
+              <w:rPr>
+                <w:rFonts w:ascii="Calibri" w:cs="Calibri" w:eastAsia="Calibri" w:hAnsi="Calibri"/>
+                <w:b w:val="false"/>
+                <w:bCs w:val="false"/>
+                <w:sz w:val="18"/>
+                <w:szCs w:val="18"/>
+              </w:rPr>
+              <w:t xml:space="preserve">L1</w:t>
+            </w:r>
+          </w:p>
+        </w:tc>
+        <w:tc>
+          <w:tcPr>
+            <w:tcW w:type="dxa" w:w="2932"/>
+            <w:tcBorders>
+              <w:top w:val="single" w:color="BFBFBF" w:sz="4"/>
+              <w:left w:val="single" w:color="BFBFBF" w:sz="4"/>
+              <w:bottom w:val="single" w:color="BFBFBF" w:sz="4"/>
+              <w:right w:val="single" w:color="BFBFBF" w:sz="4"/>
+            </w:tcBorders>
+            <w:tcMar>
+              <w:top w:type="dxa" w:w="50"/>
+              <w:left w:type="dxa" w:w="90"/>
+              <w:bottom w:type="dxa" w:w="50"/>
+              <w:right w:type="dxa" w:w="90"/>
+            </w:tcMar>
+          </w:tcPr>
+          <w:p>
+            <w:pPr>
+              <w:spacing w:after="0" w:before="0"/>
+            </w:pPr>
+            <w:r>
+              <w:rPr>
+                <w:rFonts w:ascii="Calibri" w:cs="Calibri" w:eastAsia="Calibri" w:hAnsi="Calibri"/>
+                <w:b w:val="false"/>
+                <w:bCs w:val="false"/>
+                <w:sz w:val="18"/>
+                <w:szCs w:val="18"/>
+              </w:rPr>
+              <w:t xml:space="preserve">Domain of </w:t>
+            </w:r>
+            <w:r>
+              <w:rPr>
+                <w:rFonts w:ascii="Consolas" w:cs="Consolas" w:eastAsia="Consolas" w:hAnsi="Consolas"/>
+                <w:b w:val="false"/>
+                <w:bCs w:val="false"/>
+                <w:color w:val="7B2C2C"/>
+                <w:sz w:val="16"/>
+                <w:szCs w:val="16"/>
+              </w:rPr>
+              <w:t xml:space="preserve">ZWF_ACTION</w:t>
+            </w:r>
+            <w:r>
+              <w:rPr>
+                <w:rFonts w:ascii="Calibri" w:cs="Calibri" w:eastAsia="Calibri" w:hAnsi="Calibri"/>
+                <w:b w:val="false"/>
+                <w:bCs w:val="false"/>
+                <w:sz w:val="18"/>
+                <w:szCs w:val="18"/>
+              </w:rPr>
+              <w:t xml:space="preserve"> (SE11)</w:t>
+            </w:r>
+          </w:p>
+        </w:tc>
+        <w:tc>
+          <w:tcPr>
+            <w:tcW w:type="dxa" w:w="2932"/>
+            <w:tcBorders>
+              <w:top w:val="single" w:color="BFBFBF" w:sz="4"/>
+              <w:left w:val="single" w:color="BFBFBF" w:sz="4"/>
+              <w:bottom w:val="single" w:color="BFBFBF" w:sz="4"/>
+              <w:right w:val="single" w:color="BFBFBF" w:sz="4"/>
+            </w:tcBorders>
+            <w:tcMar>
+              <w:top w:type="dxa" w:w="50"/>
+              <w:left w:type="dxa" w:w="90"/>
+              <w:bottom w:type="dxa" w:w="50"/>
+              <w:right w:type="dxa" w:w="90"/>
+            </w:tcMar>
+          </w:tcPr>
+          <w:p>
+            <w:pPr>
+              <w:spacing w:after="0" w:before="0"/>
+            </w:pPr>
+            <w:r>
+              <w:rPr>
+                <w:rFonts w:ascii="Calibri" w:cs="Calibri" w:eastAsia="Calibri" w:hAnsi="Calibri"/>
+                <w:b w:val="false"/>
+                <w:bCs w:val="false"/>
+                <w:sz w:val="18"/>
+                <w:szCs w:val="18"/>
+              </w:rPr>
+              <w:t xml:space="preserve">add fixed values </w:t>
+            </w:r>
+            <w:r>
+              <w:rPr>
+                <w:rFonts w:ascii="Consolas" w:cs="Consolas" w:eastAsia="Consolas" w:hAnsi="Consolas"/>
+                <w:b w:val="false"/>
+                <w:bCs w:val="false"/>
+                <w:color w:val="7B2C2C"/>
+                <w:sz w:val="16"/>
+                <w:szCs w:val="16"/>
+              </w:rPr>
+              <w:t xml:space="preserve">YSDA</w:t>
+            </w:r>
+            <w:r>
+              <w:rPr>
+                <w:rFonts w:ascii="Calibri" w:cs="Calibri" w:eastAsia="Calibri" w:hAnsi="Calibri"/>
+                <w:b w:val="false"/>
+                <w:bCs w:val="false"/>
+                <w:sz w:val="18"/>
+                <w:szCs w:val="18"/>
+              </w:rPr>
+              <w:t xml:space="preserve"> "YSDA/YSDAX line decision" and </w:t>
+            </w:r>
+            <w:r>
+              <w:rPr>
+                <w:rFonts w:ascii="Consolas" w:cs="Consolas" w:eastAsia="Consolas" w:hAnsi="Consolas"/>
+                <w:b w:val="false"/>
+                <w:bCs w:val="false"/>
+                <w:color w:val="7B2C2C"/>
+                <w:sz w:val="16"/>
+                <w:szCs w:val="16"/>
+              </w:rPr>
+              <w:t xml:space="preserve">PROD</w:t>
+            </w:r>
+            <w:r>
+              <w:rPr>
+                <w:rFonts w:ascii="Calibri" w:cs="Calibri" w:eastAsia="Calibri" w:hAnsi="Calibri"/>
+                <w:b w:val="false"/>
+                <w:bCs w:val="false"/>
+                <w:sz w:val="18"/>
+                <w:szCs w:val="18"/>
+              </w:rPr>
+              <w:t xml:space="preserve"> "Production release (CN/CP)"</w:t>
+            </w:r>
+          </w:p>
+        </w:tc>
+        <w:tc>
+          <w:tcPr>
+            <w:tcW w:type="dxa" w:w="2934"/>
+            <w:tcBorders>
+              <w:top w:val="single" w:color="BFBFBF" w:sz="4"/>
+              <w:left w:val="single" w:color="BFBFBF" w:sz="4"/>
+              <w:bottom w:val="single" w:color="BFBFBF" w:sz="4"/>
+              <w:right w:val="single" w:color="BFBFBF" w:sz="4"/>
+            </w:tcBorders>
+            <w:tcMar>
+              <w:top w:type="dxa" w:w="50"/>
+              <w:left w:type="dxa" w:w="90"/>
+              <w:bottom w:type="dxa" w:w="50"/>
+              <w:right w:type="dxa" w:w="90"/>
+            </w:tcMar>
+          </w:tcPr>
+          <w:p>
+            <w:pPr>
+              <w:spacing w:after="0" w:before="0"/>
+            </w:pPr>
+            <w:r>
+              <w:rPr>
+                <w:rFonts w:ascii="Calibri" w:cs="Calibri" w:eastAsia="Calibri" w:hAnsi="Calibri"/>
+                <w:b w:val="false"/>
+                <w:bCs w:val="false"/>
+                <w:sz w:val="18"/>
+                <w:szCs w:val="18"/>
+              </w:rPr>
+              <w:t xml:space="preserve">the log report reads the action text from the domain (</w:t>
+            </w:r>
+            <w:r>
+              <w:rPr>
+                <w:rFonts w:ascii="Consolas" w:cs="Consolas" w:eastAsia="Consolas" w:hAnsi="Consolas"/>
+                <w:b w:val="false"/>
+                <w:bCs w:val="false"/>
+                <w:color w:val="7B2C2C"/>
+                <w:sz w:val="16"/>
+                <w:szCs w:val="16"/>
+              </w:rPr>
+              <w:t xml:space="preserve">ACTION_TEXT</w:t>
+            </w:r>
+            <w:r>
+              <w:rPr>
+                <w:rFonts w:ascii="Calibri" w:cs="Calibri" w:eastAsia="Calibri" w:hAnsi="Calibri"/>
+                <w:b w:val="false"/>
+                <w:bCs w:val="false"/>
+                <w:sz w:val="18"/>
+                <w:szCs w:val="18"/>
+              </w:rPr>
+              <w:t xml:space="preserve">)</w:t>
+            </w:r>
+          </w:p>
+        </w:tc>
+      </w:tr>
+      <w:tr>
+        <w:trPr>
+          <w:tblHeader w:val="false"/>
+        </w:trPr>
+        <w:tc>
+          <w:tcPr>
+            <w:tcW w:type="dxa" w:w="840"/>
+            <w:tcBorders>
+              <w:top w:val="single" w:color="BFBFBF" w:sz="4"/>
+              <w:left w:val="single" w:color="BFBFBF" w:sz="4"/>
+              <w:bottom w:val="single" w:color="BFBFBF" w:sz="4"/>
+              <w:right w:val="single" w:color="BFBFBF" w:sz="4"/>
+            </w:tcBorders>
+            <w:tcMar>
+              <w:top w:type="dxa" w:w="50"/>
+              <w:left w:type="dxa" w:w="90"/>
+              <w:bottom w:type="dxa" w:w="50"/>
+              <w:right w:type="dxa" w:w="90"/>
+            </w:tcMar>
+          </w:tcPr>
+          <w:p>
+            <w:pPr>
+              <w:spacing w:after="0" w:before="0"/>
+            </w:pPr>
+            <w:r>
+              <w:rPr>
+                <w:rFonts w:ascii="Calibri" w:cs="Calibri" w:eastAsia="Calibri" w:hAnsi="Calibri"/>
+                <w:b w:val="false"/>
+                <w:bCs w:val="false"/>
+                <w:sz w:val="18"/>
+                <w:szCs w:val="18"/>
+              </w:rPr>
+              <w:t xml:space="preserve">L2</w:t>
+            </w:r>
+          </w:p>
+        </w:tc>
+        <w:tc>
+          <w:tcPr>
+            <w:tcW w:type="dxa" w:w="2932"/>
+            <w:tcBorders>
+              <w:top w:val="single" w:color="BFBFBF" w:sz="4"/>
+              <w:left w:val="single" w:color="BFBFBF" w:sz="4"/>
+              <w:bottom w:val="single" w:color="BFBFBF" w:sz="4"/>
+              <w:right w:val="single" w:color="BFBFBF" w:sz="4"/>
+            </w:tcBorders>
+            <w:tcMar>
+              <w:top w:type="dxa" w:w="50"/>
+              <w:left w:type="dxa" w:w="90"/>
+              <w:bottom w:type="dxa" w:w="50"/>
+              <w:right w:type="dxa" w:w="90"/>
+            </w:tcMar>
+          </w:tcPr>
+          <w:p>
+            <w:pPr>
+              <w:spacing w:after="0" w:before="0"/>
+            </w:pPr>
+            <w:r>
+              <w:rPr>
+                <w:rFonts w:ascii="Consolas" w:cs="Consolas" w:eastAsia="Consolas" w:hAnsi="Consolas"/>
+                <w:b w:val="false"/>
+                <w:bCs w:val="false"/>
+                <w:color w:val="7B2C2C"/>
+                <w:sz w:val="16"/>
+                <w:szCs w:val="16"/>
+              </w:rPr>
+              <w:t xml:space="preserve">ZCL_WF_LOG_EX</w:t>
+            </w:r>
+            <w:r>
+              <w:rPr>
+                <w:rFonts w:ascii="Calibri" w:cs="Calibri" w:eastAsia="Calibri" w:hAnsi="Calibri"/>
+                <w:b w:val="false"/>
+                <w:bCs w:val="false"/>
+                <w:sz w:val="18"/>
+                <w:szCs w:val="18"/>
+              </w:rPr>
+              <w:t xml:space="preserve">, </w:t>
+            </w:r>
+            <w:r>
+              <w:rPr>
+                <w:rFonts w:ascii="Consolas" w:cs="Consolas" w:eastAsia="Consolas" w:hAnsi="Consolas"/>
+                <w:b w:val="false"/>
+                <w:bCs w:val="false"/>
+                <w:color w:val="7B2C2C"/>
+                <w:sz w:val="16"/>
+                <w:szCs w:val="16"/>
+              </w:rPr>
+              <w:t xml:space="preserve">ZCL_WF_LOG_OD</w:t>
+            </w:r>
+            <w:r>
+              <w:rPr>
+                <w:rFonts w:ascii="Calibri" w:cs="Calibri" w:eastAsia="Calibri" w:hAnsi="Calibri"/>
+                <w:b w:val="false"/>
+                <w:bCs w:val="false"/>
+                <w:sz w:val="18"/>
+                <w:szCs w:val="18"/>
+              </w:rPr>
+              <w:t xml:space="preserve"> → </w:t>
+            </w:r>
+            <w:r>
+              <w:rPr>
+                <w:rFonts w:ascii="Consolas" w:cs="Consolas" w:eastAsia="Consolas" w:hAnsi="Consolas"/>
+                <w:b w:val="false"/>
+                <w:bCs w:val="false"/>
+                <w:color w:val="7B2C2C"/>
+                <w:sz w:val="16"/>
+                <w:szCs w:val="16"/>
+              </w:rPr>
+              <w:t xml:space="preserve">ADD_ITEM</w:t>
+            </w:r>
+            <w:r>
+              <w:rPr>
+                <w:rFonts w:ascii="Calibri" w:cs="Calibri" w:eastAsia="Calibri" w:hAnsi="Calibri"/>
+                <w:b w:val="false"/>
+                <w:bCs w:val="false"/>
+                <w:sz w:val="18"/>
+                <w:szCs w:val="18"/>
+              </w:rPr>
+              <w:t xml:space="preserve"> (your Fix 03 guard)</w:t>
+            </w:r>
+          </w:p>
+        </w:tc>
+        <w:tc>
+          <w:tcPr>
+            <w:tcW w:type="dxa" w:w="2932"/>
+            <w:tcBorders>
+              <w:top w:val="single" w:color="BFBFBF" w:sz="4"/>
+              <w:left w:val="single" w:color="BFBFBF" w:sz="4"/>
+              <w:bottom w:val="single" w:color="BFBFBF" w:sz="4"/>
+              <w:right w:val="single" w:color="BFBFBF" w:sz="4"/>
+            </w:tcBorders>
+            <w:tcMar>
+              <w:top w:type="dxa" w:w="50"/>
+              <w:left w:type="dxa" w:w="90"/>
+              <w:bottom w:type="dxa" w:w="50"/>
+              <w:right w:type="dxa" w:w="90"/>
+            </w:tcMar>
+          </w:tcPr>
+          <w:p>
+            <w:pPr>
+              <w:spacing w:after="0" w:before="0"/>
+            </w:pPr>
+            <w:r>
+              <w:rPr>
+                <w:rFonts w:ascii="Calibri" w:cs="Calibri" w:eastAsia="Calibri" w:hAnsi="Calibri"/>
+                <w:b w:val="false"/>
+                <w:bCs w:val="false"/>
+                <w:sz w:val="18"/>
+                <w:szCs w:val="18"/>
+              </w:rPr>
+              <w:t xml:space="preserve">exempt </w:t>
+            </w:r>
+            <w:r>
+              <w:rPr>
+                <w:rFonts w:ascii="Consolas" w:cs="Consolas" w:eastAsia="Consolas" w:hAnsi="Consolas"/>
+                <w:b w:val="false"/>
+                <w:bCs w:val="false"/>
+                <w:color w:val="7B2C2C"/>
+                <w:sz w:val="16"/>
+                <w:szCs w:val="16"/>
+              </w:rPr>
+              <w:t xml:space="preserve">PROD</w:t>
+            </w:r>
+            <w:r>
+              <w:rPr>
+                <w:rFonts w:ascii="Calibri" w:cs="Calibri" w:eastAsia="Calibri" w:hAnsi="Calibri"/>
+                <w:b w:val="false"/>
+                <w:bCs w:val="false"/>
+                <w:sz w:val="18"/>
+                <w:szCs w:val="18"/>
+              </w:rPr>
+              <w:t xml:space="preserve"> like </w:t>
+            </w:r>
+            <w:r>
+              <w:rPr>
+                <w:rFonts w:ascii="Consolas" w:cs="Consolas" w:eastAsia="Consolas" w:hAnsi="Consolas"/>
+                <w:b w:val="false"/>
+                <w:bCs w:val="false"/>
+                <w:color w:val="7B2C2C"/>
+                <w:sz w:val="16"/>
+                <w:szCs w:val="16"/>
+              </w:rPr>
+              <w:t xml:space="preserve">RELS</w:t>
+            </w:r>
+            <w:r>
+              <w:rPr>
+                <w:rFonts w:ascii="Calibri" w:cs="Calibri" w:eastAsia="Calibri" w:hAnsi="Calibri"/>
+                <w:b w:val="false"/>
+                <w:bCs w:val="false"/>
+                <w:sz w:val="18"/>
+                <w:szCs w:val="18"/>
+              </w:rPr>
+              <w:t xml:space="preserve">: </w:t>
+            </w:r>
+            <w:r>
+              <w:rPr>
+                <w:rFonts w:ascii="Consolas" w:cs="Consolas" w:eastAsia="Consolas" w:hAnsi="Consolas"/>
+                <w:b w:val="false"/>
+                <w:bCs w:val="false"/>
+                <w:color w:val="7B2C2C"/>
+                <w:sz w:val="16"/>
+                <w:szCs w:val="16"/>
+              </w:rPr>
+              <w:t xml:space="preserve">IF LV_HDR_STATUS &lt;&gt; GC_STATUS-IN_PROCESS AND IV_ACTION &lt;&gt; GC_ACTION-RELEASE AND IV_ACTION &lt;&gt; 'PROD'.</w:t>
+            </w:r>
+          </w:p>
+        </w:tc>
+        <w:tc>
+          <w:tcPr>
+            <w:tcW w:type="dxa" w:w="2934"/>
+            <w:tcBorders>
+              <w:top w:val="single" w:color="BFBFBF" w:sz="4"/>
+              <w:left w:val="single" w:color="BFBFBF" w:sz="4"/>
+              <w:bottom w:val="single" w:color="BFBFBF" w:sz="4"/>
+              <w:right w:val="single" w:color="BFBFBF" w:sz="4"/>
+            </w:tcBorders>
+            <w:tcMar>
+              <w:top w:type="dxa" w:w="50"/>
+              <w:left w:type="dxa" w:w="90"/>
+              <w:bottom w:type="dxa" w:w="50"/>
+              <w:right w:type="dxa" w:w="90"/>
+            </w:tcMar>
+          </w:tcPr>
+          <w:p>
+            <w:pPr>
+              <w:spacing w:after="0" w:before="0"/>
+            </w:pPr>
+            <w:r>
+              <w:rPr>
+                <w:rFonts w:ascii="Calibri" w:cs="Calibri" w:eastAsia="Calibri" w:hAnsi="Calibri"/>
+                <w:b w:val="false"/>
+                <w:bCs w:val="false"/>
+                <w:sz w:val="18"/>
+                <w:szCs w:val="18"/>
+              </w:rPr>
+              <w:t xml:space="preserve">the </w:t>
+            </w:r>
+            <w:r>
+              <w:rPr>
+                <w:rFonts w:ascii="Consolas" w:cs="Consolas" w:eastAsia="Consolas" w:hAnsi="Consolas"/>
+                <w:b w:val="false"/>
+                <w:bCs w:val="false"/>
+                <w:color w:val="7B2C2C"/>
+                <w:sz w:val="16"/>
+                <w:szCs w:val="16"/>
+              </w:rPr>
+              <w:t xml:space="preserve">PROD</w:t>
+            </w:r>
+            <w:r>
+              <w:rPr>
+                <w:rFonts w:ascii="Calibri" w:cs="Calibri" w:eastAsia="Calibri" w:hAnsi="Calibri"/>
+                <w:b w:val="false"/>
+                <w:bCs w:val="false"/>
+                <w:sz w:val="18"/>
+                <w:szCs w:val="18"/>
+              </w:rPr>
+              <w:t xml:space="preserve"> row is written after </w:t>
+            </w:r>
+            <w:r>
+              <w:rPr>
+                <w:rFonts w:ascii="Consolas" w:cs="Consolas" w:eastAsia="Consolas" w:hAnsi="Consolas"/>
+                <w:b w:val="false"/>
+                <w:bCs w:val="false"/>
+                <w:color w:val="7B2C2C"/>
+                <w:sz w:val="16"/>
+                <w:szCs w:val="16"/>
+              </w:rPr>
+              <w:t xml:space="preserve">FINISH</w:t>
+            </w:r>
+            <w:r>
+              <w:rPr>
+                <w:rFonts w:ascii="Calibri" w:cs="Calibri" w:eastAsia="Calibri" w:hAnsi="Calibri"/>
+                <w:b w:val="false"/>
+                <w:bCs w:val="false"/>
+                <w:sz w:val="18"/>
+                <w:szCs w:val="18"/>
+              </w:rPr>
+              <w:t xml:space="preserve"> (approved / rejected), like </w:t>
+            </w:r>
+            <w:r>
+              <w:rPr>
+                <w:rFonts w:ascii="Consolas" w:cs="Consolas" w:eastAsia="Consolas" w:hAnsi="Consolas"/>
+                <w:b w:val="false"/>
+                <w:bCs w:val="false"/>
+                <w:color w:val="7B2C2C"/>
+                <w:sz w:val="16"/>
+                <w:szCs w:val="16"/>
+              </w:rPr>
+              <w:t xml:space="preserve">RELS</w:t>
+            </w:r>
+            <w:r>
+              <w:rPr>
+                <w:rFonts w:ascii="Calibri" w:cs="Calibri" w:eastAsia="Calibri" w:hAnsi="Calibri"/>
+                <w:b w:val="false"/>
+                <w:bCs w:val="false"/>
+                <w:sz w:val="18"/>
+                <w:szCs w:val="18"/>
+              </w:rPr>
+              <w:t xml:space="preserve">; without the exemption Fix 03 drops it</w:t>
+            </w:r>
+          </w:p>
+        </w:tc>
+      </w:tr>
+      <w:tr>
+        <w:trPr>
+          <w:tblHeader w:val="false"/>
+        </w:trPr>
+        <w:tc>
+          <w:tcPr>
+            <w:tcW w:type="dxa" w:w="840"/>
+            <w:tcBorders>
+              <w:top w:val="single" w:color="BFBFBF" w:sz="4"/>
+              <w:left w:val="single" w:color="BFBFBF" w:sz="4"/>
+              <w:bottom w:val="single" w:color="BFBFBF" w:sz="4"/>
+              <w:right w:val="single" w:color="BFBFBF" w:sz="4"/>
+            </w:tcBorders>
+            <w:tcMar>
+              <w:top w:type="dxa" w:w="50"/>
+              <w:left w:type="dxa" w:w="90"/>
+              <w:bottom w:type="dxa" w:w="50"/>
+              <w:right w:type="dxa" w:w="90"/>
+            </w:tcMar>
+          </w:tcPr>
+          <w:p>
+            <w:pPr>
+              <w:spacing w:after="0" w:before="0"/>
+            </w:pPr>
+            <w:r>
+              <w:rPr>
+                <w:rFonts w:ascii="Calibri" w:cs="Calibri" w:eastAsia="Calibri" w:hAnsi="Calibri"/>
+                <w:b w:val="false"/>
+                <w:bCs w:val="false"/>
+                <w:sz w:val="18"/>
+                <w:szCs w:val="18"/>
+              </w:rPr>
+              <w:t xml:space="preserve">L3</w:t>
+            </w:r>
+          </w:p>
+        </w:tc>
+        <w:tc>
+          <w:tcPr>
+            <w:tcW w:type="dxa" w:w="2932"/>
+            <w:tcBorders>
+              <w:top w:val="single" w:color="BFBFBF" w:sz="4"/>
+              <w:left w:val="single" w:color="BFBFBF" w:sz="4"/>
+              <w:bottom w:val="single" w:color="BFBFBF" w:sz="4"/>
+              <w:right w:val="single" w:color="BFBFBF" w:sz="4"/>
+            </w:tcBorders>
+            <w:tcMar>
+              <w:top w:type="dxa" w:w="50"/>
+              <w:left w:type="dxa" w:w="90"/>
+              <w:bottom w:type="dxa" w:w="50"/>
+              <w:right w:type="dxa" w:w="90"/>
+            </w:tcMar>
+          </w:tcPr>
+          <w:p>
+            <w:pPr>
+              <w:spacing w:after="0" w:before="0"/>
+            </w:pPr>
+            <w:r>
+              <w:rPr>
+                <w:rFonts w:ascii="Consolas" w:cs="Consolas" w:eastAsia="Consolas" w:hAnsi="Consolas"/>
+                <w:b w:val="false"/>
+                <w:bCs w:val="false"/>
+                <w:color w:val="7B2C2C"/>
+                <w:sz w:val="16"/>
+                <w:szCs w:val="16"/>
+              </w:rPr>
+              <w:t xml:space="preserve">ZCL_WF_LOG_RPT_DATA</w:t>
+            </w:r>
+            <w:r>
+              <w:rPr>
+                <w:rFonts w:ascii="Calibri" w:cs="Calibri" w:eastAsia="Calibri" w:hAnsi="Calibri"/>
+                <w:b w:val="false"/>
+                <w:bCs w:val="false"/>
+                <w:sz w:val="18"/>
+                <w:szCs w:val="18"/>
+              </w:rPr>
+              <w:t xml:space="preserve"> → </w:t>
+            </w:r>
+            <w:r>
+              <w:rPr>
+                <w:rFonts w:ascii="Consolas" w:cs="Consolas" w:eastAsia="Consolas" w:hAnsi="Consolas"/>
+                <w:b w:val="false"/>
+                <w:bCs w:val="false"/>
+                <w:color w:val="7B2C2C"/>
+                <w:sz w:val="16"/>
+                <w:szCs w:val="16"/>
+              </w:rPr>
+              <w:t xml:space="preserve">ACTION_ICON</w:t>
+            </w:r>
+            <w:r>
+              <w:rPr>
+                <w:rFonts w:ascii="Calibri" w:cs="Calibri" w:eastAsia="Calibri" w:hAnsi="Calibri"/>
+                <w:b w:val="false"/>
+                <w:bCs w:val="false"/>
+                <w:sz w:val="18"/>
+                <w:szCs w:val="18"/>
+              </w:rPr>
+              <w:t xml:space="preserve"> (optional)</w:t>
+            </w:r>
+          </w:p>
+        </w:tc>
+        <w:tc>
+          <w:tcPr>
+            <w:tcW w:type="dxa" w:w="2932"/>
+            <w:tcBorders>
+              <w:top w:val="single" w:color="BFBFBF" w:sz="4"/>
+              <w:left w:val="single" w:color="BFBFBF" w:sz="4"/>
+              <w:bottom w:val="single" w:color="BFBFBF" w:sz="4"/>
+              <w:right w:val="single" w:color="BFBFBF" w:sz="4"/>
+            </w:tcBorders>
+            <w:tcMar>
+              <w:top w:type="dxa" w:w="50"/>
+              <w:left w:type="dxa" w:w="90"/>
+              <w:bottom w:type="dxa" w:w="50"/>
+              <w:right w:type="dxa" w:w="90"/>
+            </w:tcMar>
+          </w:tcPr>
+          <w:p>
+            <w:pPr>
+              <w:spacing w:after="0" w:before="0"/>
+            </w:pPr>
+            <w:r>
+              <w:rPr>
+                <w:rFonts w:ascii="Consolas" w:cs="Consolas" w:eastAsia="Consolas" w:hAnsi="Consolas"/>
+                <w:b w:val="false"/>
+                <w:bCs w:val="false"/>
+                <w:color w:val="7B2C2C"/>
+                <w:sz w:val="16"/>
+                <w:szCs w:val="16"/>
+              </w:rPr>
+              <w:t xml:space="preserve">WHEN 'YSDA' THEN ICON_CHECKED</w:t>
+            </w:r>
+            <w:r>
+              <w:rPr>
+                <w:rFonts w:ascii="Calibri" w:cs="Calibri" w:eastAsia="Calibri" w:hAnsi="Calibri"/>
+                <w:b w:val="false"/>
+                <w:bCs w:val="false"/>
+                <w:sz w:val="18"/>
+                <w:szCs w:val="18"/>
+              </w:rPr>
+              <w:t xml:space="preserve"> and </w:t>
+            </w:r>
+            <w:r>
+              <w:rPr>
+                <w:rFonts w:ascii="Consolas" w:cs="Consolas" w:eastAsia="Consolas" w:hAnsi="Consolas"/>
+                <w:b w:val="false"/>
+                <w:bCs w:val="false"/>
+                <w:color w:val="7B2C2C"/>
+                <w:sz w:val="16"/>
+                <w:szCs w:val="16"/>
+              </w:rPr>
+              <w:t xml:space="preserve">WHEN 'PROD' THEN ICON_SYSTEM_START</w:t>
+            </w:r>
+          </w:p>
+        </w:tc>
+        <w:tc>
+          <w:tcPr>
+            <w:tcW w:type="dxa" w:w="2934"/>
+            <w:tcBorders>
+              <w:top w:val="single" w:color="BFBFBF" w:sz="4"/>
+              <w:left w:val="single" w:color="BFBFBF" w:sz="4"/>
+              <w:bottom w:val="single" w:color="BFBFBF" w:sz="4"/>
+              <w:right w:val="single" w:color="BFBFBF" w:sz="4"/>
+            </w:tcBorders>
+            <w:tcMar>
+              <w:top w:type="dxa" w:w="50"/>
+              <w:left w:type="dxa" w:w="90"/>
+              <w:bottom w:type="dxa" w:w="50"/>
+              <w:right w:type="dxa" w:w="90"/>
+            </w:tcMar>
+          </w:tcPr>
+          <w:p>
+            <w:pPr>
+              <w:spacing w:after="0" w:before="0"/>
+            </w:pPr>
+            <w:r>
+              <w:rPr>
+                <w:rFonts w:ascii="Calibri" w:cs="Calibri" w:eastAsia="Calibri" w:hAnsi="Calibri"/>
+                <w:b w:val="false"/>
+                <w:bCs w:val="false"/>
+                <w:sz w:val="18"/>
+                <w:szCs w:val="18"/>
+              </w:rPr>
+              <w:t xml:space="preserve">icons in the log report; without it the rows show no icon</w:t>
+            </w:r>
+          </w:p>
+        </w:tc>
+      </w:tr>
+    </w:tbl>
+    <w:p>
+      <w:pPr>
+        <w:spacing w:after="100"/>
+      </w:pPr>
+    </w:p>
+    <w:p>
+      <w:pPr>
+        <w:spacing w:after="120"/>
+      </w:pPr>
+      <w:r>
+        <w:rPr>
+          <w:rFonts w:ascii="Calibri" w:cs="Calibri" w:eastAsia="Calibri" w:hAnsi="Calibri"/>
+        </w:rPr>
+        <w:t xml:space="preserve">The </w:t>
+      </w:r>
+      <w:r>
+        <w:rPr>
+          <w:rFonts w:ascii="Consolas" w:cs="Consolas" w:eastAsia="Consolas" w:hAnsi="Consolas"/>
+          <w:color w:val="7B2C2C"/>
+          <w:sz w:val="19"/>
+          <w:szCs w:val="19"/>
+        </w:rPr>
+        <w:t xml:space="preserve">YSDA</w:t>
+      </w:r>
+      <w:r>
+        <w:rPr>
+          <w:rFonts w:ascii="Calibri" w:cs="Calibri" w:eastAsia="Calibri" w:hAnsi="Calibri"/>
+        </w:rPr>
+        <w:t xml:space="preserve"> rows are written while the log is still "In process", so Fix 03 lets them through without change. Your report </w:t>
+      </w:r>
+      <w:r>
+        <w:rPr>
+          <w:rFonts w:ascii="Consolas" w:cs="Consolas" w:eastAsia="Consolas" w:hAnsi="Consolas"/>
+          <w:color w:val="7B2C2C"/>
+          <w:sz w:val="19"/>
+          <w:szCs w:val="19"/>
+        </w:rPr>
+        <w:t xml:space="preserve">ZWF_LOG_SO</w:t>
+      </w:r>
+      <w:r>
+        <w:rPr>
+          <w:rFonts w:ascii="Calibri" w:cs="Calibri" w:eastAsia="Calibri" w:hAnsi="Calibri"/>
+        </w:rPr>
+        <w:t xml:space="preserve"> then shows, per order: </w:t>
+      </w:r>
+      <w:r>
+        <w:rPr>
+          <w:rFonts w:ascii="Consolas" w:cs="Consolas" w:eastAsia="Consolas" w:hAnsi="Consolas"/>
+          <w:color w:val="7B2C2C"/>
+          <w:sz w:val="19"/>
+          <w:szCs w:val="19"/>
+        </w:rPr>
+        <w:t xml:space="preserve">STRT</w:t>
+      </w:r>
+      <w:r>
+        <w:rPr>
+          <w:rFonts w:ascii="Calibri" w:cs="Calibri" w:eastAsia="Calibri" w:hAnsi="Calibri"/>
+        </w:rPr>
+        <w:t xml:space="preserve"> → </w:t>
+      </w:r>
+      <w:r>
+        <w:rPr>
+          <w:rFonts w:ascii="Consolas" w:cs="Consolas" w:eastAsia="Consolas" w:hAnsi="Consolas"/>
+          <w:color w:val="7B2C2C"/>
+          <w:sz w:val="19"/>
+          <w:szCs w:val="19"/>
+        </w:rPr>
+        <w:t xml:space="preserve">YSDA</w:t>
+      </w:r>
+      <w:r>
+        <w:rPr>
+          <w:rFonts w:ascii="Calibri" w:cs="Calibri" w:eastAsia="Calibri" w:hAnsi="Calibri"/>
+        </w:rPr>
+        <w:t xml:space="preserve"> (one per line) → </w:t>
+      </w:r>
+      <w:r>
+        <w:rPr>
+          <w:rFonts w:ascii="Consolas" w:cs="Consolas" w:eastAsia="Consolas" w:hAnsi="Consolas"/>
+          <w:color w:val="7B2C2C"/>
+          <w:sz w:val="19"/>
+          <w:szCs w:val="19"/>
+        </w:rPr>
+        <w:t xml:space="preserve">MAIL</w:t>
+      </w:r>
+      <w:r>
+        <w:rPr>
+          <w:rFonts w:ascii="Calibri" w:cs="Calibri" w:eastAsia="Calibri" w:hAnsi="Calibri"/>
+        </w:rPr>
+        <w:t xml:space="preserve"> → </w:t>
+      </w:r>
+      <w:r>
+        <w:rPr>
+          <w:rFonts w:ascii="Consolas" w:cs="Consolas" w:eastAsia="Consolas" w:hAnsi="Consolas"/>
+          <w:color w:val="7B2C2C"/>
+          <w:sz w:val="19"/>
+          <w:szCs w:val="19"/>
+        </w:rPr>
+        <w:t xml:space="preserve">APPR</w:t>
+      </w:r>
+      <w:r>
+        <w:rPr>
+          <w:rFonts w:ascii="Calibri" w:cs="Calibri" w:eastAsia="Calibri" w:hAnsi="Calibri"/>
+        </w:rPr>
+        <w:t xml:space="preserve"> … </w:t>
+      </w:r>
+      <w:r>
+        <w:rPr>
+          <w:rFonts w:ascii="Consolas" w:cs="Consolas" w:eastAsia="Consolas" w:hAnsi="Consolas"/>
+          <w:color w:val="7B2C2C"/>
+          <w:sz w:val="19"/>
+          <w:szCs w:val="19"/>
+        </w:rPr>
+        <w:t xml:space="preserve">FINL</w:t>
+      </w:r>
+      <w:r>
+        <w:rPr>
+          <w:rFonts w:ascii="Calibri" w:cs="Calibri" w:eastAsia="Calibri" w:hAnsi="Calibri"/>
+        </w:rPr>
+        <w:t xml:space="preserve"> → </w:t>
+      </w:r>
+      <w:r>
+        <w:rPr>
+          <w:rFonts w:ascii="Consolas" w:cs="Consolas" w:eastAsia="Consolas" w:hAnsi="Consolas"/>
+          <w:color w:val="7B2C2C"/>
+          <w:sz w:val="19"/>
+          <w:szCs w:val="19"/>
+        </w:rPr>
+        <w:t xml:space="preserve">RELS</w:t>
+      </w:r>
+      <w:r>
+        <w:rPr>
+          <w:rFonts w:ascii="Calibri" w:cs="Calibri" w:eastAsia="Calibri" w:hAnsi="Calibri"/>
+        </w:rPr>
+        <w:t xml:space="preserve"> → </w:t>
+      </w:r>
+      <w:r>
+        <w:rPr>
+          <w:rFonts w:ascii="Consolas" w:cs="Consolas" w:eastAsia="Consolas" w:hAnsi="Consolas"/>
+          <w:color w:val="7B2C2C"/>
+          <w:sz w:val="19"/>
+          <w:szCs w:val="19"/>
+        </w:rPr>
+        <w:t xml:space="preserve">PROD</w:t>
+      </w:r>
+      <w:r>
+        <w:rPr>
+          <w:rFonts w:ascii="Calibri" w:cs="Calibri" w:eastAsia="Calibri" w:hAnsi="Calibri"/>
+        </w:rPr>
+        <w:t xml:space="preserve"> (or </w:t>
+      </w:r>
+      <w:r>
+        <w:rPr>
+          <w:rFonts w:ascii="Consolas" w:cs="Consolas" w:eastAsia="Consolas" w:hAnsi="Consolas"/>
+          <w:color w:val="7B2C2C"/>
+          <w:sz w:val="19"/>
+          <w:szCs w:val="19"/>
+        </w:rPr>
+        <w:t xml:space="preserve">REJC</w:t>
+      </w:r>
+      <w:r>
+        <w:rPr>
+          <w:rFonts w:ascii="Calibri" w:cs="Calibri" w:eastAsia="Calibri" w:hAnsi="Calibri"/>
+        </w:rPr>
+        <w:t xml:space="preserve"> → </w:t>
+      </w:r>
+      <w:r>
+        <w:rPr>
+          <w:rFonts w:ascii="Consolas" w:cs="Consolas" w:eastAsia="Consolas" w:hAnsi="Consolas"/>
+          <w:color w:val="7B2C2C"/>
+          <w:sz w:val="19"/>
+          <w:szCs w:val="19"/>
+        </w:rPr>
+        <w:t xml:space="preserve">PROD</w:t>
+      </w:r>
+      <w:r>
+        <w:rPr>
+          <w:rFonts w:ascii="Calibri" w:cs="Calibri" w:eastAsia="Calibri" w:hAnsi="Calibri"/>
+        </w:rPr>
+        <w:t xml:space="preserve"> → </w:t>
+      </w:r>
+      <w:r>
+        <w:rPr>
+          <w:rFonts w:ascii="Consolas" w:cs="Consolas" w:eastAsia="Consolas" w:hAnsi="Consolas"/>
+          <w:color w:val="7B2C2C"/>
+          <w:sz w:val="19"/>
+          <w:szCs w:val="19"/>
+        </w:rPr>
+        <w:t xml:space="preserve">CANC</w:t>
+      </w:r>
+      <w:r>
+        <w:rPr>
+          <w:rFonts w:ascii="Calibri" w:cs="Calibri" w:eastAsia="Calibri" w:hAnsi="Calibri"/>
+        </w:rPr>
+        <w:t xml:space="preserve">).</w:t>
+      </w:r>
+    </w:p>
+    <w:p>
+      <w:r>
+        <w:br w:type="page"/>
+      </w:r>
+    </w:p>
+    <w:p>
+      <w:pPr>
+        <w:pStyle w:val="Heading1"/>
+      </w:pPr>
+      <w:r>
+        <w:rPr>
+          <w:rFonts w:ascii="Calibri" w:cs="Calibri" w:eastAsia="Calibri" w:hAnsi="Calibri"/>
+        </w:rPr>
+        <w:t xml:space="preserve">8. Messages</w:t>
+      </w:r>
+    </w:p>
+    <w:p>
+      <w:pPr>
+        <w:spacing w:after="120"/>
+      </w:pPr>
+      <w:r>
+        <w:rPr>
+          <w:rFonts w:ascii="Consolas" w:cs="Consolas" w:eastAsia="Consolas" w:hAnsi="Consolas"/>
+          <w:color w:val="7B2C2C"/>
+          <w:sz w:val="19"/>
+          <w:szCs w:val="19"/>
+        </w:rPr>
+        <w:t xml:space="preserve">ZSD_WF 017</w:t>
+      </w:r>
+      <w:r>
+        <w:rPr>
+          <w:rFonts w:ascii="Calibri" w:cs="Calibri" w:eastAsia="Calibri" w:hAnsi="Calibri"/>
+        </w:rPr>
+        <w:t xml:space="preserve"> is your kill message. The release cycle uses </w:t>
+      </w:r>
+      <w:r>
+        <w:rPr>
+          <w:rFonts w:ascii="Calibri" w:cs="Calibri" w:eastAsia="Calibri" w:hAnsi="Calibri"/>
+          <w:b/>
+          <w:bCs/>
+        </w:rPr>
+        <w:t xml:space="preserve">018</w:t>
+      </w:r>
+      <w:r>
+        <w:rPr>
+          <w:rFonts w:ascii="Calibri" w:cs="Calibri" w:eastAsia="Calibri" w:hAnsi="Calibri"/>
+        </w:rPr>
+        <w:t xml:space="preserve"> (VKM1 refused) and </w:t>
+      </w:r>
+      <w:r>
+        <w:rPr>
+          <w:rFonts w:ascii="Calibri" w:cs="Calibri" w:eastAsia="Calibri" w:hAnsi="Calibri"/>
+          <w:b/>
+          <w:bCs/>
+        </w:rPr>
+        <w:t xml:space="preserve">019</w:t>
+      </w:r>
+      <w:r>
+        <w:rPr>
+          <w:rFonts w:ascii="Calibri" w:cs="Calibri" w:eastAsia="Calibri" w:hAnsi="Calibri"/>
+        </w:rPr>
+        <w:t xml:space="preserve"> (manual CN → CP refused). If you already created our messages as 017 / 018, renumber them and change </w:t>
+      </w:r>
+      <w:r>
+        <w:rPr>
+          <w:rFonts w:ascii="Consolas" w:cs="Consolas" w:eastAsia="Consolas" w:hAnsi="Consolas"/>
+          <w:color w:val="7B2C2C"/>
+          <w:sz w:val="19"/>
+          <w:szCs w:val="19"/>
+        </w:rPr>
+        <w:t xml:space="preserve">ZEN_SO_RELEASE_NO_VKM</w:t>
+      </w:r>
+      <w:r>
+        <w:rPr>
+          <w:rFonts w:ascii="Calibri" w:cs="Calibri" w:eastAsia="Calibri" w:hAnsi="Calibri"/>
+        </w:rPr>
+        <w:t xml:space="preserve"> and </w:t>
+      </w:r>
+      <w:r>
+        <w:rPr>
+          <w:rFonts w:ascii="Consolas" w:cs="Consolas" w:eastAsia="Consolas" w:hAnsi="Consolas"/>
+          <w:color w:val="7B2C2C"/>
+          <w:sz w:val="19"/>
+          <w:szCs w:val="19"/>
+        </w:rPr>
+        <w:t xml:space="preserve">ZSD_CHECK_APPROVAL</w:t>
+      </w:r>
+      <w:r>
+        <w:rPr>
+          <w:rFonts w:ascii="Calibri" w:cs="Calibri" w:eastAsia="Calibri" w:hAnsi="Calibri"/>
+        </w:rPr>
+        <w:t xml:space="preserve"> to </w:t>
+      </w:r>
+      <w:r>
+        <w:rPr>
+          <w:rFonts w:ascii="Consolas" w:cs="Consolas" w:eastAsia="Consolas" w:hAnsi="Consolas"/>
+          <w:color w:val="7B2C2C"/>
+          <w:sz w:val="19"/>
+          <w:szCs w:val="19"/>
+        </w:rPr>
+        <w:t xml:space="preserve">E018</w:t>
+      </w:r>
+      <w:r>
+        <w:rPr>
+          <w:rFonts w:ascii="Calibri" w:cs="Calibri" w:eastAsia="Calibri" w:hAnsi="Calibri"/>
+        </w:rPr>
+        <w:t xml:space="preserve"> / </w:t>
+      </w:r>
+      <w:r>
+        <w:rPr>
+          <w:rFonts w:ascii="Consolas" w:cs="Consolas" w:eastAsia="Consolas" w:hAnsi="Consolas"/>
+          <w:color w:val="7B2C2C"/>
+          <w:sz w:val="19"/>
+          <w:szCs w:val="19"/>
+        </w:rPr>
+        <w:t xml:space="preserve">E019</w:t>
+      </w:r>
+      <w:r>
+        <w:rPr>
+          <w:rFonts w:ascii="Calibri" w:cs="Calibri" w:eastAsia="Calibri" w:hAnsi="Calibri"/>
+        </w:rPr>
+        <w:t xml:space="preserve"> (complete code in </w:t>
+      </w:r>
+      <w:r>
+        <w:rPr>
+          <w:rFonts w:ascii="Consolas" w:cs="Consolas" w:eastAsia="Consolas" w:hAnsi="Consolas"/>
+          <w:color w:val="7B2C2C"/>
+          <w:sz w:val="19"/>
+          <w:szCs w:val="19"/>
+        </w:rPr>
+        <w:t xml:space="preserve">MV45AFZZ_ENHANCEMENTS_COMPLETE.abap</w:t>
+      </w:r>
+      <w:r>
+        <w:rPr>
+          <w:rFonts w:ascii="Calibri" w:cs="Calibri" w:eastAsia="Calibri" w:hAnsi="Calibri"/>
+        </w:rPr>
+        <w:t xml:space="preserve">).</w:t>
+      </w:r>
+    </w:p>
+    <w:p>
+      <w:r>
+        <w:br w:type="page"/>
+      </w:r>
+    </w:p>
+    <w:p>
+      <w:pPr>
+        <w:pStyle w:val="Heading1"/>
+      </w:pPr>
+      <w:r>
+        <w:rPr>
+          <w:rFonts w:ascii="Calibri" w:cs="Calibri" w:eastAsia="Calibri" w:hAnsi="Calibri"/>
+        </w:rPr>
+        <w:t xml:space="preserve">9. The whole flow</w:t>
       </w:r>
     </w:p>
     <w:p>
@@ -3846,7 +5331,7 @@
           <w:sz w:val="14"/>
           <w:szCs w:val="14"/>
         </w:rPr>
-        <w:t xml:space="preserve">   └─ BUS2032 CREATED → check FM → A1: YSDA not finished → NOT_RELEVANT (no workflow yet)</w:t>
+        <w:t xml:space="preserve">   └─ BUS2032 CREATED → check FM → A1: YSDA not finished → NOT_RELEVANT</w:t>
       </w:r>
     </w:p>
     <w:p>
@@ -3882,7 +5367,7 @@
           <w:sz w:val="14"/>
           <w:szCs w:val="14"/>
         </w:rPr>
-        <w:t xml:space="preserve">   └─ no credit block → approved lines CN → CP at once, no workflow</w:t>
+        <w:t xml:space="preserve">   ├─ no credit block → approved lines CN → CP at once, no workflow</w:t>
       </w:r>
     </w:p>
     <w:p>
@@ -3900,7 +5385,7 @@
           <w:sz w:val="14"/>
           <w:szCs w:val="14"/>
         </w:rPr>
-        <w:t xml:space="preserve">   └─ credit block    → BUS2032 CHANGED → check FM → A1: none running, YSDA finished → WS99000010</w:t>
+        <w:t xml:space="preserve">   └─ credit block    → BUS2032 CHANGED → check FM → A1: no lock, nothing running → WS99000010</w:t>
       </w:r>
     </w:p>
     <w:p>
@@ -3918,7 +5403,7 @@
           <w:sz w:val="14"/>
           <w:szCs w:val="14"/>
         </w:rPr>
-        <w:t xml:space="preserve">        ├─ SO_REL_START            → release tables: "in approval", snapshot, release plan</w:t>
+        <w:t xml:space="preserve">        ├─ GET_APPROVERS        logs STRT, lock row            (unchanged)</w:t>
       </w:r>
     </w:p>
     <w:p>
@@ -3936,7 +5421,7 @@
           <w:sz w:val="14"/>
           <w:szCs w:val="14"/>
         </w:rPr>
-        <w:t xml:space="preserve">        ├─ your approval levels, mails, logs (unchanged); order locked, VA02 → VA03</w:t>
+        <w:t xml:space="preserve">        ├─ SO_REL_START         log YSDA rows, credit "in approval", release plan</w:t>
       </w:r>
     </w:p>
     <w:p>
@@ -3954,7 +5439,7 @@
           <w:sz w:val="14"/>
           <w:szCs w:val="14"/>
         </w:rPr>
-        <w:t xml:space="preserve">        ├─ final approval → credit block released → SO_REL_APPROVED → approved lines CN → CP</w:t>
+        <w:t xml:space="preserve">        ├─ BUILD_ALERT / NOTIFY_START / approval loop          (unchanged)</w:t>
       </w:r>
     </w:p>
     <w:p>
@@ -3972,7 +5457,7 @@
           <w:sz w:val="14"/>
           <w:szCs w:val="14"/>
         </w:rPr>
-        <w:t xml:space="preserve">        └─ rejection → SO_REL_REJECTED (lines recorded) → REJECT_STEP (order cancelled, unchanged)</w:t>
+        <w:t xml:space="preserve">        ├─ final: APPROVE_STEP (RELEASE_SO, lock deleted) → SO_REL_APPROVED → CN → CP, log PROD</w:t>
       </w:r>
     </w:p>
     <w:p>
@@ -3990,7 +5475,43 @@
           <w:sz w:val="14"/>
           <w:szCs w:val="14"/>
         </w:rPr>
-        <w:t xml:space="preserve">VA02 change during approval (if the order was opened before the lock)</w:t>
+        <w:t xml:space="preserve">        └─ reject: SO_REL_REJECTED (log PROD) → REJECT_STEP (CANCEL_SO, log CANC)</w:t>
+      </w:r>
+    </w:p>
+    <w:p>
+      <w:pPr>
+        <w:pBdr>
+          <w:left w:val="single" w:color="BFBFBF" w:sz="4" w:space="4"/>
+          <w:right w:val="single" w:color="BFBFBF" w:sz="4" w:space="4"/>
+        </w:pBdr>
+        <w:shd w:fill="F2F2F2" w:color="auto" w:val="clear"/>
+        <w:spacing w:after="0" w:before="0" w:line="220"/>
+      </w:pPr>
+      <w:r>
+        <w:rPr>
+          <w:rFonts w:ascii="Consolas" w:cs="Consolas" w:eastAsia="Consolas" w:hAnsi="Consolas"/>
+          <w:sz w:val="14"/>
+          <w:szCs w:val="14"/>
+        </w:rPr>
+        <w:t xml:space="preserve">VA02 change while in approval (opened before the lock)</w:t>
+      </w:r>
+    </w:p>
+    <w:p>
+      <w:pPr>
+        <w:pBdr>
+          <w:left w:val="single" w:color="BFBFBF" w:sz="4" w:space="4"/>
+          <w:right w:val="single" w:color="BFBFBF" w:sz="4" w:space="4"/>
+        </w:pBdr>
+        <w:shd w:fill="F2F2F2" w:color="auto" w:val="clear"/>
+        <w:spacing w:after="0" w:before="0" w:line="220"/>
+      </w:pPr>
+      <w:r>
+        <w:rPr>
+          <w:rFonts w:ascii="Consolas" w:cs="Consolas" w:eastAsia="Consolas" w:hAnsi="Consolas"/>
+          <w:sz w:val="14"/>
+          <w:szCs w:val="14"/>
+        </w:rPr>
+        <w:t xml:space="preserve">   └─ ZEN_CMEXOD_KILL_WORKFLOW → KILL_RUNNING_WORKFLOW (log KILL) → ON_WORKFLOW_KILLED</w:t>
       </w:r>
     </w:p>
     <w:p>
@@ -4009,7 +5530,7 @@
           <w:sz w:val="14"/>
           <w:szCs w:val="14"/>
         </w:rPr>
-        <w:t xml:space="preserve">   └─ your kill cancels the workflow → ON_WORKFLOW_KILLED → the save raises CHANGED → new workflow</w:t>
+        <w:t xml:space="preserve">      → the save raises CHANGED → A1 → new run</w:t>
       </w:r>
     </w:p>
     <w:p>
@@ -4030,7 +5551,7 @@
         <w:rPr>
           <w:rFonts w:ascii="Calibri" w:cs="Calibri" w:eastAsia="Calibri" w:hAnsi="Calibri"/>
         </w:rPr>
-        <w:t xml:space="preserve">5. Test</w:t>
+        <w:t xml:space="preserve">10. Test</w:t>
       </w:r>
     </w:p>
     <w:p>
@@ -4051,22 +5572,7 @@
         <w:rPr>
           <w:rFonts w:ascii="Calibri" w:cs="Calibri" w:eastAsia="Calibri" w:hAnsi="Calibri"/>
         </w:rPr>
-        <w:t xml:space="preserve">SWELS → event trace on. Credit-blocked production order: save in VA01 → SWEL shows BUS2032 CREATED, receiver not started (check FM </w:t>
-      </w:r>
-      <w:r>
-        <w:rPr>
-          <w:rFonts w:ascii="Consolas" w:cs="Consolas" w:eastAsia="Consolas" w:hAnsi="Consolas"/>
-          <w:color w:val="7B2C2C"/>
-          <w:sz w:val="19"/>
-          <w:szCs w:val="19"/>
-        </w:rPr>
-        <w:t xml:space="preserve">NOT_RELEVANT</w:t>
-      </w:r>
-      <w:r>
-        <w:rPr>
-          <w:rFonts w:ascii="Calibri" w:cs="Calibri" w:eastAsia="Calibri" w:hAnsi="Calibri"/>
-        </w:rPr>
-        <w:t xml:space="preserve">).</w:t>
+        <w:t xml:space="preserve">SWELS on. Save a credit-blocked production order → BUS2032 CREATED, receiver not started.</w:t>
       </w:r>
     </w:p>
     <w:p>
@@ -4087,22 +5593,52 @@
         <w:rPr>
           <w:rFonts w:ascii="Calibri" w:cs="Calibri" w:eastAsia="Calibri" w:hAnsi="Calibri"/>
         </w:rPr>
-        <w:t xml:space="preserve">Approve / reject the lines in YSDA → after the last line SWEL shows BUS2032 CHANGED, receiver WS99000010 started; SWI1 → </w:t>
-      </w:r>
-      <w:r>
-        <w:rPr>
-          <w:rFonts w:ascii="Consolas" w:cs="Consolas" w:eastAsia="Consolas" w:hAnsi="Consolas"/>
-          <w:color w:val="7B2C2C"/>
-          <w:sz w:val="19"/>
-          <w:szCs w:val="19"/>
-        </w:rPr>
-        <w:t xml:space="preserve">SO_REL_START</w:t>
-      </w:r>
-      <w:r>
-        <w:rPr>
-          <w:rFonts w:ascii="Calibri" w:cs="Calibri" w:eastAsia="Calibri" w:hAnsi="Calibri"/>
-        </w:rPr>
-        <w:t xml:space="preserve"> is the first step.</w:t>
+        <w:t xml:space="preserve">Decide the last line in YSDA → BUS2032 CHANGED, WS99000010 started; </w:t>
+      </w:r>
+      <w:r>
+        <w:rPr>
+          <w:rFonts w:ascii="Consolas" w:cs="Consolas" w:eastAsia="Consolas" w:hAnsi="Consolas"/>
+          <w:color w:val="7B2C2C"/>
+          <w:sz w:val="19"/>
+          <w:szCs w:val="19"/>
+        </w:rPr>
+        <w:t xml:space="preserve">ZWF_LOG_SO</w:t>
+      </w:r>
+      <w:r>
+        <w:rPr>
+          <w:rFonts w:ascii="Calibri" w:cs="Calibri" w:eastAsia="Calibri" w:hAnsi="Calibri"/>
+        </w:rPr>
+        <w:t xml:space="preserve">: </w:t>
+      </w:r>
+      <w:r>
+        <w:rPr>
+          <w:rFonts w:ascii="Consolas" w:cs="Consolas" w:eastAsia="Consolas" w:hAnsi="Consolas"/>
+          <w:color w:val="7B2C2C"/>
+          <w:sz w:val="19"/>
+          <w:szCs w:val="19"/>
+        </w:rPr>
+        <w:t xml:space="preserve">STRT</w:t>
+      </w:r>
+      <w:r>
+        <w:rPr>
+          <w:rFonts w:ascii="Calibri" w:cs="Calibri" w:eastAsia="Calibri" w:hAnsi="Calibri"/>
+        </w:rPr>
+        <w:t xml:space="preserve">, then one </w:t>
+      </w:r>
+      <w:r>
+        <w:rPr>
+          <w:rFonts w:ascii="Consolas" w:cs="Consolas" w:eastAsia="Consolas" w:hAnsi="Consolas"/>
+          <w:color w:val="7B2C2C"/>
+          <w:sz w:val="19"/>
+          <w:szCs w:val="19"/>
+        </w:rPr>
+        <w:t xml:space="preserve">YSDA</w:t>
+      </w:r>
+      <w:r>
+        <w:rPr>
+          <w:rFonts w:ascii="Calibri" w:cs="Calibri" w:eastAsia="Calibri" w:hAnsi="Calibri"/>
+        </w:rPr>
+        <w:t xml:space="preserve"> row per line.</w:t>
       </w:r>
     </w:p>
     <w:p>
@@ -4123,7 +5659,7 @@
         <w:rPr>
           <w:rFonts w:ascii="Calibri" w:cs="Calibri" w:eastAsia="Calibri" w:hAnsi="Calibri"/>
         </w:rPr>
-        <w:t xml:space="preserve">Raise BUS2032 CHANGED again (SWUE) while the workflow runs → check FM </w:t>
+        <w:t xml:space="preserve">SWUE BUS2032 CHANGED for the same order while it runs → </w:t>
       </w:r>
       <w:r>
         <w:rPr>
@@ -4138,7 +5674,7 @@
         <w:rPr>
           <w:rFonts w:ascii="Calibri" w:cs="Calibri" w:eastAsia="Calibri" w:hAnsi="Calibri"/>
         </w:rPr>
-        <w:t xml:space="preserve">, no second workflow, no second log.</w:t>
+        <w:t xml:space="preserve">, no second run, no second log.</w:t>
       </w:r>
     </w:p>
     <w:p>
@@ -4168,13 +5704,28 @@
           <w:sz w:val="19"/>
           <w:szCs w:val="19"/>
         </w:rPr>
-        <w:t xml:space="preserve">SO_REL_APPROVED</w:t>
-      </w:r>
-      <w:r>
-        <w:rPr>
-          <w:rFonts w:ascii="Calibri" w:cs="Calibri" w:eastAsia="Calibri" w:hAnsi="Calibri"/>
-        </w:rPr>
-        <w:t xml:space="preserve"> → VA03: lines approved in YSDA are CP, rejected lines CN.</w:t>
+        <w:t xml:space="preserve">RELS</w:t>
+      </w:r>
+      <w:r>
+        <w:rPr>
+          <w:rFonts w:ascii="Calibri" w:cs="Calibri" w:eastAsia="Calibri" w:hAnsi="Calibri"/>
+        </w:rPr>
+        <w:t xml:space="preserve">, then </w:t>
+      </w:r>
+      <w:r>
+        <w:rPr>
+          <w:rFonts w:ascii="Consolas" w:cs="Consolas" w:eastAsia="Consolas" w:hAnsi="Consolas"/>
+          <w:color w:val="7B2C2C"/>
+          <w:sz w:val="19"/>
+          <w:szCs w:val="19"/>
+        </w:rPr>
+        <w:t xml:space="preserve">PROD</w:t>
+      </w:r>
+      <w:r>
+        <w:rPr>
+          <w:rFonts w:ascii="Calibri" w:cs="Calibri" w:eastAsia="Calibri" w:hAnsi="Calibri"/>
+        </w:rPr>
+        <w:t xml:space="preserve"> "Released to production: …"; VA03: those lines CP, rejected lines CN; the workflow is not killed by the CN → CP change.</w:t>
       </w:r>
     </w:p>
     <w:p>
@@ -4204,28 +5755,43 @@
           <w:sz w:val="19"/>
           <w:szCs w:val="19"/>
         </w:rPr>
-        <w:t xml:space="preserve">SO_REL_REJECTED</w:t>
-      </w:r>
-      <w:r>
-        <w:rPr>
-          <w:rFonts w:ascii="Calibri" w:cs="Calibri" w:eastAsia="Calibri" w:hAnsi="Calibri"/>
-        </w:rPr>
-        <w:t xml:space="preserve">, then </w:t>
-      </w:r>
-      <w:r>
-        <w:rPr>
-          <w:rFonts w:ascii="Consolas" w:cs="Consolas" w:eastAsia="Consolas" w:hAnsi="Consolas"/>
-          <w:color w:val="7B2C2C"/>
-          <w:sz w:val="19"/>
-          <w:szCs w:val="19"/>
-        </w:rPr>
-        <w:t xml:space="preserve">REJECT_STEP</w:t>
-      </w:r>
-      <w:r>
-        <w:rPr>
-          <w:rFonts w:ascii="Calibri" w:cs="Calibri" w:eastAsia="Calibri" w:hAnsi="Calibri"/>
-        </w:rPr>
-        <w:t xml:space="preserve"> → order cancelled as today.</w:t>
+        <w:t xml:space="preserve">REJC</w:t>
+      </w:r>
+      <w:r>
+        <w:rPr>
+          <w:rFonts w:ascii="Calibri" w:cs="Calibri" w:eastAsia="Calibri" w:hAnsi="Calibri"/>
+        </w:rPr>
+        <w:t xml:space="preserve">, </w:t>
+      </w:r>
+      <w:r>
+        <w:rPr>
+          <w:rFonts w:ascii="Consolas" w:cs="Consolas" w:eastAsia="Consolas" w:hAnsi="Consolas"/>
+          <w:color w:val="7B2C2C"/>
+          <w:sz w:val="19"/>
+          <w:szCs w:val="19"/>
+        </w:rPr>
+        <w:t xml:space="preserve">PROD</w:t>
+      </w:r>
+      <w:r>
+        <w:rPr>
+          <w:rFonts w:ascii="Calibri" w:cs="Calibri" w:eastAsia="Calibri" w:hAnsi="Calibri"/>
+        </w:rPr>
+        <w:t xml:space="preserve"> "Credit rejected …", </w:t>
+      </w:r>
+      <w:r>
+        <w:rPr>
+          <w:rFonts w:ascii="Consolas" w:cs="Consolas" w:eastAsia="Consolas" w:hAnsi="Consolas"/>
+          <w:color w:val="7B2C2C"/>
+          <w:sz w:val="19"/>
+          <w:szCs w:val="19"/>
+        </w:rPr>
+        <w:t xml:space="preserve">CANC</w:t>
+      </w:r>
+      <w:r>
+        <w:rPr>
+          <w:rFonts w:ascii="Calibri" w:cs="Calibri" w:eastAsia="Calibri" w:hAnsi="Calibri"/>
+        </w:rPr>
+        <w:t xml:space="preserve">; order cancelled as today.</w:t>
       </w:r>
     </w:p>
     <w:p>
@@ -4246,7 +5812,37 @@
         <w:rPr>
           <w:rFonts w:ascii="Calibri" w:cs="Calibri" w:eastAsia="Calibri" w:hAnsi="Calibri"/>
         </w:rPr>
-        <w:t xml:space="preserve">Normal order (no production lines) → workflow starts at VA01 save as today.</w:t>
+        <w:t xml:space="preserve">Normal order → workflow and log exactly as today (no </w:t>
+      </w:r>
+      <w:r>
+        <w:rPr>
+          <w:rFonts w:ascii="Consolas" w:cs="Consolas" w:eastAsia="Consolas" w:hAnsi="Consolas"/>
+          <w:color w:val="7B2C2C"/>
+          <w:sz w:val="19"/>
+          <w:szCs w:val="19"/>
+        </w:rPr>
+        <w:t xml:space="preserve">YSDA</w:t>
+      </w:r>
+      <w:r>
+        <w:rPr>
+          <w:rFonts w:ascii="Calibri" w:cs="Calibri" w:eastAsia="Calibri" w:hAnsi="Calibri"/>
+        </w:rPr>
+        <w:t xml:space="preserve"> / </w:t>
+      </w:r>
+      <w:r>
+        <w:rPr>
+          <w:rFonts w:ascii="Consolas" w:cs="Consolas" w:eastAsia="Consolas" w:hAnsi="Consolas"/>
+          <w:color w:val="7B2C2C"/>
+          <w:sz w:val="19"/>
+          <w:szCs w:val="19"/>
+        </w:rPr>
+        <w:t xml:space="preserve">PROD</w:t>
+      </w:r>
+      <w:r>
+        <w:rPr>
+          <w:rFonts w:ascii="Calibri" w:cs="Calibri" w:eastAsia="Calibri" w:hAnsi="Calibri"/>
+        </w:rPr>
+        <w:t xml:space="preserve"> rows).</w:t>
       </w:r>
     </w:p>
     <w:sectPr>
@@ -4380,7 +5976,7 @@
         <w:sz w:val="16"/>
         <w:szCs w:val="16"/>
       </w:rPr>
-      <w:t xml:space="preserve">WS99000010 – Workflow Changes</w:t>
+      <w:t xml:space="preserve">WS99000010 – Workflow and Log Changes</w:t>
     </w:r>
   </w:p>
 </w:hdr>
